--- a/docs/tech/ezEKP/아파치 웹서버 톰캣연동 가이드.docx
+++ b/docs/tech/ezEKP/아파치 웹서버 톰캣연동 가이드.docx
@@ -6,7 +6,7 @@
       <w:pPr>
         <w:pStyle w:val="a3"/>
       </w:pPr>
-      <w:bookmarkStart w:id="0" w:name="_Toc79672740"/>
+      <w:bookmarkStart w:id="0" w:name="_Toc81922419"/>
       <w:r>
         <w:t>H</w:t>
       </w:r>
@@ -87,7 +87,7 @@
           <w:r>
             <w:fldChar w:fldCharType="separate"/>
           </w:r>
-          <w:hyperlink w:anchor="_Toc79672740" w:history="1">
+          <w:hyperlink w:anchor="_Toc81922419" w:history="1">
             <w:r>
               <w:rPr>
                 <w:rStyle w:val="a4"/>
@@ -114,7 +114,7 @@
                 <w:noProof/>
                 <w:webHidden/>
               </w:rPr>
-              <w:instrText xml:space="preserve"> PAGEREF _Toc79672740 \h </w:instrText>
+              <w:instrText xml:space="preserve"> PAGEREF _Toc81922419 \h </w:instrText>
             </w:r>
             <w:r>
               <w:rPr>
@@ -158,7 +158,7 @@
               <w:sz w:val="20"/>
             </w:rPr>
           </w:pPr>
-          <w:hyperlink w:anchor="_Toc79672741" w:history="1">
+          <w:hyperlink w:anchor="_Toc81922420" w:history="1">
             <w:r>
               <w:rPr>
                 <w:rStyle w:val="a4"/>
@@ -185,7 +185,7 @@
                 <w:noProof/>
                 <w:webHidden/>
               </w:rPr>
-              <w:instrText xml:space="preserve"> PAGEREF _Toc79672741 \h </w:instrText>
+              <w:instrText xml:space="preserve"> PAGEREF _Toc81922420 \h </w:instrText>
             </w:r>
             <w:r>
               <w:rPr>
@@ -229,7 +229,7 @@
               <w:sz w:val="20"/>
             </w:rPr>
           </w:pPr>
-          <w:hyperlink w:anchor="_Toc79672742" w:history="1">
+          <w:hyperlink w:anchor="_Toc81922421" w:history="1">
             <w:r>
               <w:rPr>
                 <w:rStyle w:val="a4"/>
@@ -256,7 +256,7 @@
                 <w:noProof/>
                 <w:webHidden/>
               </w:rPr>
-              <w:instrText xml:space="preserve"> PAGEREF _Toc79672742 \h </w:instrText>
+              <w:instrText xml:space="preserve"> PAGEREF _Toc81922421 \h </w:instrText>
             </w:r>
             <w:r>
               <w:rPr>
@@ -300,7 +300,7 @@
               <w:sz w:val="20"/>
             </w:rPr>
           </w:pPr>
-          <w:hyperlink w:anchor="_Toc79672743" w:history="1">
+          <w:hyperlink w:anchor="_Toc81922422" w:history="1">
             <w:r>
               <w:rPr>
                 <w:rStyle w:val="a4"/>
@@ -327,7 +327,7 @@
                 <w:noProof/>
                 <w:webHidden/>
               </w:rPr>
-              <w:instrText xml:space="preserve"> PAGEREF _Toc79672743 \h </w:instrText>
+              <w:instrText xml:space="preserve"> PAGEREF _Toc81922422 \h </w:instrText>
             </w:r>
             <w:r>
               <w:rPr>
@@ -371,7 +371,7 @@
               <w:sz w:val="20"/>
             </w:rPr>
           </w:pPr>
-          <w:hyperlink w:anchor="_Toc79672744" w:history="1">
+          <w:hyperlink w:anchor="_Toc81922423" w:history="1">
             <w:r>
               <w:rPr>
                 <w:rStyle w:val="a4"/>
@@ -398,7 +398,7 @@
                 <w:noProof/>
                 <w:webHidden/>
               </w:rPr>
-              <w:instrText xml:space="preserve"> PAGEREF _Toc79672744 \h </w:instrText>
+              <w:instrText xml:space="preserve"> PAGEREF _Toc81922423 \h </w:instrText>
             </w:r>
             <w:r>
               <w:rPr>
@@ -442,7 +442,7 @@
               <w:sz w:val="20"/>
             </w:rPr>
           </w:pPr>
-          <w:hyperlink w:anchor="_Toc79672745" w:history="1">
+          <w:hyperlink w:anchor="_Toc81922424" w:history="1">
             <w:r>
               <w:rPr>
                 <w:rStyle w:val="a4"/>
@@ -469,7 +469,7 @@
                 <w:noProof/>
                 <w:webHidden/>
               </w:rPr>
-              <w:instrText xml:space="preserve"> PAGEREF _Toc79672745 \h </w:instrText>
+              <w:instrText xml:space="preserve"> PAGEREF _Toc81922424 \h </w:instrText>
             </w:r>
             <w:r>
               <w:rPr>
@@ -513,7 +513,7 @@
               <w:sz w:val="20"/>
             </w:rPr>
           </w:pPr>
-          <w:hyperlink w:anchor="_Toc79672746" w:history="1">
+          <w:hyperlink w:anchor="_Toc81922425" w:history="1">
             <w:r>
               <w:rPr>
                 <w:rStyle w:val="a4"/>
@@ -540,7 +540,7 @@
                 <w:noProof/>
                 <w:webHidden/>
               </w:rPr>
-              <w:instrText xml:space="preserve"> PAGEREF _Toc79672746 \h </w:instrText>
+              <w:instrText xml:space="preserve"> PAGEREF _Toc81922425 \h </w:instrText>
             </w:r>
             <w:r>
               <w:rPr>
@@ -573,6 +573,77 @@
         </w:p>
         <w:p>
           <w:pPr>
+            <w:pStyle w:val="20"/>
+            <w:tabs>
+              <w:tab w:val="right" w:leader="dot" w:pos="9016"/>
+            </w:tabs>
+            <w:rPr>
+              <w:rFonts w:cstheme="minorBidi"/>
+              <w:noProof/>
+              <w:kern w:val="2"/>
+              <w:sz w:val="20"/>
+            </w:rPr>
+          </w:pPr>
+          <w:hyperlink w:anchor="_Toc81922426" w:history="1">
+            <w:r>
+              <w:rPr>
+                <w:rStyle w:val="a4"/>
+                <w:noProof/>
+              </w:rPr>
+              <w:t>Keepalive 설정</w:t>
+            </w:r>
+            <w:r>
+              <w:rPr>
+                <w:noProof/>
+                <w:webHidden/>
+              </w:rPr>
+              <w:tab/>
+            </w:r>
+            <w:r>
+              <w:rPr>
+                <w:noProof/>
+                <w:webHidden/>
+              </w:rPr>
+              <w:fldChar w:fldCharType="begin"/>
+            </w:r>
+            <w:r>
+              <w:rPr>
+                <w:noProof/>
+                <w:webHidden/>
+              </w:rPr>
+              <w:instrText xml:space="preserve"> PAGEREF _Toc81922426 \h </w:instrText>
+            </w:r>
+            <w:r>
+              <w:rPr>
+                <w:noProof/>
+                <w:webHidden/>
+              </w:rPr>
+            </w:r>
+            <w:r>
+              <w:rPr>
+                <w:noProof/>
+                <w:webHidden/>
+              </w:rPr>
+              <w:fldChar w:fldCharType="separate"/>
+            </w:r>
+            <w:r>
+              <w:rPr>
+                <w:noProof/>
+                <w:webHidden/>
+              </w:rPr>
+              <w:t>10</w:t>
+            </w:r>
+            <w:r>
+              <w:rPr>
+                <w:noProof/>
+                <w:webHidden/>
+              </w:rPr>
+              <w:fldChar w:fldCharType="end"/>
+            </w:r>
+          </w:hyperlink>
+        </w:p>
+        <w:p>
+          <w:pPr>
             <w:rPr>
               <w:bCs/>
               <w:lang w:val="ko-KR"/>
@@ -606,7 +677,7 @@
       <w:pPr>
         <w:pStyle w:val="2"/>
       </w:pPr>
-      <w:bookmarkStart w:id="1" w:name="_Toc79672741"/>
+      <w:bookmarkStart w:id="1" w:name="_Toc81922420"/>
       <w:r>
         <w:rPr>
           <w:rFonts w:hint="eastAsia"/>
@@ -655,7 +726,7 @@
       <w:pPr>
         <w:pStyle w:val="2"/>
       </w:pPr>
-      <w:bookmarkStart w:id="2" w:name="_Toc79672742"/>
+      <w:bookmarkStart w:id="2" w:name="_Toc81922421"/>
       <w:r>
         <w:rPr>
           <w:rFonts w:hint="eastAsia"/>
@@ -999,7 +1070,7 @@
         </w:rPr>
         <w:lastRenderedPageBreak/>
         <w:drawing>
-          <wp:anchor distT="0" distB="0" distL="114300" distR="114300" simplePos="0" relativeHeight="251659264" behindDoc="0" locked="0" layoutInCell="1" allowOverlap="1" wp14:anchorId="6DB60D4B" wp14:editId="7C28F219">
+          <wp:anchor distT="0" distB="0" distL="114300" distR="114300" simplePos="0" relativeHeight="251659264" behindDoc="0" locked="0" layoutInCell="1" allowOverlap="1" wp14:anchorId="3FBDEF80" wp14:editId="7499E8D3">
             <wp:simplePos x="0" y="0"/>
             <wp:positionH relativeFrom="margin">
               <wp:align>left</wp:align>
@@ -1079,7 +1150,7 @@
           <w:noProof/>
         </w:rPr>
         <w:drawing>
-          <wp:anchor distT="0" distB="0" distL="114300" distR="114300" simplePos="0" relativeHeight="251683840" behindDoc="0" locked="0" layoutInCell="1" allowOverlap="1" wp14:anchorId="6082C5D9" wp14:editId="651FE8C7">
+          <wp:anchor distT="0" distB="0" distL="114300" distR="114300" simplePos="0" relativeHeight="251683840" behindDoc="0" locked="0" layoutInCell="1" allowOverlap="1" wp14:anchorId="4F85D2FF" wp14:editId="5BFC73A6">
             <wp:simplePos x="0" y="0"/>
             <wp:positionH relativeFrom="column">
               <wp:posOffset>0</wp:posOffset>
@@ -1325,7 +1396,7 @@
         </w:rPr>
         <w:lastRenderedPageBreak/>
         <w:drawing>
-          <wp:anchor distT="0" distB="0" distL="114300" distR="114300" simplePos="0" relativeHeight="251669504" behindDoc="0" locked="0" layoutInCell="1" allowOverlap="1" wp14:anchorId="774C01D8" wp14:editId="39EFB647">
+          <wp:anchor distT="0" distB="0" distL="114300" distR="114300" simplePos="0" relativeHeight="251669504" behindDoc="0" locked="0" layoutInCell="1" allowOverlap="1" wp14:anchorId="7EEDA089" wp14:editId="7D34A3EC">
             <wp:simplePos x="0" y="0"/>
             <wp:positionH relativeFrom="margin">
               <wp:posOffset>17181</wp:posOffset>
@@ -1402,7 +1473,7 @@
           <w:noProof/>
         </w:rPr>
         <w:drawing>
-          <wp:anchor distT="0" distB="0" distL="114300" distR="114300" simplePos="0" relativeHeight="251681792" behindDoc="0" locked="0" layoutInCell="1" allowOverlap="1" wp14:anchorId="3C30908B" wp14:editId="2E25FAAA">
+          <wp:anchor distT="0" distB="0" distL="114300" distR="114300" simplePos="0" relativeHeight="251681792" behindDoc="0" locked="0" layoutInCell="1" allowOverlap="1" wp14:anchorId="6781942F" wp14:editId="711ECE3A">
             <wp:simplePos x="0" y="0"/>
             <wp:positionH relativeFrom="margin">
               <wp:align>right</wp:align>
@@ -1520,7 +1591,7 @@
           <w:noProof/>
         </w:rPr>
         <w:drawing>
-          <wp:anchor distT="0" distB="0" distL="114300" distR="114300" simplePos="0" relativeHeight="251665408" behindDoc="0" locked="0" layoutInCell="1" allowOverlap="1" wp14:anchorId="020E2141" wp14:editId="731E77C1">
+          <wp:anchor distT="0" distB="0" distL="114300" distR="114300" simplePos="0" relativeHeight="251665408" behindDoc="0" locked="0" layoutInCell="1" allowOverlap="1" wp14:anchorId="45DA6A46" wp14:editId="672BEC26">
             <wp:simplePos x="0" y="0"/>
             <wp:positionH relativeFrom="column">
               <wp:posOffset>0</wp:posOffset>
@@ -1663,7 +1734,7 @@
       <w:pPr>
         <w:pStyle w:val="2"/>
       </w:pPr>
-      <w:bookmarkStart w:id="3" w:name="_Toc79672743"/>
+      <w:bookmarkStart w:id="3" w:name="_Toc81922422"/>
       <w:r>
         <w:rPr>
           <w:rFonts w:hint="eastAsia"/>
@@ -1762,7 +1833,7 @@
           <w:noProof/>
         </w:rPr>
         <w:drawing>
-          <wp:anchor distT="0" distB="0" distL="114300" distR="114300" simplePos="0" relativeHeight="251667456" behindDoc="0" locked="0" layoutInCell="1" allowOverlap="1" wp14:anchorId="72E50958" wp14:editId="57A46AD4">
+          <wp:anchor distT="0" distB="0" distL="114300" distR="114300" simplePos="0" relativeHeight="251667456" behindDoc="0" locked="0" layoutInCell="1" allowOverlap="1" wp14:anchorId="1B0F5D27" wp14:editId="3775517F">
             <wp:simplePos x="0" y="0"/>
             <wp:positionH relativeFrom="margin">
               <wp:align>left</wp:align>
@@ -1901,7 +1972,7 @@
       <w:pPr>
         <w:pStyle w:val="2"/>
       </w:pPr>
-      <w:bookmarkStart w:id="4" w:name="_Toc79672744"/>
+      <w:bookmarkStart w:id="4" w:name="_Toc81922423"/>
       <w:r>
         <w:rPr>
           <w:rFonts w:hint="eastAsia"/>
@@ -2017,8 +2088,6 @@
         </w:rPr>
         <w:t xml:space="preserve"> </w:t>
       </w:r>
-      <w:bookmarkStart w:id="5" w:name="_GoBack"/>
-      <w:bookmarkEnd w:id="5"/>
       <w:r>
         <w:rPr>
           <w:rFonts w:hint="eastAsia"/>
@@ -2094,7 +2163,7 @@
       <w:pPr>
         <w:pStyle w:val="2"/>
       </w:pPr>
-      <w:bookmarkStart w:id="6" w:name="_Toc79672745"/>
+      <w:bookmarkStart w:id="5" w:name="_Toc81922424"/>
       <w:r>
         <w:rPr>
           <w:rFonts w:hint="eastAsia"/>
@@ -2102,7 +2171,7 @@
         <w:lastRenderedPageBreak/>
         <w:t>ssl 적용</w:t>
       </w:r>
-      <w:bookmarkEnd w:id="6"/>
+      <w:bookmarkEnd w:id="5"/>
     </w:p>
     <w:p>
       <w:r>
@@ -2116,7 +2185,7 @@
           <w:noProof/>
         </w:rPr>
         <w:drawing>
-          <wp:anchor distT="0" distB="0" distL="114300" distR="114300" simplePos="0" relativeHeight="251671552" behindDoc="0" locked="0" layoutInCell="1" allowOverlap="1" wp14:anchorId="59A33C94" wp14:editId="6657D361">
+          <wp:anchor distT="0" distB="0" distL="114300" distR="114300" simplePos="0" relativeHeight="251671552" behindDoc="0" locked="0" layoutInCell="1" allowOverlap="1" wp14:anchorId="2AC4550C" wp14:editId="48FF7404">
             <wp:simplePos x="0" y="0"/>
             <wp:positionH relativeFrom="column">
               <wp:posOffset>0</wp:posOffset>
@@ -2185,7 +2254,7 @@
           <w:noProof/>
         </w:rPr>
         <w:drawing>
-          <wp:anchor distT="0" distB="0" distL="114300" distR="114300" simplePos="0" relativeHeight="251673600" behindDoc="0" locked="0" layoutInCell="1" allowOverlap="1" wp14:anchorId="5255135E" wp14:editId="24D4E2E7">
+          <wp:anchor distT="0" distB="0" distL="114300" distR="114300" simplePos="0" relativeHeight="251673600" behindDoc="0" locked="0" layoutInCell="1" allowOverlap="1" wp14:anchorId="0B12A24F" wp14:editId="64E976E8">
             <wp:simplePos x="0" y="0"/>
             <wp:positionH relativeFrom="margin">
               <wp:align>left</wp:align>
@@ -2395,7 +2464,7 @@
       <w:pPr>
         <w:pStyle w:val="2"/>
       </w:pPr>
-      <w:bookmarkStart w:id="7" w:name="_Toc79672746"/>
+      <w:bookmarkStart w:id="6" w:name="_Toc81922425"/>
       <w:r>
         <w:rPr>
           <w:rFonts w:hint="eastAsia"/>
@@ -2403,7 +2472,7 @@
         <w:lastRenderedPageBreak/>
         <w:t>로드밸런싱</w:t>
       </w:r>
-      <w:bookmarkEnd w:id="7"/>
+      <w:bookmarkEnd w:id="6"/>
     </w:p>
     <w:p>
       <w:r>
@@ -2463,7 +2532,7 @@
           <w:noProof/>
         </w:rPr>
         <w:drawing>
-          <wp:anchor distT="0" distB="0" distL="114300" distR="114300" simplePos="0" relativeHeight="251675648" behindDoc="0" locked="0" layoutInCell="1" allowOverlap="1" wp14:anchorId="110C95A7" wp14:editId="2AD5CF4F">
+          <wp:anchor distT="0" distB="0" distL="114300" distR="114300" simplePos="0" relativeHeight="251675648" behindDoc="0" locked="0" layoutInCell="1" allowOverlap="1" wp14:anchorId="6B8383B0" wp14:editId="2F5FD5DF">
             <wp:simplePos x="0" y="0"/>
             <wp:positionH relativeFrom="margin">
               <wp:align>left</wp:align>
@@ -2685,7 +2754,7 @@
           <w:noProof/>
         </w:rPr>
         <w:drawing>
-          <wp:anchor distT="0" distB="0" distL="114300" distR="114300" simplePos="0" relativeHeight="251677696" behindDoc="0" locked="0" layoutInCell="1" allowOverlap="1" wp14:anchorId="7C2DE674" wp14:editId="293230FA">
+          <wp:anchor distT="0" distB="0" distL="114300" distR="114300" simplePos="0" relativeHeight="251677696" behindDoc="0" locked="0" layoutInCell="1" allowOverlap="1" wp14:anchorId="0A9CAB40" wp14:editId="3762648E">
             <wp:simplePos x="0" y="0"/>
             <wp:positionH relativeFrom="margin">
               <wp:align>left</wp:align>
@@ -2802,7 +2871,7 @@
         </w:rPr>
         <w:lastRenderedPageBreak/>
         <w:drawing>
-          <wp:anchor distT="0" distB="0" distL="114300" distR="114300" simplePos="0" relativeHeight="251679744" behindDoc="0" locked="0" layoutInCell="1" allowOverlap="1" wp14:anchorId="2BF4B441" wp14:editId="65B3EC2A">
+          <wp:anchor distT="0" distB="0" distL="114300" distR="114300" simplePos="0" relativeHeight="251679744" behindDoc="0" locked="0" layoutInCell="1" allowOverlap="1" wp14:anchorId="54B87F2A" wp14:editId="44F35775">
             <wp:simplePos x="0" y="0"/>
             <wp:positionH relativeFrom="margin">
               <wp:align>left</wp:align>
@@ -2929,15 +2998,4558 @@
         <w:rPr>
           <w:rFonts w:asciiTheme="majorHAnsi" w:eastAsiaTheme="majorHAnsi" w:hAnsiTheme="majorHAnsi" w:hint="eastAsia"/>
         </w:rPr>
-        <w:t>로 보내준다.</w:t>
-      </w:r>
-    </w:p>
-    <w:p>
-      <w:pPr>
+        <w:t xml:space="preserve">로 </w:t>
+      </w:r>
+      <w:r>
+        <w:rPr>
+          <w:rFonts w:asciiTheme="majorHAnsi" w:eastAsiaTheme="majorHAnsi" w:hAnsiTheme="majorHAnsi" w:hint="eastAsia"/>
+        </w:rPr>
+        <w:t>보내줍니다</w:t>
+      </w:r>
+      <w:r>
+        <w:rPr>
+          <w:rFonts w:asciiTheme="majorHAnsi" w:eastAsiaTheme="majorHAnsi" w:hAnsiTheme="majorHAnsi" w:hint="eastAsia"/>
+        </w:rPr>
+        <w:t>.</w:t>
+      </w:r>
+    </w:p>
+    <w:p>
+      <w:pPr>
+        <w:widowControl/>
+        <w:wordWrap/>
+        <w:autoSpaceDE/>
+        <w:autoSpaceDN/>
         <w:rPr>
           <w:rFonts w:asciiTheme="majorHAnsi" w:eastAsiaTheme="majorHAnsi" w:hAnsiTheme="majorHAnsi"/>
         </w:rPr>
       </w:pPr>
+      <w:r>
+        <w:rPr>
+          <w:rFonts w:asciiTheme="majorHAnsi" w:eastAsiaTheme="majorHAnsi" w:hAnsiTheme="majorHAnsi"/>
+        </w:rPr>
+        <w:br w:type="page"/>
+      </w:r>
+    </w:p>
+    <w:p>
+      <w:pPr>
+        <w:rPr>
+          <w:rFonts w:ascii="Noto Sans Korean" w:hAnsi="Noto Sans Korean"/>
+          <w:color w:val="000000"/>
+          <w:sz w:val="23"/>
+          <w:szCs w:val="23"/>
+          <w:shd w:val="clear" w:color="auto" w:fill="FFFFFF"/>
+        </w:rPr>
+      </w:pPr>
+      <w:bookmarkStart w:id="7" w:name="_Toc81922426"/>
+      <w:r>
+        <w:rPr>
+          <w:rStyle w:val="2Char"/>
+        </w:rPr>
+        <w:lastRenderedPageBreak/>
+        <w:t>K</w:t>
+      </w:r>
+      <w:r>
+        <w:rPr>
+          <w:rStyle w:val="2Char"/>
+          <w:rFonts w:hint="eastAsia"/>
+        </w:rPr>
+        <w:t>eepalive</w:t>
+      </w:r>
+      <w:r>
+        <w:rPr>
+          <w:rStyle w:val="2Char"/>
+        </w:rPr>
+        <w:t xml:space="preserve"> 설정</w:t>
+      </w:r>
+      <w:bookmarkEnd w:id="7"/>
+      <w:r>
+        <w:rPr>
+          <w:rFonts w:asciiTheme="majorHAnsi" w:eastAsiaTheme="majorHAnsi" w:hAnsiTheme="majorHAnsi" w:hint="eastAsia"/>
+        </w:rPr>
+        <w:t xml:space="preserve"> </w:t>
+      </w:r>
+      <w:r>
+        <w:rPr>
+          <w:rFonts w:asciiTheme="majorHAnsi" w:eastAsiaTheme="majorHAnsi" w:hAnsiTheme="majorHAnsi"/>
+        </w:rPr>
+        <w:br/>
+      </w:r>
+      <w:r>
+        <w:rPr>
+          <w:rFonts w:hint="eastAsia"/>
+        </w:rPr>
+        <w:t>keepalive</w:t>
+      </w:r>
+      <w:r>
+        <w:t xml:space="preserve"> </w:t>
+      </w:r>
+      <w:r>
+        <w:rPr>
+          <w:rFonts w:hint="eastAsia"/>
+        </w:rPr>
+        <w:t>:</w:t>
+      </w:r>
+      <w:r>
+        <w:t xml:space="preserve"> </w:t>
+      </w:r>
+      <w:r>
+        <w:rPr>
+          <w:rFonts w:ascii="Noto Sans Korean" w:hAnsi="Noto Sans Korean"/>
+          <w:color w:val="000000"/>
+          <w:sz w:val="23"/>
+          <w:szCs w:val="23"/>
+          <w:shd w:val="clear" w:color="auto" w:fill="FFFFFF"/>
+        </w:rPr>
+        <w:t>   </w:t>
+      </w:r>
+    </w:p>
+    <w:p>
+      <w:pPr>
+        <w:rPr>
+          <w:rFonts w:ascii="Noto Sans Korean" w:hAnsi="Noto Sans Korean"/>
+          <w:color w:val="000000"/>
+          <w:sz w:val="23"/>
+          <w:szCs w:val="23"/>
+          <w:shd w:val="clear" w:color="auto" w:fill="FFFFFF"/>
+        </w:rPr>
+      </w:pPr>
+      <w:r>
+        <w:rPr>
+          <w:rFonts w:ascii="Noto Sans Korean" w:hAnsi="Noto Sans Korean"/>
+          <w:color w:val="000000"/>
+          <w:sz w:val="23"/>
+          <w:szCs w:val="23"/>
+          <w:shd w:val="clear" w:color="auto" w:fill="FFFFFF"/>
+        </w:rPr>
+        <w:t>“</w:t>
+      </w:r>
+      <w:r>
+        <w:rPr>
+          <w:rFonts w:ascii="Noto Sans Korean" w:hAnsi="Noto Sans Korean"/>
+          <w:color w:val="000000"/>
+          <w:sz w:val="23"/>
+          <w:szCs w:val="23"/>
+          <w:shd w:val="clear" w:color="auto" w:fill="FFFFFF"/>
+        </w:rPr>
+        <w:t>Apache httpd</w:t>
+      </w:r>
+      <w:r>
+        <w:rPr>
+          <w:rFonts w:ascii="Noto Sans Korean" w:hAnsi="Noto Sans Korean"/>
+          <w:color w:val="000000"/>
+          <w:sz w:val="23"/>
+          <w:szCs w:val="23"/>
+          <w:shd w:val="clear" w:color="auto" w:fill="FFFFFF"/>
+        </w:rPr>
+        <w:t>와</w:t>
+      </w:r>
+      <w:r>
+        <w:rPr>
+          <w:rFonts w:ascii="Noto Sans Korean" w:hAnsi="Noto Sans Korean"/>
+          <w:color w:val="000000"/>
+          <w:sz w:val="23"/>
+          <w:szCs w:val="23"/>
+          <w:shd w:val="clear" w:color="auto" w:fill="FFFFFF"/>
+        </w:rPr>
+        <w:t xml:space="preserve"> </w:t>
+      </w:r>
+      <w:r>
+        <w:rPr>
+          <w:rFonts w:ascii="Noto Sans Korean" w:hAnsi="Noto Sans Korean"/>
+          <w:color w:val="000000"/>
+          <w:sz w:val="23"/>
+          <w:szCs w:val="23"/>
+          <w:shd w:val="clear" w:color="auto" w:fill="FFFFFF"/>
+        </w:rPr>
+        <w:t>백엔드</w:t>
+      </w:r>
+      <w:r>
+        <w:rPr>
+          <w:rFonts w:ascii="Noto Sans Korean" w:hAnsi="Noto Sans Korean"/>
+          <w:color w:val="000000"/>
+          <w:sz w:val="23"/>
+          <w:szCs w:val="23"/>
+          <w:shd w:val="clear" w:color="auto" w:fill="FFFFFF"/>
+        </w:rPr>
+        <w:t xml:space="preserve"> </w:t>
+      </w:r>
+      <w:r>
+        <w:rPr>
+          <w:rFonts w:ascii="Noto Sans Korean" w:hAnsi="Noto Sans Korean"/>
+          <w:color w:val="000000"/>
+          <w:sz w:val="23"/>
+          <w:szCs w:val="23"/>
+          <w:shd w:val="clear" w:color="auto" w:fill="FFFFFF"/>
+        </w:rPr>
+        <w:t>서버</w:t>
+      </w:r>
+      <w:r>
+        <w:rPr>
+          <w:rFonts w:ascii="Noto Sans Korean" w:hAnsi="Noto Sans Korean"/>
+          <w:color w:val="000000"/>
+          <w:sz w:val="23"/>
+          <w:szCs w:val="23"/>
+          <w:shd w:val="clear" w:color="auto" w:fill="FFFFFF"/>
+        </w:rPr>
+        <w:t xml:space="preserve"> </w:t>
+      </w:r>
+      <w:r>
+        <w:rPr>
+          <w:rFonts w:ascii="Noto Sans Korean" w:hAnsi="Noto Sans Korean"/>
+          <w:color w:val="000000"/>
+          <w:sz w:val="23"/>
+          <w:szCs w:val="23"/>
+          <w:shd w:val="clear" w:color="auto" w:fill="FFFFFF"/>
+        </w:rPr>
+        <w:t>사이에</w:t>
+      </w:r>
+      <w:r>
+        <w:rPr>
+          <w:rFonts w:ascii="Noto Sans Korean" w:hAnsi="Noto Sans Korean"/>
+          <w:color w:val="000000"/>
+          <w:sz w:val="23"/>
+          <w:szCs w:val="23"/>
+          <w:shd w:val="clear" w:color="auto" w:fill="FFFFFF"/>
+        </w:rPr>
+        <w:t xml:space="preserve"> </w:t>
+      </w:r>
+      <w:r>
+        <w:rPr>
+          <w:rFonts w:ascii="Noto Sans Korean" w:hAnsi="Noto Sans Korean"/>
+          <w:color w:val="000000"/>
+          <w:sz w:val="23"/>
+          <w:szCs w:val="23"/>
+          <w:shd w:val="clear" w:color="auto" w:fill="FFFFFF"/>
+        </w:rPr>
+        <w:t>방화벽이</w:t>
+      </w:r>
+      <w:r>
+        <w:rPr>
+          <w:rFonts w:ascii="Noto Sans Korean" w:hAnsi="Noto Sans Korean"/>
+          <w:color w:val="000000"/>
+          <w:sz w:val="23"/>
+          <w:szCs w:val="23"/>
+          <w:shd w:val="clear" w:color="auto" w:fill="FFFFFF"/>
+        </w:rPr>
+        <w:t xml:space="preserve"> </w:t>
+      </w:r>
+      <w:r>
+        <w:rPr>
+          <w:rFonts w:ascii="Noto Sans Korean" w:hAnsi="Noto Sans Korean"/>
+          <w:color w:val="000000"/>
+          <w:sz w:val="23"/>
+          <w:szCs w:val="23"/>
+          <w:shd w:val="clear" w:color="auto" w:fill="FFFFFF"/>
+        </w:rPr>
+        <w:t>있을</w:t>
+      </w:r>
+      <w:r>
+        <w:rPr>
+          <w:rFonts w:ascii="Noto Sans Korean" w:hAnsi="Noto Sans Korean"/>
+          <w:color w:val="000000"/>
+          <w:sz w:val="23"/>
+          <w:szCs w:val="23"/>
+          <w:shd w:val="clear" w:color="auto" w:fill="FFFFFF"/>
+        </w:rPr>
+        <w:t xml:space="preserve"> </w:t>
+      </w:r>
+      <w:r>
+        <w:rPr>
+          <w:rFonts w:ascii="Noto Sans Korean" w:hAnsi="Noto Sans Korean"/>
+          <w:color w:val="000000"/>
+          <w:sz w:val="23"/>
+          <w:szCs w:val="23"/>
+          <w:shd w:val="clear" w:color="auto" w:fill="FFFFFF"/>
+        </w:rPr>
+        <w:t>때</w:t>
+      </w:r>
+      <w:r>
+        <w:rPr>
+          <w:rFonts w:ascii="Noto Sans Korean" w:hAnsi="Noto Sans Korean"/>
+          <w:color w:val="000000"/>
+          <w:sz w:val="23"/>
+          <w:szCs w:val="23"/>
+          <w:shd w:val="clear" w:color="auto" w:fill="FFFFFF"/>
+        </w:rPr>
+        <w:t xml:space="preserve"> </w:t>
+      </w:r>
+      <w:r>
+        <w:rPr>
+          <w:rFonts w:ascii="Noto Sans Korean" w:hAnsi="Noto Sans Korean"/>
+          <w:color w:val="000000"/>
+          <w:sz w:val="23"/>
+          <w:szCs w:val="23"/>
+          <w:shd w:val="clear" w:color="auto" w:fill="FFFFFF"/>
+        </w:rPr>
+        <w:t>사용해야</w:t>
+      </w:r>
+      <w:r>
+        <w:rPr>
+          <w:rFonts w:ascii="Noto Sans Korean" w:hAnsi="Noto Sans Korean"/>
+          <w:color w:val="000000"/>
+          <w:sz w:val="23"/>
+          <w:szCs w:val="23"/>
+          <w:shd w:val="clear" w:color="auto" w:fill="FFFFFF"/>
+        </w:rPr>
+        <w:t xml:space="preserve"> </w:t>
+      </w:r>
+      <w:r>
+        <w:rPr>
+          <w:rFonts w:ascii="Noto Sans Korean" w:hAnsi="Noto Sans Korean"/>
+          <w:color w:val="000000"/>
+          <w:sz w:val="23"/>
+          <w:szCs w:val="23"/>
+          <w:shd w:val="clear" w:color="auto" w:fill="FFFFFF"/>
+        </w:rPr>
+        <w:t>하며</w:t>
+      </w:r>
+      <w:r>
+        <w:rPr>
+          <w:rFonts w:ascii="Noto Sans Korean" w:hAnsi="Noto Sans Korean"/>
+          <w:color w:val="000000"/>
+          <w:sz w:val="23"/>
+          <w:szCs w:val="23"/>
+          <w:shd w:val="clear" w:color="auto" w:fill="FFFFFF"/>
+        </w:rPr>
+        <w:t xml:space="preserve">, </w:t>
+      </w:r>
+      <w:r>
+        <w:rPr>
+          <w:rFonts w:ascii="Noto Sans Korean" w:hAnsi="Noto Sans Korean"/>
+          <w:color w:val="000000"/>
+          <w:sz w:val="23"/>
+          <w:szCs w:val="23"/>
+          <w:shd w:val="clear" w:color="auto" w:fill="FFFFFF"/>
+        </w:rPr>
+        <w:t>이는</w:t>
+      </w:r>
+      <w:r>
+        <w:rPr>
+          <w:rFonts w:ascii="Noto Sans Korean" w:hAnsi="Noto Sans Korean"/>
+          <w:color w:val="000000"/>
+          <w:sz w:val="23"/>
+          <w:szCs w:val="23"/>
+          <w:shd w:val="clear" w:color="auto" w:fill="FFFFFF"/>
+        </w:rPr>
+        <w:t xml:space="preserve"> </w:t>
+      </w:r>
+      <w:r>
+        <w:rPr>
+          <w:rFonts w:ascii="Noto Sans Korean" w:hAnsi="Noto Sans Korean"/>
+          <w:color w:val="000000"/>
+          <w:sz w:val="23"/>
+          <w:szCs w:val="23"/>
+          <w:shd w:val="clear" w:color="auto" w:fill="FFFFFF"/>
+        </w:rPr>
+        <w:t>비활성</w:t>
+      </w:r>
+      <w:r>
+        <w:rPr>
+          <w:rFonts w:ascii="Noto Sans Korean" w:hAnsi="Noto Sans Korean"/>
+          <w:color w:val="000000"/>
+          <w:sz w:val="23"/>
+          <w:szCs w:val="23"/>
+          <w:shd w:val="clear" w:color="auto" w:fill="FFFFFF"/>
+        </w:rPr>
+        <w:t xml:space="preserve"> </w:t>
+      </w:r>
+      <w:r>
+        <w:rPr>
+          <w:rFonts w:ascii="Noto Sans Korean" w:hAnsi="Noto Sans Korean"/>
+          <w:color w:val="000000"/>
+          <w:sz w:val="23"/>
+          <w:szCs w:val="23"/>
+          <w:shd w:val="clear" w:color="auto" w:fill="FFFFFF"/>
+        </w:rPr>
+        <w:t>연결을</w:t>
+      </w:r>
+      <w:r>
+        <w:rPr>
+          <w:rFonts w:ascii="Noto Sans Korean" w:hAnsi="Noto Sans Korean"/>
+          <w:color w:val="000000"/>
+          <w:sz w:val="23"/>
+          <w:szCs w:val="23"/>
+          <w:shd w:val="clear" w:color="auto" w:fill="FFFFFF"/>
+        </w:rPr>
+        <w:t xml:space="preserve"> </w:t>
+      </w:r>
+      <w:r>
+        <w:rPr>
+          <w:rFonts w:ascii="Noto Sans Korean" w:hAnsi="Noto Sans Korean"/>
+          <w:color w:val="000000"/>
+          <w:sz w:val="23"/>
+          <w:szCs w:val="23"/>
+          <w:shd w:val="clear" w:color="auto" w:fill="FFFFFF"/>
+        </w:rPr>
+        <w:t>끊는</w:t>
+      </w:r>
+      <w:r>
+        <w:rPr>
+          <w:rFonts w:ascii="Noto Sans Korean" w:hAnsi="Noto Sans Korean"/>
+          <w:color w:val="000000"/>
+          <w:sz w:val="23"/>
+          <w:szCs w:val="23"/>
+          <w:shd w:val="clear" w:color="auto" w:fill="FFFFFF"/>
+        </w:rPr>
+        <w:t xml:space="preserve"> </w:t>
+      </w:r>
+      <w:r>
+        <w:rPr>
+          <w:rFonts w:ascii="Noto Sans Korean" w:hAnsi="Noto Sans Korean"/>
+          <w:color w:val="000000"/>
+          <w:sz w:val="23"/>
+          <w:szCs w:val="23"/>
+          <w:shd w:val="clear" w:color="auto" w:fill="FFFFFF"/>
+        </w:rPr>
+        <w:t>경향이</w:t>
+      </w:r>
+      <w:r>
+        <w:rPr>
+          <w:rFonts w:ascii="Noto Sans Korean" w:hAnsi="Noto Sans Korean"/>
+          <w:color w:val="000000"/>
+          <w:sz w:val="23"/>
+          <w:szCs w:val="23"/>
+          <w:shd w:val="clear" w:color="auto" w:fill="FFFFFF"/>
+        </w:rPr>
+        <w:t xml:space="preserve"> </w:t>
+      </w:r>
+      <w:r>
+        <w:rPr>
+          <w:rFonts w:ascii="Noto Sans Korean" w:hAnsi="Noto Sans Korean"/>
+          <w:color w:val="000000"/>
+          <w:sz w:val="23"/>
+          <w:szCs w:val="23"/>
+          <w:shd w:val="clear" w:color="auto" w:fill="FFFFFF"/>
+        </w:rPr>
+        <w:t>있습니다</w:t>
+      </w:r>
+      <w:r>
+        <w:rPr>
+          <w:rFonts w:ascii="Noto Sans Korean" w:hAnsi="Noto Sans Korean"/>
+          <w:color w:val="000000"/>
+          <w:sz w:val="23"/>
+          <w:szCs w:val="23"/>
+          <w:shd w:val="clear" w:color="auto" w:fill="FFFFFF"/>
+        </w:rPr>
+        <w:t xml:space="preserve">. </w:t>
+      </w:r>
+      <w:r>
+        <w:rPr>
+          <w:rFonts w:ascii="Noto Sans Korean" w:hAnsi="Noto Sans Korean"/>
+          <w:color w:val="000000"/>
+          <w:sz w:val="23"/>
+          <w:szCs w:val="23"/>
+          <w:shd w:val="clear" w:color="auto" w:fill="FFFFFF"/>
+        </w:rPr>
+        <w:t>이</w:t>
+      </w:r>
+      <w:r>
+        <w:rPr>
+          <w:rFonts w:ascii="Noto Sans Korean" w:hAnsi="Noto Sans Korean"/>
+          <w:color w:val="000000"/>
+          <w:sz w:val="23"/>
+          <w:szCs w:val="23"/>
+          <w:shd w:val="clear" w:color="auto" w:fill="FFFFFF"/>
+        </w:rPr>
+        <w:t xml:space="preserve"> </w:t>
+      </w:r>
+      <w:r>
+        <w:rPr>
+          <w:rFonts w:ascii="Noto Sans Korean" w:hAnsi="Noto Sans Korean"/>
+          <w:color w:val="000000"/>
+          <w:sz w:val="23"/>
+          <w:szCs w:val="23"/>
+          <w:shd w:val="clear" w:color="auto" w:fill="FFFFFF"/>
+        </w:rPr>
+        <w:t>플래그는</w:t>
+      </w:r>
+      <w:r>
+        <w:rPr>
+          <w:rFonts w:ascii="Noto Sans Korean" w:hAnsi="Noto Sans Korean"/>
+          <w:color w:val="000000"/>
+          <w:sz w:val="23"/>
+          <w:szCs w:val="23"/>
+          <w:shd w:val="clear" w:color="auto" w:fill="FFFFFF"/>
+        </w:rPr>
+        <w:t xml:space="preserve"> </w:t>
+      </w:r>
+      <w:r>
+        <w:rPr>
+          <w:rFonts w:ascii="Noto Sans Korean" w:hAnsi="Noto Sans Korean"/>
+          <w:color w:val="000000"/>
+          <w:sz w:val="23"/>
+          <w:szCs w:val="23"/>
+          <w:shd w:val="clear" w:color="auto" w:fill="FFFFFF"/>
+        </w:rPr>
+        <w:t>운영</w:t>
+      </w:r>
+      <w:r>
+        <w:rPr>
+          <w:rFonts w:ascii="Noto Sans Korean" w:hAnsi="Noto Sans Korean"/>
+          <w:color w:val="000000"/>
+          <w:sz w:val="23"/>
+          <w:szCs w:val="23"/>
+          <w:shd w:val="clear" w:color="auto" w:fill="FFFFFF"/>
+        </w:rPr>
+        <w:t xml:space="preserve"> </w:t>
+      </w:r>
+      <w:r>
+        <w:rPr>
+          <w:rFonts w:ascii="Noto Sans Korean" w:hAnsi="Noto Sans Korean"/>
+          <w:color w:val="000000"/>
+          <w:sz w:val="23"/>
+          <w:szCs w:val="23"/>
+          <w:shd w:val="clear" w:color="auto" w:fill="FFFFFF"/>
+        </w:rPr>
+        <w:t>체제에</w:t>
+      </w:r>
+      <w:r>
+        <w:rPr>
+          <w:rFonts w:ascii="Noto Sans Korean" w:hAnsi="Noto Sans Korean"/>
+          <w:color w:val="000000"/>
+          <w:sz w:val="23"/>
+          <w:szCs w:val="23"/>
+          <w:shd w:val="clear" w:color="auto" w:fill="FFFFFF"/>
+        </w:rPr>
+        <w:t xml:space="preserve"> </w:t>
+      </w:r>
+      <w:r>
+        <w:rPr>
+          <w:rFonts w:ascii="Noto Sans Korean" w:hAnsi="Noto Sans Korean"/>
+          <w:color w:val="000000"/>
+          <w:sz w:val="23"/>
+          <w:szCs w:val="23"/>
+          <w:shd w:val="clear" w:color="auto" w:fill="FFFFFF"/>
+        </w:rPr>
+        <w:t>비활성</w:t>
+      </w:r>
+      <w:r>
+        <w:rPr>
+          <w:rFonts w:ascii="Noto Sans Korean" w:hAnsi="Noto Sans Korean"/>
+          <w:color w:val="000000"/>
+          <w:sz w:val="23"/>
+          <w:szCs w:val="23"/>
+          <w:shd w:val="clear" w:color="auto" w:fill="FFFFFF"/>
+        </w:rPr>
+        <w:t xml:space="preserve"> </w:t>
+      </w:r>
+      <w:r>
+        <w:rPr>
+          <w:rFonts w:ascii="Noto Sans Korean" w:hAnsi="Noto Sans Korean"/>
+          <w:color w:val="000000"/>
+          <w:sz w:val="23"/>
+          <w:szCs w:val="23"/>
+          <w:shd w:val="clear" w:color="auto" w:fill="FFFFFF"/>
+        </w:rPr>
+        <w:t>연결에서</w:t>
+      </w:r>
+      <w:r>
+        <w:rPr>
+          <w:rFonts w:ascii="Noto Sans Korean" w:hAnsi="Noto Sans Korean"/>
+          <w:color w:val="000000"/>
+          <w:sz w:val="23"/>
+          <w:szCs w:val="23"/>
+          <w:shd w:val="clear" w:color="auto" w:fill="FFFFFF"/>
+        </w:rPr>
+        <w:t xml:space="preserve"> KEEP_ALIVE </w:t>
+      </w:r>
+      <w:r>
+        <w:rPr>
+          <w:rFonts w:ascii="Noto Sans Korean" w:hAnsi="Noto Sans Korean"/>
+          <w:color w:val="000000"/>
+          <w:sz w:val="23"/>
+          <w:szCs w:val="23"/>
+          <w:shd w:val="clear" w:color="auto" w:fill="FFFFFF"/>
+        </w:rPr>
+        <w:t>메시지를</w:t>
+      </w:r>
+      <w:r>
+        <w:rPr>
+          <w:rFonts w:ascii="Noto Sans Korean" w:hAnsi="Noto Sans Korean"/>
+          <w:color w:val="000000"/>
+          <w:sz w:val="23"/>
+          <w:szCs w:val="23"/>
+          <w:shd w:val="clear" w:color="auto" w:fill="FFFFFF"/>
+        </w:rPr>
+        <w:t xml:space="preserve"> </w:t>
+      </w:r>
+      <w:r>
+        <w:rPr>
+          <w:rFonts w:ascii="Noto Sans Korean" w:hAnsi="Noto Sans Korean"/>
+          <w:color w:val="000000"/>
+          <w:sz w:val="23"/>
+          <w:szCs w:val="23"/>
+          <w:shd w:val="clear" w:color="auto" w:fill="FFFFFF"/>
+        </w:rPr>
+        <w:t>보내도록</w:t>
+      </w:r>
+      <w:r>
+        <w:rPr>
+          <w:rFonts w:ascii="Noto Sans Korean" w:hAnsi="Noto Sans Korean"/>
+          <w:color w:val="000000"/>
+          <w:sz w:val="23"/>
+          <w:szCs w:val="23"/>
+          <w:shd w:val="clear" w:color="auto" w:fill="FFFFFF"/>
+        </w:rPr>
+        <w:t xml:space="preserve"> </w:t>
+      </w:r>
+      <w:r>
+        <w:rPr>
+          <w:rFonts w:ascii="Noto Sans Korean" w:hAnsi="Noto Sans Korean"/>
+          <w:color w:val="000000"/>
+          <w:sz w:val="23"/>
+          <w:szCs w:val="23"/>
+          <w:shd w:val="clear" w:color="auto" w:fill="FFFFFF"/>
+        </w:rPr>
+        <w:t>지시하여</w:t>
+      </w:r>
+      <w:r>
+        <w:rPr>
+          <w:rFonts w:ascii="Noto Sans Korean" w:hAnsi="Noto Sans Korean"/>
+          <w:color w:val="000000"/>
+          <w:sz w:val="23"/>
+          <w:szCs w:val="23"/>
+          <w:shd w:val="clear" w:color="auto" w:fill="FFFFFF"/>
+        </w:rPr>
+        <w:t xml:space="preserve"> </w:t>
+      </w:r>
+      <w:r>
+        <w:rPr>
+          <w:rFonts w:ascii="Noto Sans Korean" w:hAnsi="Noto Sans Korean"/>
+          <w:color w:val="000000"/>
+          <w:sz w:val="23"/>
+          <w:szCs w:val="23"/>
+          <w:shd w:val="clear" w:color="auto" w:fill="FFFFFF"/>
+        </w:rPr>
+        <w:t>방화벽이</w:t>
+      </w:r>
+      <w:r>
+        <w:rPr>
+          <w:rFonts w:ascii="Noto Sans Korean" w:hAnsi="Noto Sans Korean"/>
+          <w:color w:val="000000"/>
+          <w:sz w:val="23"/>
+          <w:szCs w:val="23"/>
+          <w:shd w:val="clear" w:color="auto" w:fill="FFFFFF"/>
+        </w:rPr>
+        <w:t xml:space="preserve"> </w:t>
+      </w:r>
+      <w:r>
+        <w:rPr>
+          <w:rFonts w:ascii="Noto Sans Korean" w:hAnsi="Noto Sans Korean"/>
+          <w:color w:val="000000"/>
+          <w:sz w:val="23"/>
+          <w:szCs w:val="23"/>
+          <w:shd w:val="clear" w:color="auto" w:fill="FFFFFF"/>
+        </w:rPr>
+        <w:t>연결을</w:t>
+      </w:r>
+      <w:r>
+        <w:rPr>
+          <w:rFonts w:ascii="Noto Sans Korean" w:hAnsi="Noto Sans Korean"/>
+          <w:color w:val="000000"/>
+          <w:sz w:val="23"/>
+          <w:szCs w:val="23"/>
+          <w:shd w:val="clear" w:color="auto" w:fill="FFFFFF"/>
+        </w:rPr>
+        <w:t xml:space="preserve"> </w:t>
+      </w:r>
+      <w:r>
+        <w:rPr>
+          <w:rFonts w:ascii="Noto Sans Korean" w:hAnsi="Noto Sans Korean"/>
+          <w:color w:val="000000"/>
+          <w:sz w:val="23"/>
+          <w:szCs w:val="23"/>
+          <w:shd w:val="clear" w:color="auto" w:fill="FFFFFF"/>
+        </w:rPr>
+        <w:t>끊는</w:t>
+      </w:r>
+      <w:r>
+        <w:rPr>
+          <w:rFonts w:ascii="Noto Sans Korean" w:hAnsi="Noto Sans Korean"/>
+          <w:color w:val="000000"/>
+          <w:sz w:val="23"/>
+          <w:szCs w:val="23"/>
+          <w:shd w:val="clear" w:color="auto" w:fill="FFFFFF"/>
+        </w:rPr>
+        <w:t xml:space="preserve"> </w:t>
+      </w:r>
+      <w:r>
+        <w:rPr>
+          <w:rFonts w:ascii="Noto Sans Korean" w:hAnsi="Noto Sans Korean"/>
+          <w:color w:val="000000"/>
+          <w:sz w:val="23"/>
+          <w:szCs w:val="23"/>
+          <w:shd w:val="clear" w:color="auto" w:fill="FFFFFF"/>
+        </w:rPr>
+        <w:t>것을</w:t>
+      </w:r>
+      <w:r>
+        <w:rPr>
+          <w:rFonts w:ascii="Noto Sans Korean" w:hAnsi="Noto Sans Korean"/>
+          <w:color w:val="000000"/>
+          <w:sz w:val="23"/>
+          <w:szCs w:val="23"/>
+          <w:shd w:val="clear" w:color="auto" w:fill="FFFFFF"/>
+        </w:rPr>
+        <w:t xml:space="preserve"> </w:t>
+      </w:r>
+      <w:r>
+        <w:rPr>
+          <w:rFonts w:ascii="Noto Sans Korean" w:hAnsi="Noto Sans Korean"/>
+          <w:color w:val="000000"/>
+          <w:sz w:val="23"/>
+          <w:szCs w:val="23"/>
+          <w:shd w:val="clear" w:color="auto" w:fill="FFFFFF"/>
+        </w:rPr>
+        <w:t>방지합니다</w:t>
+      </w:r>
+      <w:r>
+        <w:rPr>
+          <w:rFonts w:ascii="Noto Sans Korean" w:hAnsi="Noto Sans Korean"/>
+          <w:color w:val="000000"/>
+          <w:sz w:val="23"/>
+          <w:szCs w:val="23"/>
+          <w:shd w:val="clear" w:color="auto" w:fill="FFFFFF"/>
+        </w:rPr>
+        <w:t xml:space="preserve">. </w:t>
+      </w:r>
+      <w:r>
+        <w:rPr>
+          <w:rFonts w:ascii="Noto Sans Korean" w:hAnsi="Noto Sans Korean"/>
+          <w:color w:val="000000"/>
+          <w:sz w:val="23"/>
+          <w:szCs w:val="23"/>
+          <w:shd w:val="clear" w:color="auto" w:fill="FFFFFF"/>
+        </w:rPr>
+        <w:t>연결</w:t>
+      </w:r>
+      <w:r>
+        <w:rPr>
+          <w:rFonts w:ascii="Noto Sans Korean" w:hAnsi="Noto Sans Korean"/>
+          <w:color w:val="000000"/>
+          <w:sz w:val="23"/>
+          <w:szCs w:val="23"/>
+          <w:shd w:val="clear" w:color="auto" w:fill="FFFFFF"/>
+        </w:rPr>
+        <w:t xml:space="preserve"> </w:t>
+      </w:r>
+      <w:r>
+        <w:rPr>
+          <w:rFonts w:ascii="Noto Sans Korean" w:hAnsi="Noto Sans Korean"/>
+          <w:color w:val="000000"/>
+          <w:sz w:val="23"/>
+          <w:szCs w:val="23"/>
+          <w:shd w:val="clear" w:color="auto" w:fill="FFFFFF"/>
+        </w:rPr>
+        <w:t>유지를</w:t>
+      </w:r>
+      <w:r>
+        <w:rPr>
+          <w:rFonts w:ascii="Noto Sans Korean" w:hAnsi="Noto Sans Korean"/>
+          <w:color w:val="000000"/>
+          <w:sz w:val="23"/>
+          <w:szCs w:val="23"/>
+          <w:shd w:val="clear" w:color="auto" w:fill="FFFFFF"/>
+        </w:rPr>
+        <w:t xml:space="preserve"> </w:t>
+      </w:r>
+      <w:r>
+        <w:rPr>
+          <w:rFonts w:ascii="Noto Sans Korean" w:hAnsi="Noto Sans Korean"/>
+          <w:color w:val="000000"/>
+          <w:sz w:val="23"/>
+          <w:szCs w:val="23"/>
+          <w:shd w:val="clear" w:color="auto" w:fill="FFFFFF"/>
+        </w:rPr>
+        <w:t>활성화하려면</w:t>
+      </w:r>
+      <w:r>
+        <w:rPr>
+          <w:rFonts w:ascii="Noto Sans Korean" w:hAnsi="Noto Sans Korean"/>
+          <w:color w:val="000000"/>
+          <w:sz w:val="23"/>
+          <w:szCs w:val="23"/>
+          <w:shd w:val="clear" w:color="auto" w:fill="FFFFFF"/>
+        </w:rPr>
+        <w:t xml:space="preserve"> </w:t>
+      </w:r>
+      <w:r>
+        <w:rPr>
+          <w:rFonts w:ascii="Noto Sans Korean" w:hAnsi="Noto Sans Korean"/>
+          <w:color w:val="000000"/>
+          <w:sz w:val="23"/>
+          <w:szCs w:val="23"/>
+          <w:shd w:val="clear" w:color="auto" w:fill="FFFFFF"/>
+        </w:rPr>
+        <w:t>이</w:t>
+      </w:r>
+      <w:r>
+        <w:rPr>
+          <w:rFonts w:ascii="Noto Sans Korean" w:hAnsi="Noto Sans Korean"/>
+          <w:color w:val="000000"/>
+          <w:sz w:val="23"/>
+          <w:szCs w:val="23"/>
+          <w:shd w:val="clear" w:color="auto" w:fill="FFFFFF"/>
+        </w:rPr>
+        <w:t xml:space="preserve"> </w:t>
+      </w:r>
+      <w:r>
+        <w:rPr>
+          <w:rFonts w:ascii="Noto Sans Korean" w:hAnsi="Noto Sans Korean"/>
+          <w:color w:val="000000"/>
+          <w:sz w:val="23"/>
+          <w:szCs w:val="23"/>
+          <w:shd w:val="clear" w:color="auto" w:fill="FFFFFF"/>
+        </w:rPr>
+        <w:t>속성</w:t>
+      </w:r>
+      <w:r>
+        <w:rPr>
+          <w:rFonts w:ascii="Noto Sans Korean" w:hAnsi="Noto Sans Korean"/>
+          <w:color w:val="000000"/>
+          <w:sz w:val="23"/>
+          <w:szCs w:val="23"/>
+          <w:shd w:val="clear" w:color="auto" w:fill="FFFFFF"/>
+        </w:rPr>
+        <w:t xml:space="preserve"> </w:t>
+      </w:r>
+      <w:r>
+        <w:rPr>
+          <w:rFonts w:ascii="Noto Sans Korean" w:hAnsi="Noto Sans Korean"/>
+          <w:color w:val="000000"/>
+          <w:sz w:val="23"/>
+          <w:szCs w:val="23"/>
+          <w:shd w:val="clear" w:color="auto" w:fill="FFFFFF"/>
+        </w:rPr>
+        <w:t>값을</w:t>
+      </w:r>
+      <w:r>
+        <w:rPr>
+          <w:rFonts w:ascii="Noto Sans Korean" w:hAnsi="Noto Sans Korean"/>
+          <w:color w:val="000000"/>
+          <w:sz w:val="23"/>
+          <w:szCs w:val="23"/>
+          <w:shd w:val="clear" w:color="auto" w:fill="FFFFFF"/>
+        </w:rPr>
+        <w:t xml:space="preserve"> On</w:t>
+      </w:r>
+      <w:r>
+        <w:rPr>
+          <w:rFonts w:ascii="Noto Sans Korean" w:hAnsi="Noto Sans Korean"/>
+          <w:color w:val="000000"/>
+          <w:sz w:val="23"/>
+          <w:szCs w:val="23"/>
+          <w:shd w:val="clear" w:color="auto" w:fill="FFFFFF"/>
+        </w:rPr>
+        <w:t>으로</w:t>
+      </w:r>
+      <w:r>
+        <w:rPr>
+          <w:rFonts w:ascii="Noto Sans Korean" w:hAnsi="Noto Sans Korean"/>
+          <w:color w:val="000000"/>
+          <w:sz w:val="23"/>
+          <w:szCs w:val="23"/>
+          <w:shd w:val="clear" w:color="auto" w:fill="FFFFFF"/>
+        </w:rPr>
+        <w:t xml:space="preserve"> </w:t>
+      </w:r>
+      <w:r>
+        <w:rPr>
+          <w:rFonts w:ascii="Noto Sans Korean" w:hAnsi="Noto Sans Korean"/>
+          <w:color w:val="000000"/>
+          <w:sz w:val="23"/>
+          <w:szCs w:val="23"/>
+          <w:shd w:val="clear" w:color="auto" w:fill="FFFFFF"/>
+        </w:rPr>
+        <w:t>설정합니다</w:t>
+      </w:r>
+      <w:r>
+        <w:rPr>
+          <w:rFonts w:ascii="Noto Sans Korean" w:hAnsi="Noto Sans Korean"/>
+          <w:color w:val="000000"/>
+          <w:sz w:val="23"/>
+          <w:szCs w:val="23"/>
+          <w:shd w:val="clear" w:color="auto" w:fill="FFFFFF"/>
+        </w:rPr>
+        <w:t>.</w:t>
+      </w:r>
+    </w:p>
+    <w:p>
+      <w:pPr>
+        <w:rPr>
+          <w:rFonts w:ascii="Noto Sans Korean" w:hAnsi="Noto Sans Korean"/>
+          <w:color w:val="000000"/>
+          <w:sz w:val="23"/>
+          <w:szCs w:val="23"/>
+          <w:shd w:val="clear" w:color="auto" w:fill="FFFFFF"/>
+        </w:rPr>
+      </w:pPr>
+      <w:r>
+        <w:rPr>
+          <w:rFonts w:ascii="Noto Sans Korean" w:hAnsi="Noto Sans Korean" w:hint="eastAsia"/>
+          <w:color w:val="000000"/>
+          <w:sz w:val="23"/>
+          <w:szCs w:val="23"/>
+          <w:shd w:val="clear" w:color="auto" w:fill="FFFFFF"/>
+        </w:rPr>
+        <w:t>초기</w:t>
+      </w:r>
+      <w:r>
+        <w:rPr>
+          <w:rFonts w:ascii="Noto Sans Korean" w:hAnsi="Noto Sans Korean"/>
+          <w:color w:val="000000"/>
+          <w:sz w:val="23"/>
+          <w:szCs w:val="23"/>
+          <w:shd w:val="clear" w:color="auto" w:fill="FFFFFF"/>
+        </w:rPr>
+        <w:t xml:space="preserve"> </w:t>
+      </w:r>
+      <w:r>
+        <w:rPr>
+          <w:rFonts w:ascii="Noto Sans Korean" w:hAnsi="Noto Sans Korean"/>
+          <w:color w:val="000000"/>
+          <w:sz w:val="23"/>
+          <w:szCs w:val="23"/>
+          <w:shd w:val="clear" w:color="auto" w:fill="FFFFFF"/>
+        </w:rPr>
+        <w:t>및</w:t>
+      </w:r>
+      <w:r>
+        <w:rPr>
+          <w:rFonts w:ascii="Noto Sans Korean" w:hAnsi="Noto Sans Korean"/>
+          <w:color w:val="000000"/>
+          <w:sz w:val="23"/>
+          <w:szCs w:val="23"/>
+          <w:shd w:val="clear" w:color="auto" w:fill="FFFFFF"/>
+        </w:rPr>
+        <w:t xml:space="preserve"> </w:t>
+      </w:r>
+      <w:r>
+        <w:rPr>
+          <w:rFonts w:ascii="Noto Sans Korean" w:hAnsi="Noto Sans Korean"/>
+          <w:color w:val="000000"/>
+          <w:sz w:val="23"/>
+          <w:szCs w:val="23"/>
+          <w:shd w:val="clear" w:color="auto" w:fill="FFFFFF"/>
+        </w:rPr>
+        <w:t>후속</w:t>
+      </w:r>
+      <w:r>
+        <w:rPr>
+          <w:rFonts w:ascii="Noto Sans Korean" w:hAnsi="Noto Sans Korean"/>
+          <w:color w:val="000000"/>
+          <w:sz w:val="23"/>
+          <w:szCs w:val="23"/>
+          <w:shd w:val="clear" w:color="auto" w:fill="FFFFFF"/>
+        </w:rPr>
+        <w:t xml:space="preserve"> TCP </w:t>
+      </w:r>
+      <w:r>
+        <w:rPr>
+          <w:rFonts w:ascii="Noto Sans Korean" w:hAnsi="Noto Sans Korean"/>
+          <w:color w:val="000000"/>
+          <w:sz w:val="23"/>
+          <w:szCs w:val="23"/>
+          <w:shd w:val="clear" w:color="auto" w:fill="FFFFFF"/>
+        </w:rPr>
+        <w:t>연결</w:t>
+      </w:r>
+      <w:r>
+        <w:rPr>
+          <w:rFonts w:ascii="Noto Sans Korean" w:hAnsi="Noto Sans Korean"/>
+          <w:color w:val="000000"/>
+          <w:sz w:val="23"/>
+          <w:szCs w:val="23"/>
+          <w:shd w:val="clear" w:color="auto" w:fill="FFFFFF"/>
+        </w:rPr>
+        <w:t xml:space="preserve"> </w:t>
+      </w:r>
+      <w:r>
+        <w:rPr>
+          <w:rFonts w:ascii="Noto Sans Korean" w:hAnsi="Noto Sans Korean"/>
+          <w:color w:val="000000"/>
+          <w:sz w:val="23"/>
+          <w:szCs w:val="23"/>
+          <w:shd w:val="clear" w:color="auto" w:fill="FFFFFF"/>
+        </w:rPr>
+        <w:t>유지</w:t>
+      </w:r>
+      <w:r>
+        <w:rPr>
+          <w:rFonts w:ascii="Noto Sans Korean" w:hAnsi="Noto Sans Korean"/>
+          <w:color w:val="000000"/>
+          <w:sz w:val="23"/>
+          <w:szCs w:val="23"/>
+          <w:shd w:val="clear" w:color="auto" w:fill="FFFFFF"/>
+        </w:rPr>
+        <w:t xml:space="preserve"> </w:t>
+      </w:r>
+      <w:r>
+        <w:rPr>
+          <w:rFonts w:ascii="Noto Sans Korean" w:hAnsi="Noto Sans Korean"/>
+          <w:color w:val="000000"/>
+          <w:sz w:val="23"/>
+          <w:szCs w:val="23"/>
+          <w:shd w:val="clear" w:color="auto" w:fill="FFFFFF"/>
+        </w:rPr>
+        <w:t>프로브의</w:t>
+      </w:r>
+      <w:r>
+        <w:rPr>
+          <w:rFonts w:ascii="Noto Sans Korean" w:hAnsi="Noto Sans Korean"/>
+          <w:color w:val="000000"/>
+          <w:sz w:val="23"/>
+          <w:szCs w:val="23"/>
+          <w:shd w:val="clear" w:color="auto" w:fill="FFFFFF"/>
+        </w:rPr>
+        <w:t xml:space="preserve"> </w:t>
+      </w:r>
+      <w:r>
+        <w:rPr>
+          <w:rFonts w:ascii="Noto Sans Korean" w:hAnsi="Noto Sans Korean"/>
+          <w:color w:val="000000"/>
+          <w:sz w:val="23"/>
+          <w:szCs w:val="23"/>
+          <w:shd w:val="clear" w:color="auto" w:fill="FFFFFF"/>
+        </w:rPr>
+        <w:t>빈도는</w:t>
+      </w:r>
+      <w:r>
+        <w:rPr>
+          <w:rFonts w:ascii="Noto Sans Korean" w:hAnsi="Noto Sans Korean"/>
+          <w:color w:val="000000"/>
+          <w:sz w:val="23"/>
+          <w:szCs w:val="23"/>
+          <w:shd w:val="clear" w:color="auto" w:fill="FFFFFF"/>
+        </w:rPr>
+        <w:t xml:space="preserve"> </w:t>
+      </w:r>
+      <w:r>
+        <w:rPr>
+          <w:rFonts w:ascii="Noto Sans Korean" w:hAnsi="Noto Sans Korean"/>
+          <w:color w:val="000000"/>
+          <w:sz w:val="23"/>
+          <w:szCs w:val="23"/>
+          <w:shd w:val="clear" w:color="auto" w:fill="FFFFFF"/>
+        </w:rPr>
+        <w:t>전역</w:t>
+      </w:r>
+      <w:r>
+        <w:rPr>
+          <w:rFonts w:ascii="Noto Sans Korean" w:hAnsi="Noto Sans Korean"/>
+          <w:color w:val="000000"/>
+          <w:sz w:val="23"/>
+          <w:szCs w:val="23"/>
+          <w:shd w:val="clear" w:color="auto" w:fill="FFFFFF"/>
+        </w:rPr>
+        <w:t xml:space="preserve"> OS </w:t>
+      </w:r>
+      <w:r>
+        <w:rPr>
+          <w:rFonts w:ascii="Noto Sans Korean" w:hAnsi="Noto Sans Korean"/>
+          <w:color w:val="000000"/>
+          <w:sz w:val="23"/>
+          <w:szCs w:val="23"/>
+          <w:shd w:val="clear" w:color="auto" w:fill="FFFFFF"/>
+        </w:rPr>
+        <w:t>설정에</w:t>
+      </w:r>
+      <w:r>
+        <w:rPr>
+          <w:rFonts w:ascii="Noto Sans Korean" w:hAnsi="Noto Sans Korean"/>
+          <w:color w:val="000000"/>
+          <w:sz w:val="23"/>
+          <w:szCs w:val="23"/>
+          <w:shd w:val="clear" w:color="auto" w:fill="FFFFFF"/>
+        </w:rPr>
+        <w:t xml:space="preserve"> </w:t>
+      </w:r>
+      <w:r>
+        <w:rPr>
+          <w:rFonts w:ascii="Noto Sans Korean" w:hAnsi="Noto Sans Korean"/>
+          <w:color w:val="000000"/>
+          <w:sz w:val="23"/>
+          <w:szCs w:val="23"/>
+          <w:shd w:val="clear" w:color="auto" w:fill="FFFFFF"/>
+        </w:rPr>
+        <w:t>따라</w:t>
+      </w:r>
+      <w:r>
+        <w:rPr>
+          <w:rFonts w:ascii="Noto Sans Korean" w:hAnsi="Noto Sans Korean"/>
+          <w:color w:val="000000"/>
+          <w:sz w:val="23"/>
+          <w:szCs w:val="23"/>
+          <w:shd w:val="clear" w:color="auto" w:fill="FFFFFF"/>
+        </w:rPr>
+        <w:t xml:space="preserve"> </w:t>
+      </w:r>
+      <w:r>
+        <w:rPr>
+          <w:rFonts w:ascii="Noto Sans Korean" w:hAnsi="Noto Sans Korean"/>
+          <w:color w:val="000000"/>
+          <w:sz w:val="23"/>
+          <w:szCs w:val="23"/>
+          <w:shd w:val="clear" w:color="auto" w:fill="FFFFFF"/>
+        </w:rPr>
+        <w:t>다르며</w:t>
+      </w:r>
+      <w:r>
+        <w:rPr>
+          <w:rFonts w:ascii="Noto Sans Korean" w:hAnsi="Noto Sans Korean"/>
+          <w:color w:val="000000"/>
+          <w:sz w:val="23"/>
+          <w:szCs w:val="23"/>
+          <w:shd w:val="clear" w:color="auto" w:fill="FFFFFF"/>
+        </w:rPr>
+        <w:t xml:space="preserve"> </w:t>
+      </w:r>
+      <w:r>
+        <w:rPr>
+          <w:rFonts w:ascii="Noto Sans Korean" w:hAnsi="Noto Sans Korean"/>
+          <w:color w:val="000000"/>
+          <w:sz w:val="23"/>
+          <w:szCs w:val="23"/>
+          <w:shd w:val="clear" w:color="auto" w:fill="FFFFFF"/>
+        </w:rPr>
+        <w:t>최대</w:t>
+      </w:r>
+      <w:r>
+        <w:rPr>
+          <w:rFonts w:ascii="Noto Sans Korean" w:hAnsi="Noto Sans Korean"/>
+          <w:color w:val="000000"/>
+          <w:sz w:val="23"/>
+          <w:szCs w:val="23"/>
+          <w:shd w:val="clear" w:color="auto" w:fill="FFFFFF"/>
+        </w:rPr>
+        <w:t xml:space="preserve"> 2</w:t>
+      </w:r>
+      <w:r>
+        <w:rPr>
+          <w:rFonts w:ascii="Noto Sans Korean" w:hAnsi="Noto Sans Korean"/>
+          <w:color w:val="000000"/>
+          <w:sz w:val="23"/>
+          <w:szCs w:val="23"/>
+          <w:shd w:val="clear" w:color="auto" w:fill="FFFFFF"/>
+        </w:rPr>
+        <w:t>시간까지</w:t>
+      </w:r>
+      <w:r>
+        <w:rPr>
+          <w:rFonts w:ascii="Noto Sans Korean" w:hAnsi="Noto Sans Korean"/>
+          <w:color w:val="000000"/>
+          <w:sz w:val="23"/>
+          <w:szCs w:val="23"/>
+          <w:shd w:val="clear" w:color="auto" w:fill="FFFFFF"/>
+        </w:rPr>
+        <w:t xml:space="preserve"> </w:t>
+      </w:r>
+      <w:r>
+        <w:rPr>
+          <w:rFonts w:ascii="Noto Sans Korean" w:hAnsi="Noto Sans Korean"/>
+          <w:color w:val="000000"/>
+          <w:sz w:val="23"/>
+          <w:szCs w:val="23"/>
+          <w:shd w:val="clear" w:color="auto" w:fill="FFFFFF"/>
+        </w:rPr>
+        <w:t>걸릴</w:t>
+      </w:r>
+      <w:r>
+        <w:rPr>
+          <w:rFonts w:ascii="Noto Sans Korean" w:hAnsi="Noto Sans Korean"/>
+          <w:color w:val="000000"/>
+          <w:sz w:val="23"/>
+          <w:szCs w:val="23"/>
+          <w:shd w:val="clear" w:color="auto" w:fill="FFFFFF"/>
+        </w:rPr>
+        <w:t xml:space="preserve"> </w:t>
+      </w:r>
+      <w:r>
+        <w:rPr>
+          <w:rFonts w:ascii="Noto Sans Korean" w:hAnsi="Noto Sans Korean"/>
+          <w:color w:val="000000"/>
+          <w:sz w:val="23"/>
+          <w:szCs w:val="23"/>
+          <w:shd w:val="clear" w:color="auto" w:fill="FFFFFF"/>
+        </w:rPr>
+        <w:t>수</w:t>
+      </w:r>
+      <w:r>
+        <w:rPr>
+          <w:rFonts w:ascii="Noto Sans Korean" w:hAnsi="Noto Sans Korean"/>
+          <w:color w:val="000000"/>
+          <w:sz w:val="23"/>
+          <w:szCs w:val="23"/>
+          <w:shd w:val="clear" w:color="auto" w:fill="FFFFFF"/>
+        </w:rPr>
+        <w:t xml:space="preserve"> </w:t>
+      </w:r>
+      <w:r>
+        <w:rPr>
+          <w:rFonts w:ascii="Noto Sans Korean" w:hAnsi="Noto Sans Korean"/>
+          <w:color w:val="000000"/>
+          <w:sz w:val="23"/>
+          <w:szCs w:val="23"/>
+          <w:shd w:val="clear" w:color="auto" w:fill="FFFFFF"/>
+        </w:rPr>
+        <w:t>있습니다</w:t>
+      </w:r>
+      <w:r>
+        <w:rPr>
+          <w:rFonts w:ascii="Noto Sans Korean" w:hAnsi="Noto Sans Korean"/>
+          <w:color w:val="000000"/>
+          <w:sz w:val="23"/>
+          <w:szCs w:val="23"/>
+          <w:shd w:val="clear" w:color="auto" w:fill="FFFFFF"/>
+        </w:rPr>
+        <w:t xml:space="preserve">. </w:t>
+      </w:r>
+      <w:r>
+        <w:rPr>
+          <w:rFonts w:ascii="Noto Sans Korean" w:hAnsi="Noto Sans Korean"/>
+          <w:color w:val="000000"/>
+          <w:sz w:val="23"/>
+          <w:szCs w:val="23"/>
+          <w:shd w:val="clear" w:color="auto" w:fill="FFFFFF"/>
+        </w:rPr>
+        <w:t>유용하려면</w:t>
+      </w:r>
+      <w:r>
+        <w:rPr>
+          <w:rFonts w:ascii="Noto Sans Korean" w:hAnsi="Noto Sans Korean"/>
+          <w:color w:val="000000"/>
+          <w:sz w:val="23"/>
+          <w:szCs w:val="23"/>
+          <w:shd w:val="clear" w:color="auto" w:fill="FFFFFF"/>
+        </w:rPr>
+        <w:t xml:space="preserve"> OS</w:t>
+      </w:r>
+      <w:r>
+        <w:rPr>
+          <w:rFonts w:ascii="Noto Sans Korean" w:hAnsi="Noto Sans Korean"/>
+          <w:color w:val="000000"/>
+          <w:sz w:val="23"/>
+          <w:szCs w:val="23"/>
+          <w:shd w:val="clear" w:color="auto" w:fill="FFFFFF"/>
+        </w:rPr>
+        <w:t>에</w:t>
+      </w:r>
+      <w:r>
+        <w:rPr>
+          <w:rFonts w:ascii="Noto Sans Korean" w:hAnsi="Noto Sans Korean"/>
+          <w:color w:val="000000"/>
+          <w:sz w:val="23"/>
+          <w:szCs w:val="23"/>
+          <w:shd w:val="clear" w:color="auto" w:fill="FFFFFF"/>
+        </w:rPr>
+        <w:t xml:space="preserve"> </w:t>
+      </w:r>
+      <w:r>
+        <w:rPr>
+          <w:rFonts w:ascii="Noto Sans Korean" w:hAnsi="Noto Sans Korean"/>
+          <w:color w:val="000000"/>
+          <w:sz w:val="23"/>
+          <w:szCs w:val="23"/>
+          <w:shd w:val="clear" w:color="auto" w:fill="FFFFFF"/>
+        </w:rPr>
+        <w:t>구성된</w:t>
+      </w:r>
+      <w:r>
+        <w:rPr>
+          <w:rFonts w:ascii="Noto Sans Korean" w:hAnsi="Noto Sans Korean"/>
+          <w:color w:val="000000"/>
+          <w:sz w:val="23"/>
+          <w:szCs w:val="23"/>
+          <w:shd w:val="clear" w:color="auto" w:fill="FFFFFF"/>
+        </w:rPr>
+        <w:t xml:space="preserve"> </w:t>
+      </w:r>
+      <w:r>
+        <w:rPr>
+          <w:rFonts w:ascii="Noto Sans Korean" w:hAnsi="Noto Sans Korean"/>
+          <w:color w:val="000000"/>
+          <w:sz w:val="23"/>
+          <w:szCs w:val="23"/>
+          <w:shd w:val="clear" w:color="auto" w:fill="FFFFFF"/>
+        </w:rPr>
+        <w:t>빈도가</w:t>
+      </w:r>
+      <w:r>
+        <w:rPr>
+          <w:rFonts w:ascii="Noto Sans Korean" w:hAnsi="Noto Sans Korean"/>
+          <w:color w:val="000000"/>
+          <w:sz w:val="23"/>
+          <w:szCs w:val="23"/>
+          <w:shd w:val="clear" w:color="auto" w:fill="FFFFFF"/>
+        </w:rPr>
+        <w:t xml:space="preserve"> </w:t>
+      </w:r>
+      <w:r>
+        <w:rPr>
+          <w:rFonts w:ascii="Noto Sans Korean" w:hAnsi="Noto Sans Korean"/>
+          <w:color w:val="000000"/>
+          <w:sz w:val="23"/>
+          <w:szCs w:val="23"/>
+          <w:shd w:val="clear" w:color="auto" w:fill="FFFFFF"/>
+        </w:rPr>
+        <w:t>방화벽에서</w:t>
+      </w:r>
+      <w:r>
+        <w:rPr>
+          <w:rFonts w:ascii="Noto Sans Korean" w:hAnsi="Noto Sans Korean"/>
+          <w:color w:val="000000"/>
+          <w:sz w:val="23"/>
+          <w:szCs w:val="23"/>
+          <w:shd w:val="clear" w:color="auto" w:fill="FFFFFF"/>
+        </w:rPr>
+        <w:t xml:space="preserve"> </w:t>
+      </w:r>
+      <w:r>
+        <w:rPr>
+          <w:rFonts w:ascii="Noto Sans Korean" w:hAnsi="Noto Sans Korean"/>
+          <w:color w:val="000000"/>
+          <w:sz w:val="23"/>
+          <w:szCs w:val="23"/>
+          <w:shd w:val="clear" w:color="auto" w:fill="FFFFFF"/>
+        </w:rPr>
+        <w:t>사용하는</w:t>
+      </w:r>
+      <w:r>
+        <w:rPr>
+          <w:rFonts w:ascii="Noto Sans Korean" w:hAnsi="Noto Sans Korean"/>
+          <w:color w:val="000000"/>
+          <w:sz w:val="23"/>
+          <w:szCs w:val="23"/>
+          <w:shd w:val="clear" w:color="auto" w:fill="FFFFFF"/>
+        </w:rPr>
+        <w:t xml:space="preserve"> </w:t>
+      </w:r>
+      <w:r>
+        <w:rPr>
+          <w:rFonts w:ascii="Noto Sans Korean" w:hAnsi="Noto Sans Korean"/>
+          <w:color w:val="000000"/>
+          <w:sz w:val="23"/>
+          <w:szCs w:val="23"/>
+          <w:shd w:val="clear" w:color="auto" w:fill="FFFFFF"/>
+        </w:rPr>
+        <w:t>임계값보다</w:t>
+      </w:r>
+      <w:r>
+        <w:rPr>
+          <w:rFonts w:ascii="Noto Sans Korean" w:hAnsi="Noto Sans Korean"/>
+          <w:color w:val="000000"/>
+          <w:sz w:val="23"/>
+          <w:szCs w:val="23"/>
+          <w:shd w:val="clear" w:color="auto" w:fill="FFFFFF"/>
+        </w:rPr>
+        <w:t xml:space="preserve"> </w:t>
+      </w:r>
+      <w:r>
+        <w:rPr>
+          <w:rFonts w:ascii="Noto Sans Korean" w:hAnsi="Noto Sans Korean"/>
+          <w:color w:val="000000"/>
+          <w:sz w:val="23"/>
+          <w:szCs w:val="23"/>
+          <w:shd w:val="clear" w:color="auto" w:fill="FFFFFF"/>
+        </w:rPr>
+        <w:t>작아야</w:t>
+      </w:r>
+      <w:r>
+        <w:rPr>
+          <w:rFonts w:ascii="Noto Sans Korean" w:hAnsi="Noto Sans Korean"/>
+          <w:color w:val="000000"/>
+          <w:sz w:val="23"/>
+          <w:szCs w:val="23"/>
+          <w:shd w:val="clear" w:color="auto" w:fill="FFFFFF"/>
+        </w:rPr>
+        <w:t xml:space="preserve"> </w:t>
+      </w:r>
+      <w:r>
+        <w:rPr>
+          <w:rFonts w:ascii="Noto Sans Korean" w:hAnsi="Noto Sans Korean"/>
+          <w:color w:val="000000"/>
+          <w:sz w:val="23"/>
+          <w:szCs w:val="23"/>
+          <w:shd w:val="clear" w:color="auto" w:fill="FFFFFF"/>
+        </w:rPr>
+        <w:t>합니다</w:t>
+      </w:r>
+      <w:r>
+        <w:rPr>
+          <w:rFonts w:ascii="Noto Sans Korean" w:hAnsi="Noto Sans Korean"/>
+          <w:color w:val="000000"/>
+          <w:sz w:val="23"/>
+          <w:szCs w:val="23"/>
+          <w:shd w:val="clear" w:color="auto" w:fill="FFFFFF"/>
+        </w:rPr>
+        <w:t>.</w:t>
+      </w:r>
+      <w:r>
+        <w:rPr>
+          <w:rFonts w:ascii="Noto Sans Korean" w:hAnsi="Noto Sans Korean"/>
+          <w:color w:val="000000"/>
+          <w:sz w:val="23"/>
+          <w:szCs w:val="23"/>
+          <w:shd w:val="clear" w:color="auto" w:fill="FFFFFF"/>
+        </w:rPr>
+        <w:t>”</w:t>
+      </w:r>
+    </w:p>
+    <w:p>
+      <w:pPr>
+        <w:rPr>
+          <w:rFonts w:ascii="Noto Sans Korean" w:hAnsi="Noto Sans Korean"/>
+          <w:color w:val="000000"/>
+          <w:sz w:val="23"/>
+          <w:szCs w:val="23"/>
+          <w:shd w:val="clear" w:color="auto" w:fill="FFFFFF"/>
+        </w:rPr>
+      </w:pPr>
+      <w:r>
+        <w:rPr>
+          <w:rFonts w:ascii="Noto Sans Korean" w:hAnsi="Noto Sans Korean"/>
+          <w:color w:val="000000"/>
+          <w:sz w:val="23"/>
+          <w:szCs w:val="23"/>
+          <w:shd w:val="clear" w:color="auto" w:fill="FFFFFF"/>
+        </w:rPr>
+        <w:t>d</w:t>
+      </w:r>
+      <w:r>
+        <w:rPr>
+          <w:rFonts w:ascii="Noto Sans Korean" w:hAnsi="Noto Sans Korean" w:hint="eastAsia"/>
+          <w:color w:val="000000"/>
+          <w:sz w:val="23"/>
+          <w:szCs w:val="23"/>
+          <w:shd w:val="clear" w:color="auto" w:fill="FFFFFF"/>
+        </w:rPr>
+        <w:t>efault</w:t>
+      </w:r>
+      <w:r>
+        <w:rPr>
+          <w:rFonts w:ascii="Noto Sans Korean" w:hAnsi="Noto Sans Korean" w:hint="eastAsia"/>
+          <w:color w:val="000000"/>
+          <w:sz w:val="23"/>
+          <w:szCs w:val="23"/>
+          <w:shd w:val="clear" w:color="auto" w:fill="FFFFFF"/>
+        </w:rPr>
+        <w:t>는</w:t>
+      </w:r>
+      <w:r>
+        <w:rPr>
+          <w:rFonts w:ascii="Noto Sans Korean" w:hAnsi="Noto Sans Korean" w:hint="eastAsia"/>
+          <w:color w:val="000000"/>
+          <w:sz w:val="23"/>
+          <w:szCs w:val="23"/>
+          <w:shd w:val="clear" w:color="auto" w:fill="FFFFFF"/>
+        </w:rPr>
+        <w:t xml:space="preserve"> </w:t>
+      </w:r>
+      <w:r>
+        <w:rPr>
+          <w:rFonts w:ascii="Noto Sans Korean" w:hAnsi="Noto Sans Korean"/>
+          <w:color w:val="000000"/>
+          <w:sz w:val="23"/>
+          <w:szCs w:val="23"/>
+          <w:shd w:val="clear" w:color="auto" w:fill="FFFFFF"/>
+        </w:rPr>
+        <w:t>keepalive</w:t>
+      </w:r>
+      <w:r>
+        <w:rPr>
+          <w:rFonts w:ascii="Noto Sans Korean" w:hAnsi="Noto Sans Korean" w:hint="eastAsia"/>
+          <w:color w:val="000000"/>
+          <w:sz w:val="23"/>
+          <w:szCs w:val="23"/>
+          <w:shd w:val="clear" w:color="auto" w:fill="FFFFFF"/>
+        </w:rPr>
+        <w:t>가</w:t>
+      </w:r>
+      <w:r>
+        <w:rPr>
+          <w:rFonts w:ascii="Noto Sans Korean" w:hAnsi="Noto Sans Korean" w:hint="eastAsia"/>
+          <w:color w:val="000000"/>
+          <w:sz w:val="23"/>
+          <w:szCs w:val="23"/>
+          <w:shd w:val="clear" w:color="auto" w:fill="FFFFFF"/>
+        </w:rPr>
+        <w:t xml:space="preserve"> </w:t>
+      </w:r>
+      <w:r>
+        <w:rPr>
+          <w:rFonts w:ascii="Noto Sans Korean" w:hAnsi="Noto Sans Korean"/>
+          <w:color w:val="000000"/>
+          <w:sz w:val="23"/>
+          <w:szCs w:val="23"/>
+          <w:shd w:val="clear" w:color="auto" w:fill="FFFFFF"/>
+        </w:rPr>
+        <w:t>off</w:t>
+      </w:r>
+      <w:r>
+        <w:rPr>
+          <w:rFonts w:ascii="Noto Sans Korean" w:hAnsi="Noto Sans Korean" w:hint="eastAsia"/>
+          <w:color w:val="000000"/>
+          <w:sz w:val="23"/>
+          <w:szCs w:val="23"/>
+          <w:shd w:val="clear" w:color="auto" w:fill="FFFFFF"/>
+        </w:rPr>
+        <w:t>로</w:t>
+      </w:r>
+      <w:r>
+        <w:rPr>
+          <w:rFonts w:ascii="Noto Sans Korean" w:hAnsi="Noto Sans Korean" w:hint="eastAsia"/>
+          <w:color w:val="000000"/>
+          <w:sz w:val="23"/>
+          <w:szCs w:val="23"/>
+          <w:shd w:val="clear" w:color="auto" w:fill="FFFFFF"/>
+        </w:rPr>
+        <w:t xml:space="preserve"> </w:t>
+      </w:r>
+      <w:r>
+        <w:rPr>
+          <w:rFonts w:ascii="Noto Sans Korean" w:hAnsi="Noto Sans Korean" w:hint="eastAsia"/>
+          <w:color w:val="000000"/>
+          <w:sz w:val="23"/>
+          <w:szCs w:val="23"/>
+          <w:shd w:val="clear" w:color="auto" w:fill="FFFFFF"/>
+        </w:rPr>
+        <w:t>되어있으나</w:t>
+      </w:r>
+      <w:r>
+        <w:rPr>
+          <w:rFonts w:ascii="Noto Sans Korean" w:hAnsi="Noto Sans Korean" w:hint="eastAsia"/>
+          <w:color w:val="000000"/>
+          <w:sz w:val="23"/>
+          <w:szCs w:val="23"/>
+          <w:shd w:val="clear" w:color="auto" w:fill="FFFFFF"/>
+        </w:rPr>
+        <w:t xml:space="preserve"> </w:t>
+      </w:r>
+      <w:r>
+        <w:rPr>
+          <w:rFonts w:ascii="Noto Sans Korean" w:hAnsi="Noto Sans Korean" w:hint="eastAsia"/>
+          <w:color w:val="000000"/>
+          <w:sz w:val="23"/>
+          <w:szCs w:val="23"/>
+          <w:shd w:val="clear" w:color="auto" w:fill="FFFFFF"/>
+        </w:rPr>
+        <w:t>백엔드</w:t>
+      </w:r>
+      <w:r>
+        <w:rPr>
+          <w:rFonts w:ascii="Noto Sans Korean" w:hAnsi="Noto Sans Korean" w:hint="eastAsia"/>
+          <w:color w:val="000000"/>
+          <w:sz w:val="23"/>
+          <w:szCs w:val="23"/>
+          <w:shd w:val="clear" w:color="auto" w:fill="FFFFFF"/>
+        </w:rPr>
+        <w:t xml:space="preserve"> </w:t>
+      </w:r>
+      <w:r>
+        <w:rPr>
+          <w:rFonts w:ascii="Noto Sans Korean" w:hAnsi="Noto Sans Korean" w:hint="eastAsia"/>
+          <w:color w:val="000000"/>
+          <w:sz w:val="23"/>
+          <w:szCs w:val="23"/>
+          <w:shd w:val="clear" w:color="auto" w:fill="FFFFFF"/>
+        </w:rPr>
+        <w:t>서버</w:t>
+      </w:r>
+      <w:r>
+        <w:rPr>
+          <w:rFonts w:ascii="Noto Sans Korean" w:hAnsi="Noto Sans Korean" w:hint="eastAsia"/>
+          <w:color w:val="000000"/>
+          <w:sz w:val="23"/>
+          <w:szCs w:val="23"/>
+          <w:shd w:val="clear" w:color="auto" w:fill="FFFFFF"/>
+        </w:rPr>
+        <w:t>(</w:t>
+      </w:r>
+      <w:r>
+        <w:rPr>
+          <w:rFonts w:ascii="Noto Sans Korean" w:hAnsi="Noto Sans Korean"/>
+          <w:color w:val="000000"/>
+          <w:sz w:val="23"/>
+          <w:szCs w:val="23"/>
+          <w:shd w:val="clear" w:color="auto" w:fill="FFFFFF"/>
+        </w:rPr>
+        <w:t>WAS)</w:t>
+      </w:r>
+      <w:r>
+        <w:rPr>
+          <w:rFonts w:ascii="Noto Sans Korean" w:hAnsi="Noto Sans Korean" w:hint="eastAsia"/>
+          <w:color w:val="000000"/>
+          <w:sz w:val="23"/>
+          <w:szCs w:val="23"/>
+          <w:shd w:val="clear" w:color="auto" w:fill="FFFFFF"/>
+        </w:rPr>
+        <w:t xml:space="preserve"> </w:t>
+      </w:r>
+      <w:r>
+        <w:rPr>
+          <w:rFonts w:ascii="Noto Sans Korean" w:hAnsi="Noto Sans Korean" w:hint="eastAsia"/>
+          <w:color w:val="000000"/>
+          <w:sz w:val="23"/>
+          <w:szCs w:val="23"/>
+          <w:shd w:val="clear" w:color="auto" w:fill="FFFFFF"/>
+        </w:rPr>
+        <w:t>사이에</w:t>
+      </w:r>
+      <w:r>
+        <w:rPr>
+          <w:rFonts w:ascii="Noto Sans Korean" w:hAnsi="Noto Sans Korean" w:hint="eastAsia"/>
+          <w:color w:val="000000"/>
+          <w:sz w:val="23"/>
+          <w:szCs w:val="23"/>
+          <w:shd w:val="clear" w:color="auto" w:fill="FFFFFF"/>
+        </w:rPr>
+        <w:t xml:space="preserve"> </w:t>
+      </w:r>
+      <w:r>
+        <w:rPr>
+          <w:rFonts w:ascii="Noto Sans Korean" w:hAnsi="Noto Sans Korean" w:hint="eastAsia"/>
+          <w:color w:val="000000"/>
+          <w:sz w:val="23"/>
+          <w:szCs w:val="23"/>
+          <w:shd w:val="clear" w:color="auto" w:fill="FFFFFF"/>
+        </w:rPr>
+        <w:t>방화벽이</w:t>
+      </w:r>
+      <w:r>
+        <w:rPr>
+          <w:rFonts w:ascii="Noto Sans Korean" w:hAnsi="Noto Sans Korean" w:hint="eastAsia"/>
+          <w:color w:val="000000"/>
+          <w:sz w:val="23"/>
+          <w:szCs w:val="23"/>
+          <w:shd w:val="clear" w:color="auto" w:fill="FFFFFF"/>
+        </w:rPr>
+        <w:t xml:space="preserve"> </w:t>
+      </w:r>
+      <w:r>
+        <w:rPr>
+          <w:rFonts w:ascii="Noto Sans Korean" w:hAnsi="Noto Sans Korean" w:hint="eastAsia"/>
+          <w:color w:val="000000"/>
+          <w:sz w:val="23"/>
+          <w:szCs w:val="23"/>
+          <w:shd w:val="clear" w:color="auto" w:fill="FFFFFF"/>
+        </w:rPr>
+        <w:t>있을</w:t>
+      </w:r>
+      <w:r>
+        <w:rPr>
+          <w:rFonts w:ascii="Noto Sans Korean" w:hAnsi="Noto Sans Korean" w:hint="eastAsia"/>
+          <w:color w:val="000000"/>
+          <w:sz w:val="23"/>
+          <w:szCs w:val="23"/>
+          <w:shd w:val="clear" w:color="auto" w:fill="FFFFFF"/>
+        </w:rPr>
+        <w:t xml:space="preserve"> </w:t>
+      </w:r>
+      <w:r>
+        <w:rPr>
+          <w:rFonts w:ascii="Noto Sans Korean" w:hAnsi="Noto Sans Korean" w:hint="eastAsia"/>
+          <w:color w:val="000000"/>
+          <w:sz w:val="23"/>
+          <w:szCs w:val="23"/>
+          <w:shd w:val="clear" w:color="auto" w:fill="FFFFFF"/>
+        </w:rPr>
+        <w:t>경우</w:t>
+      </w:r>
+      <w:r>
+        <w:rPr>
+          <w:rFonts w:ascii="Noto Sans Korean" w:hAnsi="Noto Sans Korean" w:hint="eastAsia"/>
+          <w:color w:val="000000"/>
+          <w:sz w:val="23"/>
+          <w:szCs w:val="23"/>
+          <w:shd w:val="clear" w:color="auto" w:fill="FFFFFF"/>
+        </w:rPr>
+        <w:t xml:space="preserve"> t</w:t>
+      </w:r>
+      <w:r>
+        <w:rPr>
+          <w:rFonts w:ascii="Noto Sans Korean" w:hAnsi="Noto Sans Korean"/>
+          <w:color w:val="000000"/>
+          <w:sz w:val="23"/>
+          <w:szCs w:val="23"/>
+          <w:shd w:val="clear" w:color="auto" w:fill="FFFFFF"/>
+        </w:rPr>
+        <w:t xml:space="preserve">cp </w:t>
+      </w:r>
+      <w:r>
+        <w:rPr>
+          <w:rFonts w:ascii="Noto Sans Korean" w:hAnsi="Noto Sans Korean" w:hint="eastAsia"/>
+          <w:color w:val="000000"/>
+          <w:sz w:val="23"/>
+          <w:szCs w:val="23"/>
+          <w:shd w:val="clear" w:color="auto" w:fill="FFFFFF"/>
+        </w:rPr>
+        <w:t>연결을</w:t>
+      </w:r>
+      <w:r>
+        <w:rPr>
+          <w:rFonts w:ascii="Noto Sans Korean" w:hAnsi="Noto Sans Korean" w:hint="eastAsia"/>
+          <w:color w:val="000000"/>
+          <w:sz w:val="23"/>
+          <w:szCs w:val="23"/>
+          <w:shd w:val="clear" w:color="auto" w:fill="FFFFFF"/>
+        </w:rPr>
+        <w:t xml:space="preserve"> </w:t>
+      </w:r>
+      <w:r>
+        <w:rPr>
+          <w:rFonts w:ascii="Noto Sans Korean" w:hAnsi="Noto Sans Korean" w:hint="eastAsia"/>
+          <w:color w:val="000000"/>
+          <w:sz w:val="23"/>
+          <w:szCs w:val="23"/>
+          <w:shd w:val="clear" w:color="auto" w:fill="FFFFFF"/>
+        </w:rPr>
+        <w:t>맺고</w:t>
+      </w:r>
+      <w:r>
+        <w:rPr>
+          <w:rFonts w:ascii="Noto Sans Korean" w:hAnsi="Noto Sans Korean" w:hint="eastAsia"/>
+          <w:color w:val="000000"/>
+          <w:sz w:val="23"/>
+          <w:szCs w:val="23"/>
+          <w:shd w:val="clear" w:color="auto" w:fill="FFFFFF"/>
+        </w:rPr>
+        <w:t xml:space="preserve"> </w:t>
+      </w:r>
+      <w:r>
+        <w:rPr>
+          <w:rFonts w:ascii="Noto Sans Korean" w:hAnsi="Noto Sans Korean" w:hint="eastAsia"/>
+          <w:color w:val="000000"/>
+          <w:sz w:val="23"/>
+          <w:szCs w:val="23"/>
+          <w:shd w:val="clear" w:color="auto" w:fill="FFFFFF"/>
+        </w:rPr>
+        <w:t>있다가</w:t>
+      </w:r>
+      <w:r>
+        <w:rPr>
+          <w:rFonts w:ascii="Noto Sans Korean" w:hAnsi="Noto Sans Korean" w:hint="eastAsia"/>
+          <w:color w:val="000000"/>
+          <w:sz w:val="23"/>
+          <w:szCs w:val="23"/>
+          <w:shd w:val="clear" w:color="auto" w:fill="FFFFFF"/>
+        </w:rPr>
+        <w:t xml:space="preserve"> </w:t>
+      </w:r>
+      <w:r>
+        <w:rPr>
+          <w:rFonts w:ascii="Noto Sans Korean" w:hAnsi="Noto Sans Korean" w:hint="eastAsia"/>
+          <w:color w:val="000000"/>
+          <w:sz w:val="23"/>
+          <w:szCs w:val="23"/>
+          <w:shd w:val="clear" w:color="auto" w:fill="FFFFFF"/>
+        </w:rPr>
+        <w:t>방화벽이</w:t>
+      </w:r>
+      <w:r>
+        <w:rPr>
+          <w:rFonts w:ascii="Noto Sans Korean" w:hAnsi="Noto Sans Korean" w:hint="eastAsia"/>
+          <w:color w:val="000000"/>
+          <w:sz w:val="23"/>
+          <w:szCs w:val="23"/>
+          <w:shd w:val="clear" w:color="auto" w:fill="FFFFFF"/>
+        </w:rPr>
+        <w:t xml:space="preserve"> </w:t>
+      </w:r>
+      <w:r>
+        <w:rPr>
+          <w:rFonts w:ascii="Noto Sans Korean" w:hAnsi="Noto Sans Korean" w:hint="eastAsia"/>
+          <w:color w:val="000000"/>
+          <w:sz w:val="23"/>
+          <w:szCs w:val="23"/>
+          <w:shd w:val="clear" w:color="auto" w:fill="FFFFFF"/>
+        </w:rPr>
+        <w:t>커넥션을</w:t>
+      </w:r>
+      <w:r>
+        <w:rPr>
+          <w:rFonts w:ascii="Noto Sans Korean" w:hAnsi="Noto Sans Korean" w:hint="eastAsia"/>
+          <w:color w:val="000000"/>
+          <w:sz w:val="23"/>
+          <w:szCs w:val="23"/>
+          <w:shd w:val="clear" w:color="auto" w:fill="FFFFFF"/>
+        </w:rPr>
+        <w:t xml:space="preserve"> </w:t>
+      </w:r>
+      <w:r>
+        <w:rPr>
+          <w:rFonts w:ascii="Noto Sans Korean" w:hAnsi="Noto Sans Korean" w:hint="eastAsia"/>
+          <w:color w:val="000000"/>
+          <w:sz w:val="23"/>
+          <w:szCs w:val="23"/>
+          <w:shd w:val="clear" w:color="auto" w:fill="FFFFFF"/>
+        </w:rPr>
+        <w:t>끊어버리면</w:t>
+      </w:r>
+      <w:r>
+        <w:rPr>
+          <w:rFonts w:ascii="Noto Sans Korean" w:hAnsi="Noto Sans Korean" w:hint="eastAsia"/>
+          <w:color w:val="000000"/>
+          <w:sz w:val="23"/>
+          <w:szCs w:val="23"/>
+          <w:shd w:val="clear" w:color="auto" w:fill="FFFFFF"/>
+        </w:rPr>
+        <w:t xml:space="preserve"> </w:t>
+      </w:r>
+      <w:r>
+        <w:rPr>
+          <w:rFonts w:ascii="Noto Sans Korean" w:hAnsi="Noto Sans Korean"/>
+          <w:color w:val="000000"/>
+          <w:sz w:val="23"/>
+          <w:szCs w:val="23"/>
+          <w:shd w:val="clear" w:color="auto" w:fill="FFFFFF"/>
+        </w:rPr>
+        <w:t xml:space="preserve">WAS </w:t>
+      </w:r>
+      <w:r>
+        <w:rPr>
+          <w:rFonts w:ascii="Noto Sans Korean" w:hAnsi="Noto Sans Korean" w:hint="eastAsia"/>
+          <w:color w:val="000000"/>
+          <w:sz w:val="23"/>
+          <w:szCs w:val="23"/>
+          <w:shd w:val="clear" w:color="auto" w:fill="FFFFFF"/>
+        </w:rPr>
+        <w:t>서버의</w:t>
+      </w:r>
+      <w:r>
+        <w:rPr>
+          <w:rFonts w:ascii="Noto Sans Korean" w:hAnsi="Noto Sans Korean" w:hint="eastAsia"/>
+          <w:color w:val="000000"/>
+          <w:sz w:val="23"/>
+          <w:szCs w:val="23"/>
+          <w:shd w:val="clear" w:color="auto" w:fill="FFFFFF"/>
+        </w:rPr>
+        <w:t xml:space="preserve"> </w:t>
+      </w:r>
+      <w:r>
+        <w:rPr>
+          <w:rFonts w:ascii="Noto Sans Korean" w:hAnsi="Noto Sans Korean" w:hint="eastAsia"/>
+          <w:color w:val="000000"/>
+          <w:sz w:val="23"/>
+          <w:szCs w:val="23"/>
+          <w:shd w:val="clear" w:color="auto" w:fill="FFFFFF"/>
+        </w:rPr>
+        <w:t>입장에서는</w:t>
+      </w:r>
+      <w:r>
+        <w:rPr>
+          <w:rFonts w:ascii="Noto Sans Korean" w:hAnsi="Noto Sans Korean" w:hint="eastAsia"/>
+          <w:color w:val="000000"/>
+          <w:sz w:val="23"/>
+          <w:szCs w:val="23"/>
+          <w:shd w:val="clear" w:color="auto" w:fill="FFFFFF"/>
+        </w:rPr>
+        <w:t xml:space="preserve"> </w:t>
+      </w:r>
+      <w:r>
+        <w:rPr>
+          <w:rFonts w:ascii="Noto Sans Korean" w:hAnsi="Noto Sans Korean" w:hint="eastAsia"/>
+          <w:color w:val="000000"/>
+          <w:sz w:val="23"/>
+          <w:szCs w:val="23"/>
+          <w:shd w:val="clear" w:color="auto" w:fill="FFFFFF"/>
+        </w:rPr>
+        <w:t>끊어졌는지</w:t>
+      </w:r>
+      <w:r>
+        <w:rPr>
+          <w:rFonts w:ascii="Noto Sans Korean" w:hAnsi="Noto Sans Korean" w:hint="eastAsia"/>
+          <w:color w:val="000000"/>
+          <w:sz w:val="23"/>
+          <w:szCs w:val="23"/>
+          <w:shd w:val="clear" w:color="auto" w:fill="FFFFFF"/>
+        </w:rPr>
+        <w:t xml:space="preserve"> </w:t>
+      </w:r>
+      <w:r>
+        <w:rPr>
+          <w:rFonts w:ascii="Noto Sans Korean" w:hAnsi="Noto Sans Korean" w:hint="eastAsia"/>
+          <w:color w:val="000000"/>
+          <w:sz w:val="23"/>
+          <w:szCs w:val="23"/>
+          <w:shd w:val="clear" w:color="auto" w:fill="FFFFFF"/>
+        </w:rPr>
+        <w:t>확인이</w:t>
+      </w:r>
+      <w:r>
+        <w:rPr>
+          <w:rFonts w:ascii="Noto Sans Korean" w:hAnsi="Noto Sans Korean" w:hint="eastAsia"/>
+          <w:color w:val="000000"/>
+          <w:sz w:val="23"/>
+          <w:szCs w:val="23"/>
+          <w:shd w:val="clear" w:color="auto" w:fill="FFFFFF"/>
+        </w:rPr>
+        <w:t xml:space="preserve"> </w:t>
+      </w:r>
+      <w:r>
+        <w:rPr>
+          <w:rFonts w:ascii="Noto Sans Korean" w:hAnsi="Noto Sans Korean" w:hint="eastAsia"/>
+          <w:color w:val="000000"/>
+          <w:sz w:val="23"/>
+          <w:szCs w:val="23"/>
+          <w:shd w:val="clear" w:color="auto" w:fill="FFFFFF"/>
+        </w:rPr>
+        <w:t>불가능</w:t>
+      </w:r>
+      <w:r>
+        <w:rPr>
+          <w:rFonts w:ascii="Noto Sans Korean" w:hAnsi="Noto Sans Korean" w:hint="eastAsia"/>
+          <w:color w:val="000000"/>
+          <w:sz w:val="23"/>
+          <w:szCs w:val="23"/>
+          <w:shd w:val="clear" w:color="auto" w:fill="FFFFFF"/>
+        </w:rPr>
+        <w:t xml:space="preserve"> </w:t>
+      </w:r>
+      <w:r>
+        <w:rPr>
+          <w:rFonts w:ascii="Noto Sans Korean" w:hAnsi="Noto Sans Korean" w:hint="eastAsia"/>
+          <w:color w:val="000000"/>
+          <w:sz w:val="23"/>
+          <w:szCs w:val="23"/>
+          <w:shd w:val="clear" w:color="auto" w:fill="FFFFFF"/>
+        </w:rPr>
+        <w:t>합니다</w:t>
+      </w:r>
+      <w:r>
+        <w:rPr>
+          <w:rFonts w:ascii="Noto Sans Korean" w:hAnsi="Noto Sans Korean" w:hint="eastAsia"/>
+          <w:color w:val="000000"/>
+          <w:sz w:val="23"/>
+          <w:szCs w:val="23"/>
+          <w:shd w:val="clear" w:color="auto" w:fill="FFFFFF"/>
+        </w:rPr>
+        <w:t>.</w:t>
+      </w:r>
+      <w:r>
+        <w:rPr>
+          <w:rFonts w:ascii="Noto Sans Korean" w:hAnsi="Noto Sans Korean"/>
+          <w:color w:val="000000"/>
+          <w:sz w:val="23"/>
+          <w:szCs w:val="23"/>
+          <w:shd w:val="clear" w:color="auto" w:fill="FFFFFF"/>
+        </w:rPr>
+        <w:t xml:space="preserve"> </w:t>
+      </w:r>
+    </w:p>
+    <w:p>
+      <w:pPr>
+        <w:rPr>
+          <w:rFonts w:ascii="Noto Sans Korean" w:hAnsi="Noto Sans Korean"/>
+          <w:color w:val="000000"/>
+          <w:sz w:val="23"/>
+          <w:szCs w:val="23"/>
+          <w:shd w:val="clear" w:color="auto" w:fill="FFFFFF"/>
+        </w:rPr>
+      </w:pPr>
+      <w:r>
+        <w:rPr>
+          <w:rFonts w:ascii="Noto Sans Korean" w:hAnsi="Noto Sans Korean" w:hint="eastAsia"/>
+          <w:color w:val="000000"/>
+          <w:sz w:val="23"/>
+          <w:szCs w:val="23"/>
+          <w:shd w:val="clear" w:color="auto" w:fill="FFFFFF"/>
+        </w:rPr>
+        <w:t>WAS</w:t>
+      </w:r>
+      <w:r>
+        <w:rPr>
+          <w:rFonts w:ascii="Noto Sans Korean" w:hAnsi="Noto Sans Korean" w:hint="eastAsia"/>
+          <w:color w:val="000000"/>
+          <w:sz w:val="23"/>
+          <w:szCs w:val="23"/>
+          <w:shd w:val="clear" w:color="auto" w:fill="FFFFFF"/>
+        </w:rPr>
+        <w:t>로</w:t>
+      </w:r>
+      <w:r>
+        <w:rPr>
+          <w:rFonts w:ascii="Noto Sans Korean" w:hAnsi="Noto Sans Korean" w:hint="eastAsia"/>
+          <w:color w:val="000000"/>
+          <w:sz w:val="23"/>
+          <w:szCs w:val="23"/>
+          <w:shd w:val="clear" w:color="auto" w:fill="FFFFFF"/>
+        </w:rPr>
+        <w:t xml:space="preserve"> </w:t>
+      </w:r>
+      <w:r>
+        <w:rPr>
+          <w:rFonts w:ascii="Noto Sans Korean" w:hAnsi="Noto Sans Korean" w:hint="eastAsia"/>
+          <w:color w:val="000000"/>
+          <w:sz w:val="23"/>
+          <w:szCs w:val="23"/>
+          <w:shd w:val="clear" w:color="auto" w:fill="FFFFFF"/>
+        </w:rPr>
+        <w:t>커넥션을</w:t>
+      </w:r>
+      <w:r>
+        <w:rPr>
+          <w:rFonts w:ascii="Noto Sans Korean" w:hAnsi="Noto Sans Korean" w:hint="eastAsia"/>
+          <w:color w:val="000000"/>
+          <w:sz w:val="23"/>
+          <w:szCs w:val="23"/>
+          <w:shd w:val="clear" w:color="auto" w:fill="FFFFFF"/>
+        </w:rPr>
+        <w:t xml:space="preserve"> </w:t>
+      </w:r>
+      <w:r>
+        <w:rPr>
+          <w:rFonts w:ascii="Noto Sans Korean" w:hAnsi="Noto Sans Korean" w:hint="eastAsia"/>
+          <w:color w:val="000000"/>
+          <w:sz w:val="23"/>
+          <w:szCs w:val="23"/>
+          <w:shd w:val="clear" w:color="auto" w:fill="FFFFFF"/>
+        </w:rPr>
+        <w:t>계속</w:t>
+      </w:r>
+      <w:r>
+        <w:rPr>
+          <w:rFonts w:ascii="Noto Sans Korean" w:hAnsi="Noto Sans Korean" w:hint="eastAsia"/>
+          <w:color w:val="000000"/>
+          <w:sz w:val="23"/>
+          <w:szCs w:val="23"/>
+          <w:shd w:val="clear" w:color="auto" w:fill="FFFFFF"/>
+        </w:rPr>
+        <w:t xml:space="preserve"> </w:t>
+      </w:r>
+      <w:r>
+        <w:rPr>
+          <w:rFonts w:ascii="Noto Sans Korean" w:hAnsi="Noto Sans Korean" w:hint="eastAsia"/>
+          <w:color w:val="000000"/>
+          <w:sz w:val="23"/>
+          <w:szCs w:val="23"/>
+          <w:shd w:val="clear" w:color="auto" w:fill="FFFFFF"/>
+        </w:rPr>
+        <w:t>맺고</w:t>
+      </w:r>
+      <w:r>
+        <w:rPr>
+          <w:rFonts w:ascii="Noto Sans Korean" w:hAnsi="Noto Sans Korean" w:hint="eastAsia"/>
+          <w:color w:val="000000"/>
+          <w:sz w:val="23"/>
+          <w:szCs w:val="23"/>
+          <w:shd w:val="clear" w:color="auto" w:fill="FFFFFF"/>
+        </w:rPr>
+        <w:t xml:space="preserve"> </w:t>
+      </w:r>
+      <w:r>
+        <w:rPr>
+          <w:rFonts w:ascii="Noto Sans Korean" w:hAnsi="Noto Sans Korean" w:hint="eastAsia"/>
+          <w:color w:val="000000"/>
+          <w:sz w:val="23"/>
+          <w:szCs w:val="23"/>
+          <w:shd w:val="clear" w:color="auto" w:fill="FFFFFF"/>
+        </w:rPr>
+        <w:t>있다는</w:t>
+      </w:r>
+      <w:r>
+        <w:rPr>
+          <w:rFonts w:ascii="Noto Sans Korean" w:hAnsi="Noto Sans Korean" w:hint="eastAsia"/>
+          <w:color w:val="000000"/>
+          <w:sz w:val="23"/>
+          <w:szCs w:val="23"/>
+          <w:shd w:val="clear" w:color="auto" w:fill="FFFFFF"/>
+        </w:rPr>
+        <w:t xml:space="preserve"> </w:t>
+      </w:r>
+      <w:r>
+        <w:rPr>
+          <w:rFonts w:ascii="Noto Sans Korean" w:hAnsi="Noto Sans Korean" w:hint="eastAsia"/>
+          <w:color w:val="000000"/>
+          <w:sz w:val="23"/>
+          <w:szCs w:val="23"/>
+          <w:shd w:val="clear" w:color="auto" w:fill="FFFFFF"/>
+        </w:rPr>
+        <w:t>말은</w:t>
+      </w:r>
+      <w:r>
+        <w:rPr>
+          <w:rFonts w:ascii="Noto Sans Korean" w:hAnsi="Noto Sans Korean" w:hint="eastAsia"/>
+          <w:color w:val="000000"/>
+          <w:sz w:val="23"/>
+          <w:szCs w:val="23"/>
+          <w:shd w:val="clear" w:color="auto" w:fill="FFFFFF"/>
+        </w:rPr>
+        <w:t xml:space="preserve"> </w:t>
+      </w:r>
+      <w:r>
+        <w:rPr>
+          <w:rFonts w:ascii="Noto Sans Korean" w:hAnsi="Noto Sans Korean" w:hint="eastAsia"/>
+          <w:color w:val="000000"/>
+          <w:sz w:val="23"/>
+          <w:szCs w:val="23"/>
+          <w:shd w:val="clear" w:color="auto" w:fill="FFFFFF"/>
+        </w:rPr>
+        <w:t>이때</w:t>
+      </w:r>
+      <w:r>
+        <w:rPr>
+          <w:rFonts w:ascii="Noto Sans Korean" w:hAnsi="Noto Sans Korean" w:hint="eastAsia"/>
+          <w:color w:val="000000"/>
+          <w:sz w:val="23"/>
+          <w:szCs w:val="23"/>
+          <w:shd w:val="clear" w:color="auto" w:fill="FFFFFF"/>
+        </w:rPr>
+        <w:t xml:space="preserve"> </w:t>
+      </w:r>
+      <w:r>
+        <w:rPr>
+          <w:rFonts w:ascii="Noto Sans Korean" w:hAnsi="Noto Sans Korean" w:hint="eastAsia"/>
+          <w:color w:val="000000"/>
+          <w:sz w:val="23"/>
+          <w:szCs w:val="23"/>
+          <w:shd w:val="clear" w:color="auto" w:fill="FFFFFF"/>
+        </w:rPr>
+        <w:t>커넥션은</w:t>
+      </w:r>
+      <w:r>
+        <w:rPr>
+          <w:rFonts w:ascii="Noto Sans Korean" w:hAnsi="Noto Sans Korean" w:hint="eastAsia"/>
+          <w:color w:val="000000"/>
+          <w:sz w:val="23"/>
+          <w:szCs w:val="23"/>
+          <w:shd w:val="clear" w:color="auto" w:fill="FFFFFF"/>
+        </w:rPr>
+        <w:t xml:space="preserve"> </w:t>
+      </w:r>
+      <w:r>
+        <w:rPr>
+          <w:rFonts w:ascii="Noto Sans Korean" w:hAnsi="Noto Sans Korean" w:hint="eastAsia"/>
+          <w:color w:val="000000"/>
+          <w:sz w:val="23"/>
+          <w:szCs w:val="23"/>
+          <w:shd w:val="clear" w:color="auto" w:fill="FFFFFF"/>
+        </w:rPr>
+        <w:t>맺고</w:t>
+      </w:r>
+      <w:r>
+        <w:rPr>
+          <w:rFonts w:ascii="Noto Sans Korean" w:hAnsi="Noto Sans Korean" w:hint="eastAsia"/>
+          <w:color w:val="000000"/>
+          <w:sz w:val="23"/>
+          <w:szCs w:val="23"/>
+          <w:shd w:val="clear" w:color="auto" w:fill="FFFFFF"/>
+        </w:rPr>
+        <w:t xml:space="preserve"> </w:t>
+      </w:r>
+      <w:r>
+        <w:rPr>
+          <w:rFonts w:ascii="Noto Sans Korean" w:hAnsi="Noto Sans Korean" w:hint="eastAsia"/>
+          <w:color w:val="000000"/>
+          <w:sz w:val="23"/>
+          <w:szCs w:val="23"/>
+          <w:shd w:val="clear" w:color="auto" w:fill="FFFFFF"/>
+        </w:rPr>
+        <w:t>있기</w:t>
+      </w:r>
+      <w:r>
+        <w:rPr>
+          <w:rFonts w:ascii="Noto Sans Korean" w:hAnsi="Noto Sans Korean" w:hint="eastAsia"/>
+          <w:color w:val="000000"/>
+          <w:sz w:val="23"/>
+          <w:szCs w:val="23"/>
+          <w:shd w:val="clear" w:color="auto" w:fill="FFFFFF"/>
+        </w:rPr>
+        <w:t xml:space="preserve"> </w:t>
+      </w:r>
+      <w:r>
+        <w:rPr>
+          <w:rFonts w:ascii="Noto Sans Korean" w:hAnsi="Noto Sans Korean" w:hint="eastAsia"/>
+          <w:color w:val="000000"/>
+          <w:sz w:val="23"/>
+          <w:szCs w:val="23"/>
+          <w:shd w:val="clear" w:color="auto" w:fill="FFFFFF"/>
+        </w:rPr>
+        <w:t>위해</w:t>
+      </w:r>
+      <w:r>
+        <w:rPr>
+          <w:rFonts w:ascii="Noto Sans Korean" w:hAnsi="Noto Sans Korean" w:hint="eastAsia"/>
+          <w:color w:val="000000"/>
+          <w:sz w:val="23"/>
+          <w:szCs w:val="23"/>
+          <w:shd w:val="clear" w:color="auto" w:fill="FFFFFF"/>
+        </w:rPr>
+        <w:t xml:space="preserve"> </w:t>
+      </w:r>
+      <w:r>
+        <w:rPr>
+          <w:rFonts w:ascii="Noto Sans Korean" w:hAnsi="Noto Sans Korean" w:hint="eastAsia"/>
+          <w:color w:val="000000"/>
+          <w:sz w:val="23"/>
+          <w:szCs w:val="23"/>
+          <w:shd w:val="clear" w:color="auto" w:fill="FFFFFF"/>
+        </w:rPr>
+        <w:t>아무런</w:t>
+      </w:r>
+      <w:r>
+        <w:rPr>
+          <w:rFonts w:ascii="Noto Sans Korean" w:hAnsi="Noto Sans Korean" w:hint="eastAsia"/>
+          <w:color w:val="000000"/>
+          <w:sz w:val="23"/>
+          <w:szCs w:val="23"/>
+          <w:shd w:val="clear" w:color="auto" w:fill="FFFFFF"/>
+        </w:rPr>
+        <w:t xml:space="preserve"> </w:t>
+      </w:r>
+      <w:r>
+        <w:rPr>
+          <w:rFonts w:ascii="Noto Sans Korean" w:hAnsi="Noto Sans Korean" w:hint="eastAsia"/>
+          <w:color w:val="000000"/>
+          <w:sz w:val="23"/>
+          <w:szCs w:val="23"/>
+          <w:shd w:val="clear" w:color="auto" w:fill="FFFFFF"/>
+        </w:rPr>
+        <w:t>값이</w:t>
+      </w:r>
+      <w:r>
+        <w:rPr>
+          <w:rFonts w:ascii="Noto Sans Korean" w:hAnsi="Noto Sans Korean" w:hint="eastAsia"/>
+          <w:color w:val="000000"/>
+          <w:sz w:val="23"/>
+          <w:szCs w:val="23"/>
+          <w:shd w:val="clear" w:color="auto" w:fill="FFFFFF"/>
+        </w:rPr>
+        <w:t xml:space="preserve"> </w:t>
+      </w:r>
+      <w:r>
+        <w:rPr>
+          <w:rFonts w:ascii="Noto Sans Korean" w:hAnsi="Noto Sans Korean" w:hint="eastAsia"/>
+          <w:color w:val="000000"/>
+          <w:sz w:val="23"/>
+          <w:szCs w:val="23"/>
+          <w:shd w:val="clear" w:color="auto" w:fill="FFFFFF"/>
+        </w:rPr>
+        <w:t>없는</w:t>
+      </w:r>
+      <w:r>
+        <w:rPr>
+          <w:rFonts w:ascii="Noto Sans Korean" w:hAnsi="Noto Sans Korean" w:hint="eastAsia"/>
+          <w:color w:val="000000"/>
+          <w:sz w:val="23"/>
+          <w:szCs w:val="23"/>
+          <w:shd w:val="clear" w:color="auto" w:fill="FFFFFF"/>
+        </w:rPr>
+        <w:t xml:space="preserve"> </w:t>
+      </w:r>
+      <w:r>
+        <w:rPr>
+          <w:rFonts w:ascii="Noto Sans Korean" w:hAnsi="Noto Sans Korean" w:hint="eastAsia"/>
+          <w:color w:val="000000"/>
+          <w:sz w:val="23"/>
+          <w:szCs w:val="23"/>
+          <w:shd w:val="clear" w:color="auto" w:fill="FFFFFF"/>
+        </w:rPr>
+        <w:t>플래그만</w:t>
+      </w:r>
+      <w:r>
+        <w:rPr>
+          <w:rFonts w:ascii="Noto Sans Korean" w:hAnsi="Noto Sans Korean" w:hint="eastAsia"/>
+          <w:color w:val="000000"/>
+          <w:sz w:val="23"/>
+          <w:szCs w:val="23"/>
+          <w:shd w:val="clear" w:color="auto" w:fill="FFFFFF"/>
+        </w:rPr>
+        <w:t xml:space="preserve"> </w:t>
+      </w:r>
+      <w:r>
+        <w:rPr>
+          <w:rFonts w:ascii="Noto Sans Korean" w:hAnsi="Noto Sans Korean" w:hint="eastAsia"/>
+          <w:color w:val="000000"/>
+          <w:sz w:val="23"/>
+          <w:szCs w:val="23"/>
+          <w:shd w:val="clear" w:color="auto" w:fill="FFFFFF"/>
+        </w:rPr>
+        <w:t>계속</w:t>
+      </w:r>
+      <w:r>
+        <w:rPr>
+          <w:rFonts w:ascii="Noto Sans Korean" w:hAnsi="Noto Sans Korean" w:hint="eastAsia"/>
+          <w:color w:val="000000"/>
+          <w:sz w:val="23"/>
+          <w:szCs w:val="23"/>
+          <w:shd w:val="clear" w:color="auto" w:fill="FFFFFF"/>
+        </w:rPr>
+        <w:t xml:space="preserve"> </w:t>
+      </w:r>
+      <w:r>
+        <w:rPr>
+          <w:rFonts w:ascii="Noto Sans Korean" w:hAnsi="Noto Sans Korean" w:hint="eastAsia"/>
+          <w:color w:val="000000"/>
+          <w:sz w:val="23"/>
+          <w:szCs w:val="23"/>
+          <w:shd w:val="clear" w:color="auto" w:fill="FFFFFF"/>
+        </w:rPr>
+        <w:t>보내어</w:t>
+      </w:r>
+      <w:r>
+        <w:rPr>
+          <w:rFonts w:ascii="Noto Sans Korean" w:hAnsi="Noto Sans Korean" w:hint="eastAsia"/>
+          <w:color w:val="000000"/>
+          <w:sz w:val="23"/>
+          <w:szCs w:val="23"/>
+          <w:shd w:val="clear" w:color="auto" w:fill="FFFFFF"/>
+        </w:rPr>
+        <w:t xml:space="preserve"> </w:t>
+      </w:r>
+      <w:r>
+        <w:rPr>
+          <w:rFonts w:ascii="Noto Sans Korean" w:hAnsi="Noto Sans Korean" w:hint="eastAsia"/>
+          <w:color w:val="000000"/>
+          <w:sz w:val="23"/>
+          <w:szCs w:val="23"/>
+          <w:shd w:val="clear" w:color="auto" w:fill="FFFFFF"/>
+        </w:rPr>
+        <w:t>끊어졌던</w:t>
+      </w:r>
+      <w:r>
+        <w:rPr>
+          <w:rFonts w:ascii="Noto Sans Korean" w:hAnsi="Noto Sans Korean" w:hint="eastAsia"/>
+          <w:color w:val="000000"/>
+          <w:sz w:val="23"/>
+          <w:szCs w:val="23"/>
+          <w:shd w:val="clear" w:color="auto" w:fill="FFFFFF"/>
+        </w:rPr>
+        <w:t xml:space="preserve"> </w:t>
+      </w:r>
+      <w:r>
+        <w:rPr>
+          <w:rFonts w:ascii="Noto Sans Korean" w:hAnsi="Noto Sans Korean" w:hint="eastAsia"/>
+          <w:color w:val="000000"/>
+          <w:sz w:val="23"/>
+          <w:szCs w:val="23"/>
+          <w:shd w:val="clear" w:color="auto" w:fill="FFFFFF"/>
+        </w:rPr>
+        <w:t>사실을</w:t>
+      </w:r>
+      <w:r>
+        <w:rPr>
+          <w:rFonts w:ascii="Noto Sans Korean" w:hAnsi="Noto Sans Korean" w:hint="eastAsia"/>
+          <w:color w:val="000000"/>
+          <w:sz w:val="23"/>
+          <w:szCs w:val="23"/>
+          <w:shd w:val="clear" w:color="auto" w:fill="FFFFFF"/>
+        </w:rPr>
+        <w:t xml:space="preserve"> </w:t>
+      </w:r>
+      <w:r>
+        <w:rPr>
+          <w:rFonts w:ascii="Noto Sans Korean" w:hAnsi="Noto Sans Korean" w:hint="eastAsia"/>
+          <w:color w:val="000000"/>
+          <w:sz w:val="23"/>
+          <w:szCs w:val="23"/>
+          <w:shd w:val="clear" w:color="auto" w:fill="FFFFFF"/>
+        </w:rPr>
+        <w:t>알기가</w:t>
+      </w:r>
+      <w:r>
+        <w:rPr>
+          <w:rFonts w:ascii="Noto Sans Korean" w:hAnsi="Noto Sans Korean" w:hint="eastAsia"/>
+          <w:color w:val="000000"/>
+          <w:sz w:val="23"/>
+          <w:szCs w:val="23"/>
+          <w:shd w:val="clear" w:color="auto" w:fill="FFFFFF"/>
+        </w:rPr>
+        <w:t xml:space="preserve"> </w:t>
+      </w:r>
+      <w:r>
+        <w:rPr>
+          <w:rFonts w:ascii="Noto Sans Korean" w:hAnsi="Noto Sans Korean" w:hint="eastAsia"/>
+          <w:color w:val="000000"/>
+          <w:sz w:val="23"/>
+          <w:szCs w:val="23"/>
+          <w:shd w:val="clear" w:color="auto" w:fill="FFFFFF"/>
+        </w:rPr>
+        <w:t>힘듭니다</w:t>
+      </w:r>
+      <w:r>
+        <w:rPr>
+          <w:rFonts w:ascii="Noto Sans Korean" w:hAnsi="Noto Sans Korean" w:hint="eastAsia"/>
+          <w:color w:val="000000"/>
+          <w:sz w:val="23"/>
+          <w:szCs w:val="23"/>
+          <w:shd w:val="clear" w:color="auto" w:fill="FFFFFF"/>
+        </w:rPr>
+        <w:t>.</w:t>
+      </w:r>
+    </w:p>
+    <w:p>
+      <w:pPr>
+        <w:rPr>
+          <w:rFonts w:ascii="Noto Sans Korean" w:hAnsi="Noto Sans Korean"/>
+          <w:color w:val="000000"/>
+          <w:sz w:val="23"/>
+          <w:szCs w:val="23"/>
+          <w:shd w:val="clear" w:color="auto" w:fill="FFFFFF"/>
+        </w:rPr>
+      </w:pPr>
+      <w:r>
+        <w:rPr>
+          <w:rFonts w:ascii="Noto Sans Korean" w:hAnsi="Noto Sans Korean" w:hint="eastAsia"/>
+          <w:color w:val="000000"/>
+          <w:sz w:val="23"/>
+          <w:szCs w:val="23"/>
+          <w:shd w:val="clear" w:color="auto" w:fill="FFFFFF"/>
+        </w:rPr>
+        <w:t>이에</w:t>
+      </w:r>
+      <w:r>
+        <w:rPr>
+          <w:rFonts w:ascii="Noto Sans Korean" w:hAnsi="Noto Sans Korean" w:hint="eastAsia"/>
+          <w:color w:val="000000"/>
+          <w:sz w:val="23"/>
+          <w:szCs w:val="23"/>
+          <w:shd w:val="clear" w:color="auto" w:fill="FFFFFF"/>
+        </w:rPr>
+        <w:t xml:space="preserve"> </w:t>
+      </w:r>
+      <w:r>
+        <w:rPr>
+          <w:rFonts w:ascii="Noto Sans Korean" w:hAnsi="Noto Sans Korean"/>
+          <w:color w:val="000000"/>
+          <w:sz w:val="23"/>
+          <w:szCs w:val="23"/>
+          <w:shd w:val="clear" w:color="auto" w:fill="FFFFFF"/>
+        </w:rPr>
+        <w:t>web server</w:t>
+      </w:r>
+      <w:r>
+        <w:rPr>
+          <w:rFonts w:ascii="Noto Sans Korean" w:hAnsi="Noto Sans Korean" w:hint="eastAsia"/>
+          <w:color w:val="000000"/>
+          <w:sz w:val="23"/>
+          <w:szCs w:val="23"/>
+          <w:shd w:val="clear" w:color="auto" w:fill="FFFFFF"/>
+        </w:rPr>
+        <w:t>에서</w:t>
+      </w:r>
+      <w:r>
+        <w:rPr>
+          <w:rFonts w:ascii="Noto Sans Korean" w:hAnsi="Noto Sans Korean" w:hint="eastAsia"/>
+          <w:color w:val="000000"/>
+          <w:sz w:val="23"/>
+          <w:szCs w:val="23"/>
+          <w:shd w:val="clear" w:color="auto" w:fill="FFFFFF"/>
+        </w:rPr>
+        <w:t xml:space="preserve"> </w:t>
+      </w:r>
+      <w:r>
+        <w:rPr>
+          <w:rFonts w:ascii="Noto Sans Korean" w:hAnsi="Noto Sans Korean" w:hint="eastAsia"/>
+          <w:color w:val="000000"/>
+          <w:sz w:val="23"/>
+          <w:szCs w:val="23"/>
+          <w:shd w:val="clear" w:color="auto" w:fill="FFFFFF"/>
+        </w:rPr>
+        <w:t>요청을</w:t>
+      </w:r>
+      <w:r>
+        <w:rPr>
+          <w:rFonts w:ascii="Noto Sans Korean" w:hAnsi="Noto Sans Korean" w:hint="eastAsia"/>
+          <w:color w:val="000000"/>
+          <w:sz w:val="23"/>
+          <w:szCs w:val="23"/>
+          <w:shd w:val="clear" w:color="auto" w:fill="FFFFFF"/>
+        </w:rPr>
+        <w:t xml:space="preserve"> </w:t>
+      </w:r>
+      <w:r>
+        <w:rPr>
+          <w:rFonts w:ascii="Noto Sans Korean" w:hAnsi="Noto Sans Korean" w:hint="eastAsia"/>
+          <w:color w:val="000000"/>
+          <w:sz w:val="23"/>
+          <w:szCs w:val="23"/>
+          <w:shd w:val="clear" w:color="auto" w:fill="FFFFFF"/>
+        </w:rPr>
+        <w:t>보내어도</w:t>
+      </w:r>
+      <w:r>
+        <w:rPr>
+          <w:rFonts w:ascii="Noto Sans Korean" w:hAnsi="Noto Sans Korean" w:hint="eastAsia"/>
+          <w:color w:val="000000"/>
+          <w:sz w:val="23"/>
+          <w:szCs w:val="23"/>
+          <w:shd w:val="clear" w:color="auto" w:fill="FFFFFF"/>
+        </w:rPr>
+        <w:t xml:space="preserve"> </w:t>
+      </w:r>
+      <w:r>
+        <w:rPr>
+          <w:rFonts w:ascii="Noto Sans Korean" w:hAnsi="Noto Sans Korean" w:hint="eastAsia"/>
+          <w:color w:val="000000"/>
+          <w:sz w:val="23"/>
+          <w:szCs w:val="23"/>
+          <w:shd w:val="clear" w:color="auto" w:fill="FFFFFF"/>
+        </w:rPr>
+        <w:t>답이</w:t>
+      </w:r>
+      <w:r>
+        <w:rPr>
+          <w:rFonts w:ascii="Noto Sans Korean" w:hAnsi="Noto Sans Korean" w:hint="eastAsia"/>
+          <w:color w:val="000000"/>
+          <w:sz w:val="23"/>
+          <w:szCs w:val="23"/>
+          <w:shd w:val="clear" w:color="auto" w:fill="FFFFFF"/>
+        </w:rPr>
+        <w:t xml:space="preserve"> </w:t>
+      </w:r>
+      <w:r>
+        <w:rPr>
+          <w:rFonts w:ascii="Noto Sans Korean" w:hAnsi="Noto Sans Korean" w:hint="eastAsia"/>
+          <w:color w:val="000000"/>
+          <w:sz w:val="23"/>
+          <w:szCs w:val="23"/>
+          <w:shd w:val="clear" w:color="auto" w:fill="FFFFFF"/>
+        </w:rPr>
+        <w:t>없는</w:t>
+      </w:r>
+      <w:r>
+        <w:rPr>
+          <w:rFonts w:ascii="Noto Sans Korean" w:hAnsi="Noto Sans Korean" w:hint="eastAsia"/>
+          <w:color w:val="000000"/>
+          <w:sz w:val="23"/>
+          <w:szCs w:val="23"/>
+          <w:shd w:val="clear" w:color="auto" w:fill="FFFFFF"/>
+        </w:rPr>
+        <w:t xml:space="preserve"> </w:t>
+      </w:r>
+      <w:r>
+        <w:rPr>
+          <w:rFonts w:ascii="Noto Sans Korean" w:hAnsi="Noto Sans Korean" w:hint="eastAsia"/>
+          <w:color w:val="000000"/>
+          <w:sz w:val="23"/>
+          <w:szCs w:val="23"/>
+          <w:shd w:val="clear" w:color="auto" w:fill="FFFFFF"/>
+        </w:rPr>
+        <w:t>경우가</w:t>
+      </w:r>
+      <w:r>
+        <w:rPr>
+          <w:rFonts w:ascii="Noto Sans Korean" w:hAnsi="Noto Sans Korean" w:hint="eastAsia"/>
+          <w:color w:val="000000"/>
+          <w:sz w:val="23"/>
+          <w:szCs w:val="23"/>
+          <w:shd w:val="clear" w:color="auto" w:fill="FFFFFF"/>
+        </w:rPr>
+        <w:t xml:space="preserve"> </w:t>
+      </w:r>
+      <w:r>
+        <w:rPr>
+          <w:rFonts w:ascii="Noto Sans Korean" w:hAnsi="Noto Sans Korean" w:hint="eastAsia"/>
+          <w:color w:val="000000"/>
+          <w:sz w:val="23"/>
+          <w:szCs w:val="23"/>
+          <w:shd w:val="clear" w:color="auto" w:fill="FFFFFF"/>
+        </w:rPr>
+        <w:t>생깁니다</w:t>
+      </w:r>
+      <w:r>
+        <w:rPr>
+          <w:rFonts w:ascii="Noto Sans Korean" w:hAnsi="Noto Sans Korean" w:hint="eastAsia"/>
+          <w:color w:val="000000"/>
+          <w:sz w:val="23"/>
+          <w:szCs w:val="23"/>
+          <w:shd w:val="clear" w:color="auto" w:fill="FFFFFF"/>
+        </w:rPr>
+        <w:t xml:space="preserve">. </w:t>
+      </w:r>
+      <w:r>
+        <w:rPr>
+          <w:rFonts w:ascii="Noto Sans Korean" w:hAnsi="Noto Sans Korean"/>
+          <w:color w:val="000000"/>
+          <w:sz w:val="23"/>
+          <w:szCs w:val="23"/>
+          <w:shd w:val="clear" w:color="auto" w:fill="FFFFFF"/>
+        </w:rPr>
+        <w:t>(</w:t>
+      </w:r>
+      <w:r>
+        <w:rPr>
+          <w:rFonts w:ascii="Noto Sans Korean" w:hAnsi="Noto Sans Korean" w:hint="eastAsia"/>
+          <w:color w:val="000000"/>
+          <w:sz w:val="23"/>
+          <w:szCs w:val="23"/>
+          <w:shd w:val="clear" w:color="auto" w:fill="FFFFFF"/>
+        </w:rPr>
+        <w:t>첫번째</w:t>
+      </w:r>
+      <w:r>
+        <w:rPr>
+          <w:rFonts w:ascii="Noto Sans Korean" w:hAnsi="Noto Sans Korean" w:hint="eastAsia"/>
+          <w:color w:val="000000"/>
+          <w:sz w:val="23"/>
+          <w:szCs w:val="23"/>
+          <w:shd w:val="clear" w:color="auto" w:fill="FFFFFF"/>
+        </w:rPr>
+        <w:t xml:space="preserve"> </w:t>
+      </w:r>
+      <w:r>
+        <w:rPr>
+          <w:rFonts w:ascii="Noto Sans Korean" w:hAnsi="Noto Sans Korean" w:hint="eastAsia"/>
+          <w:color w:val="000000"/>
+          <w:sz w:val="23"/>
+          <w:szCs w:val="23"/>
+          <w:shd w:val="clear" w:color="auto" w:fill="FFFFFF"/>
+        </w:rPr>
+        <w:t>요청시</w:t>
+      </w:r>
+      <w:r>
+        <w:rPr>
+          <w:rFonts w:ascii="Noto Sans Korean" w:hAnsi="Noto Sans Korean" w:hint="eastAsia"/>
+          <w:color w:val="000000"/>
+          <w:sz w:val="23"/>
+          <w:szCs w:val="23"/>
+          <w:shd w:val="clear" w:color="auto" w:fill="FFFFFF"/>
+        </w:rPr>
+        <w:t xml:space="preserve"> </w:t>
+      </w:r>
+      <w:r>
+        <w:rPr>
+          <w:rFonts w:ascii="Noto Sans Korean" w:hAnsi="Noto Sans Korean" w:hint="eastAsia"/>
+          <w:color w:val="000000"/>
+          <w:sz w:val="23"/>
+          <w:szCs w:val="23"/>
+          <w:shd w:val="clear" w:color="auto" w:fill="FFFFFF"/>
+        </w:rPr>
+        <w:t>이전에</w:t>
+      </w:r>
+      <w:r>
+        <w:rPr>
+          <w:rFonts w:ascii="Noto Sans Korean" w:hAnsi="Noto Sans Korean" w:hint="eastAsia"/>
+          <w:color w:val="000000"/>
+          <w:sz w:val="23"/>
+          <w:szCs w:val="23"/>
+          <w:shd w:val="clear" w:color="auto" w:fill="FFFFFF"/>
+        </w:rPr>
+        <w:t xml:space="preserve"> </w:t>
+      </w:r>
+      <w:r>
+        <w:rPr>
+          <w:rFonts w:ascii="Noto Sans Korean" w:hAnsi="Noto Sans Korean" w:hint="eastAsia"/>
+          <w:color w:val="000000"/>
+          <w:sz w:val="23"/>
+          <w:szCs w:val="23"/>
+          <w:shd w:val="clear" w:color="auto" w:fill="FFFFFF"/>
+        </w:rPr>
+        <w:t>요청했던</w:t>
+      </w:r>
+      <w:r>
+        <w:rPr>
+          <w:rFonts w:ascii="Noto Sans Korean" w:hAnsi="Noto Sans Korean" w:hint="eastAsia"/>
+          <w:color w:val="000000"/>
+          <w:sz w:val="23"/>
+          <w:szCs w:val="23"/>
+          <w:shd w:val="clear" w:color="auto" w:fill="FFFFFF"/>
+        </w:rPr>
+        <w:t xml:space="preserve"> </w:t>
+      </w:r>
+      <w:r>
+        <w:rPr>
+          <w:rFonts w:ascii="Noto Sans Korean" w:hAnsi="Noto Sans Korean" w:hint="eastAsia"/>
+          <w:color w:val="000000"/>
+          <w:sz w:val="23"/>
+          <w:szCs w:val="23"/>
+          <w:shd w:val="clear" w:color="auto" w:fill="FFFFFF"/>
+        </w:rPr>
+        <w:t>시간이</w:t>
+      </w:r>
+      <w:r>
+        <w:rPr>
+          <w:rFonts w:ascii="Noto Sans Korean" w:hAnsi="Noto Sans Korean" w:hint="eastAsia"/>
+          <w:color w:val="000000"/>
+          <w:sz w:val="23"/>
+          <w:szCs w:val="23"/>
+          <w:shd w:val="clear" w:color="auto" w:fill="FFFFFF"/>
+        </w:rPr>
+        <w:t xml:space="preserve"> </w:t>
+      </w:r>
+      <w:r>
+        <w:rPr>
+          <w:rFonts w:ascii="Noto Sans Korean" w:hAnsi="Noto Sans Korean" w:hint="eastAsia"/>
+          <w:color w:val="000000"/>
+          <w:sz w:val="23"/>
+          <w:szCs w:val="23"/>
+          <w:shd w:val="clear" w:color="auto" w:fill="FFFFFF"/>
+        </w:rPr>
+        <w:t>방화벽의</w:t>
+      </w:r>
+      <w:r>
+        <w:rPr>
+          <w:rFonts w:ascii="Noto Sans Korean" w:hAnsi="Noto Sans Korean" w:hint="eastAsia"/>
+          <w:color w:val="000000"/>
+          <w:sz w:val="23"/>
+          <w:szCs w:val="23"/>
+          <w:shd w:val="clear" w:color="auto" w:fill="FFFFFF"/>
+        </w:rPr>
+        <w:t xml:space="preserve"> </w:t>
+      </w:r>
+      <w:r>
+        <w:rPr>
+          <w:rFonts w:ascii="Noto Sans Korean" w:hAnsi="Noto Sans Korean"/>
+          <w:color w:val="000000"/>
+          <w:sz w:val="23"/>
+          <w:szCs w:val="23"/>
+          <w:shd w:val="clear" w:color="auto" w:fill="FFFFFF"/>
+        </w:rPr>
+        <w:t xml:space="preserve">timeout </w:t>
+      </w:r>
+      <w:r>
+        <w:rPr>
+          <w:rFonts w:ascii="Noto Sans Korean" w:hAnsi="Noto Sans Korean" w:hint="eastAsia"/>
+          <w:color w:val="000000"/>
+          <w:sz w:val="23"/>
+          <w:szCs w:val="23"/>
+          <w:shd w:val="clear" w:color="auto" w:fill="FFFFFF"/>
+        </w:rPr>
+        <w:t>시간보다</w:t>
+      </w:r>
+      <w:r>
+        <w:rPr>
+          <w:rFonts w:ascii="Noto Sans Korean" w:hAnsi="Noto Sans Korean" w:hint="eastAsia"/>
+          <w:color w:val="000000"/>
+          <w:sz w:val="23"/>
+          <w:szCs w:val="23"/>
+          <w:shd w:val="clear" w:color="auto" w:fill="FFFFFF"/>
+        </w:rPr>
+        <w:t xml:space="preserve"> </w:t>
+      </w:r>
+      <w:r>
+        <w:rPr>
+          <w:rFonts w:ascii="Noto Sans Korean" w:hAnsi="Noto Sans Korean" w:hint="eastAsia"/>
+          <w:color w:val="000000"/>
+          <w:sz w:val="23"/>
+          <w:szCs w:val="23"/>
+          <w:shd w:val="clear" w:color="auto" w:fill="FFFFFF"/>
+        </w:rPr>
+        <w:t>크다면</w:t>
+      </w:r>
+      <w:r>
+        <w:rPr>
+          <w:rFonts w:ascii="Noto Sans Korean" w:hAnsi="Noto Sans Korean" w:hint="eastAsia"/>
+          <w:color w:val="000000"/>
+          <w:sz w:val="23"/>
+          <w:szCs w:val="23"/>
+          <w:shd w:val="clear" w:color="auto" w:fill="FFFFFF"/>
+        </w:rPr>
+        <w:t xml:space="preserve"> </w:t>
+      </w:r>
+      <w:r>
+        <w:rPr>
+          <w:rFonts w:ascii="Noto Sans Korean" w:hAnsi="Noto Sans Korean" w:hint="eastAsia"/>
+          <w:color w:val="000000"/>
+          <w:sz w:val="23"/>
+          <w:szCs w:val="23"/>
+          <w:shd w:val="clear" w:color="auto" w:fill="FFFFFF"/>
+        </w:rPr>
+        <w:t>응답이</w:t>
+      </w:r>
+      <w:r>
+        <w:rPr>
+          <w:rFonts w:ascii="Noto Sans Korean" w:hAnsi="Noto Sans Korean" w:hint="eastAsia"/>
+          <w:color w:val="000000"/>
+          <w:sz w:val="23"/>
+          <w:szCs w:val="23"/>
+          <w:shd w:val="clear" w:color="auto" w:fill="FFFFFF"/>
+        </w:rPr>
+        <w:t xml:space="preserve"> </w:t>
+      </w:r>
+      <w:r>
+        <w:rPr>
+          <w:rFonts w:ascii="Noto Sans Korean" w:hAnsi="Noto Sans Korean" w:hint="eastAsia"/>
+          <w:color w:val="000000"/>
+          <w:sz w:val="23"/>
+          <w:szCs w:val="23"/>
+          <w:shd w:val="clear" w:color="auto" w:fill="FFFFFF"/>
+        </w:rPr>
+        <w:t>없는</w:t>
+      </w:r>
+      <w:r>
+        <w:rPr>
+          <w:rFonts w:ascii="Noto Sans Korean" w:hAnsi="Noto Sans Korean" w:hint="eastAsia"/>
+          <w:color w:val="000000"/>
+          <w:sz w:val="23"/>
+          <w:szCs w:val="23"/>
+          <w:shd w:val="clear" w:color="auto" w:fill="FFFFFF"/>
+        </w:rPr>
+        <w:t xml:space="preserve"> </w:t>
+      </w:r>
+      <w:r>
+        <w:rPr>
+          <w:rFonts w:ascii="Noto Sans Korean" w:hAnsi="Noto Sans Korean" w:hint="eastAsia"/>
+          <w:color w:val="000000"/>
+          <w:sz w:val="23"/>
+          <w:szCs w:val="23"/>
+          <w:shd w:val="clear" w:color="auto" w:fill="FFFFFF"/>
+        </w:rPr>
+        <w:t>경우</w:t>
+      </w:r>
+      <w:r>
+        <w:rPr>
+          <w:rFonts w:ascii="Noto Sans Korean" w:hAnsi="Noto Sans Korean" w:hint="eastAsia"/>
+          <w:color w:val="000000"/>
+          <w:sz w:val="23"/>
+          <w:szCs w:val="23"/>
+          <w:shd w:val="clear" w:color="auto" w:fill="FFFFFF"/>
+        </w:rPr>
+        <w:t xml:space="preserve"> </w:t>
+      </w:r>
+      <w:r>
+        <w:rPr>
+          <w:rFonts w:ascii="Noto Sans Korean" w:hAnsi="Noto Sans Korean" w:hint="eastAsia"/>
+          <w:color w:val="000000"/>
+          <w:sz w:val="23"/>
+          <w:szCs w:val="23"/>
+          <w:shd w:val="clear" w:color="auto" w:fill="FFFFFF"/>
+        </w:rPr>
+        <w:t>발생</w:t>
+      </w:r>
+      <w:r>
+        <w:rPr>
+          <w:rFonts w:ascii="Noto Sans Korean" w:hAnsi="Noto Sans Korean" w:hint="eastAsia"/>
+          <w:color w:val="000000"/>
+          <w:sz w:val="23"/>
+          <w:szCs w:val="23"/>
+          <w:shd w:val="clear" w:color="auto" w:fill="FFFFFF"/>
+        </w:rPr>
+        <w:t>)</w:t>
+      </w:r>
+    </w:p>
+    <w:p>
+      <w:pPr>
+        <w:rPr>
+          <w:rFonts w:ascii="Noto Sans Korean" w:hAnsi="Noto Sans Korean"/>
+          <w:color w:val="000000"/>
+          <w:sz w:val="23"/>
+          <w:szCs w:val="23"/>
+          <w:shd w:val="clear" w:color="auto" w:fill="FFFFFF"/>
+        </w:rPr>
+      </w:pPr>
+      <w:r>
+        <w:rPr>
+          <w:rFonts w:ascii="Noto Sans Korean" w:hAnsi="Noto Sans Korean" w:hint="eastAsia"/>
+          <w:color w:val="000000"/>
+          <w:sz w:val="23"/>
+          <w:szCs w:val="23"/>
+          <w:shd w:val="clear" w:color="auto" w:fill="FFFFFF"/>
+        </w:rPr>
+        <w:t>이를</w:t>
+      </w:r>
+      <w:r>
+        <w:rPr>
+          <w:rFonts w:ascii="Noto Sans Korean" w:hAnsi="Noto Sans Korean" w:hint="eastAsia"/>
+          <w:color w:val="000000"/>
+          <w:sz w:val="23"/>
+          <w:szCs w:val="23"/>
+          <w:shd w:val="clear" w:color="auto" w:fill="FFFFFF"/>
+        </w:rPr>
+        <w:t xml:space="preserve"> </w:t>
+      </w:r>
+      <w:r>
+        <w:rPr>
+          <w:rFonts w:ascii="Noto Sans Korean" w:hAnsi="Noto Sans Korean" w:hint="eastAsia"/>
+          <w:color w:val="000000"/>
+          <w:sz w:val="23"/>
+          <w:szCs w:val="23"/>
+          <w:shd w:val="clear" w:color="auto" w:fill="FFFFFF"/>
+        </w:rPr>
+        <w:t>해결하기</w:t>
+      </w:r>
+      <w:r>
+        <w:rPr>
+          <w:rFonts w:ascii="Noto Sans Korean" w:hAnsi="Noto Sans Korean" w:hint="eastAsia"/>
+          <w:color w:val="000000"/>
+          <w:sz w:val="23"/>
+          <w:szCs w:val="23"/>
+          <w:shd w:val="clear" w:color="auto" w:fill="FFFFFF"/>
+        </w:rPr>
+        <w:t xml:space="preserve"> </w:t>
+      </w:r>
+      <w:r>
+        <w:rPr>
+          <w:rFonts w:ascii="Noto Sans Korean" w:hAnsi="Noto Sans Korean" w:hint="eastAsia"/>
+          <w:color w:val="000000"/>
+          <w:sz w:val="23"/>
+          <w:szCs w:val="23"/>
+          <w:shd w:val="clear" w:color="auto" w:fill="FFFFFF"/>
+        </w:rPr>
+        <w:t>위해</w:t>
+      </w:r>
+      <w:r>
+        <w:rPr>
+          <w:rFonts w:ascii="Noto Sans Korean" w:hAnsi="Noto Sans Korean" w:hint="eastAsia"/>
+          <w:color w:val="000000"/>
+          <w:sz w:val="23"/>
+          <w:szCs w:val="23"/>
+          <w:shd w:val="clear" w:color="auto" w:fill="FFFFFF"/>
+        </w:rPr>
+        <w:t xml:space="preserve"> </w:t>
+      </w:r>
+      <w:r>
+        <w:rPr>
+          <w:rFonts w:ascii="Noto Sans Korean" w:hAnsi="Noto Sans Korean"/>
+          <w:color w:val="000000"/>
+          <w:sz w:val="23"/>
+          <w:szCs w:val="23"/>
+          <w:shd w:val="clear" w:color="auto" w:fill="FFFFFF"/>
+        </w:rPr>
+        <w:t>keepalive</w:t>
+      </w:r>
+      <w:r>
+        <w:rPr>
+          <w:rFonts w:ascii="Noto Sans Korean" w:hAnsi="Noto Sans Korean" w:hint="eastAsia"/>
+          <w:color w:val="000000"/>
+          <w:sz w:val="23"/>
+          <w:szCs w:val="23"/>
+          <w:shd w:val="clear" w:color="auto" w:fill="FFFFFF"/>
+        </w:rPr>
+        <w:t>를</w:t>
+      </w:r>
+      <w:r>
+        <w:rPr>
+          <w:rFonts w:ascii="Noto Sans Korean" w:hAnsi="Noto Sans Korean" w:hint="eastAsia"/>
+          <w:color w:val="000000"/>
+          <w:sz w:val="23"/>
+          <w:szCs w:val="23"/>
+          <w:shd w:val="clear" w:color="auto" w:fill="FFFFFF"/>
+        </w:rPr>
+        <w:t xml:space="preserve"> on</w:t>
+      </w:r>
+      <w:r>
+        <w:rPr>
+          <w:rFonts w:ascii="Noto Sans Korean" w:hAnsi="Noto Sans Korean" w:hint="eastAsia"/>
+          <w:color w:val="000000"/>
+          <w:sz w:val="23"/>
+          <w:szCs w:val="23"/>
+          <w:shd w:val="clear" w:color="auto" w:fill="FFFFFF"/>
+        </w:rPr>
+        <w:t>으로</w:t>
+      </w:r>
+      <w:r>
+        <w:rPr>
+          <w:rFonts w:ascii="Noto Sans Korean" w:hAnsi="Noto Sans Korean" w:hint="eastAsia"/>
+          <w:color w:val="000000"/>
+          <w:sz w:val="23"/>
+          <w:szCs w:val="23"/>
+          <w:shd w:val="clear" w:color="auto" w:fill="FFFFFF"/>
+        </w:rPr>
+        <w:t xml:space="preserve"> </w:t>
+      </w:r>
+      <w:r>
+        <w:rPr>
+          <w:rFonts w:ascii="Noto Sans Korean" w:hAnsi="Noto Sans Korean" w:hint="eastAsia"/>
+          <w:color w:val="000000"/>
+          <w:sz w:val="23"/>
+          <w:szCs w:val="23"/>
+          <w:shd w:val="clear" w:color="auto" w:fill="FFFFFF"/>
+        </w:rPr>
+        <w:t>설정하고</w:t>
+      </w:r>
+      <w:r>
+        <w:rPr>
+          <w:rFonts w:ascii="Noto Sans Korean" w:hAnsi="Noto Sans Korean" w:hint="eastAsia"/>
+          <w:color w:val="000000"/>
+          <w:sz w:val="23"/>
+          <w:szCs w:val="23"/>
+          <w:shd w:val="clear" w:color="auto" w:fill="FFFFFF"/>
+        </w:rPr>
+        <w:t xml:space="preserve"> </w:t>
+      </w:r>
+      <w:r>
+        <w:rPr>
+          <w:rFonts w:ascii="Noto Sans Korean" w:hAnsi="Noto Sans Korean"/>
+          <w:color w:val="000000"/>
+          <w:sz w:val="23"/>
+          <w:szCs w:val="23"/>
+          <w:shd w:val="clear" w:color="auto" w:fill="FFFFFF"/>
+        </w:rPr>
+        <w:t xml:space="preserve">os </w:t>
+      </w:r>
+      <w:r>
+        <w:rPr>
+          <w:rFonts w:ascii="Noto Sans Korean" w:hAnsi="Noto Sans Korean" w:hint="eastAsia"/>
+          <w:color w:val="000000"/>
+          <w:sz w:val="23"/>
+          <w:szCs w:val="23"/>
+          <w:shd w:val="clear" w:color="auto" w:fill="FFFFFF"/>
+        </w:rPr>
+        <w:t>단에서</w:t>
+      </w:r>
+      <w:r>
+        <w:rPr>
+          <w:rFonts w:ascii="Noto Sans Korean" w:hAnsi="Noto Sans Korean" w:hint="eastAsia"/>
+          <w:color w:val="000000"/>
+          <w:sz w:val="23"/>
+          <w:szCs w:val="23"/>
+          <w:shd w:val="clear" w:color="auto" w:fill="FFFFFF"/>
+        </w:rPr>
+        <w:t xml:space="preserve"> </w:t>
+      </w:r>
+      <w:r>
+        <w:rPr>
+          <w:rFonts w:ascii="Noto Sans Korean" w:hAnsi="Noto Sans Korean" w:hint="eastAsia"/>
+          <w:color w:val="000000"/>
+          <w:sz w:val="23"/>
+          <w:szCs w:val="23"/>
+          <w:shd w:val="clear" w:color="auto" w:fill="FFFFFF"/>
+        </w:rPr>
+        <w:t>유지하고</w:t>
+      </w:r>
+      <w:r>
+        <w:rPr>
+          <w:rFonts w:ascii="Noto Sans Korean" w:hAnsi="Noto Sans Korean" w:hint="eastAsia"/>
+          <w:color w:val="000000"/>
+          <w:sz w:val="23"/>
+          <w:szCs w:val="23"/>
+          <w:shd w:val="clear" w:color="auto" w:fill="FFFFFF"/>
+        </w:rPr>
+        <w:t xml:space="preserve"> </w:t>
+      </w:r>
+      <w:r>
+        <w:rPr>
+          <w:rFonts w:ascii="Noto Sans Korean" w:hAnsi="Noto Sans Korean" w:hint="eastAsia"/>
+          <w:color w:val="000000"/>
+          <w:sz w:val="23"/>
+          <w:szCs w:val="23"/>
+          <w:shd w:val="clear" w:color="auto" w:fill="FFFFFF"/>
+        </w:rPr>
+        <w:t>있는</w:t>
+      </w:r>
+      <w:r>
+        <w:rPr>
+          <w:rFonts w:ascii="Noto Sans Korean" w:hAnsi="Noto Sans Korean" w:hint="eastAsia"/>
+          <w:color w:val="000000"/>
+          <w:sz w:val="23"/>
+          <w:szCs w:val="23"/>
+          <w:shd w:val="clear" w:color="auto" w:fill="FFFFFF"/>
+        </w:rPr>
+        <w:t xml:space="preserve"> </w:t>
+      </w:r>
+      <w:r>
+        <w:rPr>
+          <w:rFonts w:ascii="Noto Sans Korean" w:hAnsi="Noto Sans Korean" w:hint="eastAsia"/>
+          <w:color w:val="000000"/>
+          <w:sz w:val="23"/>
+          <w:szCs w:val="23"/>
+          <w:shd w:val="clear" w:color="auto" w:fill="FFFFFF"/>
+        </w:rPr>
+        <w:t>시간을</w:t>
+      </w:r>
+      <w:r>
+        <w:rPr>
+          <w:rFonts w:ascii="Noto Sans Korean" w:hAnsi="Noto Sans Korean" w:hint="eastAsia"/>
+          <w:color w:val="000000"/>
+          <w:sz w:val="23"/>
+          <w:szCs w:val="23"/>
+          <w:shd w:val="clear" w:color="auto" w:fill="FFFFFF"/>
+        </w:rPr>
+        <w:t xml:space="preserve"> </w:t>
+      </w:r>
+      <w:r>
+        <w:rPr>
+          <w:rFonts w:ascii="Noto Sans Korean" w:hAnsi="Noto Sans Korean" w:hint="eastAsia"/>
+          <w:color w:val="000000"/>
+          <w:sz w:val="23"/>
+          <w:szCs w:val="23"/>
+          <w:shd w:val="clear" w:color="auto" w:fill="FFFFFF"/>
+        </w:rPr>
+        <w:t>설정하여</w:t>
+      </w:r>
+      <w:r>
+        <w:rPr>
+          <w:rFonts w:ascii="Noto Sans Korean" w:hAnsi="Noto Sans Korean" w:hint="eastAsia"/>
+          <w:color w:val="000000"/>
+          <w:sz w:val="23"/>
+          <w:szCs w:val="23"/>
+          <w:shd w:val="clear" w:color="auto" w:fill="FFFFFF"/>
+        </w:rPr>
+        <w:t xml:space="preserve"> </w:t>
+      </w:r>
+      <w:r>
+        <w:rPr>
+          <w:rFonts w:ascii="Noto Sans Korean" w:hAnsi="Noto Sans Korean" w:hint="eastAsia"/>
+          <w:color w:val="000000"/>
+          <w:sz w:val="23"/>
+          <w:szCs w:val="23"/>
+          <w:shd w:val="clear" w:color="auto" w:fill="FFFFFF"/>
+        </w:rPr>
+        <w:t>방화벽이</w:t>
+      </w:r>
+      <w:r>
+        <w:rPr>
+          <w:rFonts w:ascii="Noto Sans Korean" w:hAnsi="Noto Sans Korean" w:hint="eastAsia"/>
+          <w:color w:val="000000"/>
+          <w:sz w:val="23"/>
+          <w:szCs w:val="23"/>
+          <w:shd w:val="clear" w:color="auto" w:fill="FFFFFF"/>
+        </w:rPr>
+        <w:t xml:space="preserve"> </w:t>
+      </w:r>
+      <w:r>
+        <w:rPr>
+          <w:rFonts w:ascii="Noto Sans Korean" w:hAnsi="Noto Sans Korean" w:hint="eastAsia"/>
+          <w:color w:val="000000"/>
+          <w:sz w:val="23"/>
+          <w:szCs w:val="23"/>
+          <w:shd w:val="clear" w:color="auto" w:fill="FFFFFF"/>
+        </w:rPr>
+        <w:t>커넥션을</w:t>
+      </w:r>
+      <w:r>
+        <w:rPr>
+          <w:rFonts w:ascii="Noto Sans Korean" w:hAnsi="Noto Sans Korean" w:hint="eastAsia"/>
+          <w:color w:val="000000"/>
+          <w:sz w:val="23"/>
+          <w:szCs w:val="23"/>
+          <w:shd w:val="clear" w:color="auto" w:fill="FFFFFF"/>
+        </w:rPr>
+        <w:t xml:space="preserve"> </w:t>
+      </w:r>
+      <w:r>
+        <w:rPr>
+          <w:rFonts w:ascii="Noto Sans Korean" w:hAnsi="Noto Sans Korean" w:hint="eastAsia"/>
+          <w:color w:val="000000"/>
+          <w:sz w:val="23"/>
+          <w:szCs w:val="23"/>
+          <w:shd w:val="clear" w:color="auto" w:fill="FFFFFF"/>
+        </w:rPr>
+        <w:t>끊어버리기</w:t>
+      </w:r>
+      <w:r>
+        <w:rPr>
+          <w:rFonts w:ascii="Noto Sans Korean" w:hAnsi="Noto Sans Korean" w:hint="eastAsia"/>
+          <w:color w:val="000000"/>
+          <w:sz w:val="23"/>
+          <w:szCs w:val="23"/>
+          <w:shd w:val="clear" w:color="auto" w:fill="FFFFFF"/>
+        </w:rPr>
+        <w:t xml:space="preserve"> </w:t>
+      </w:r>
+      <w:r>
+        <w:rPr>
+          <w:rFonts w:ascii="Noto Sans Korean" w:hAnsi="Noto Sans Korean" w:hint="eastAsia"/>
+          <w:color w:val="000000"/>
+          <w:sz w:val="23"/>
+          <w:szCs w:val="23"/>
+          <w:shd w:val="clear" w:color="auto" w:fill="FFFFFF"/>
+        </w:rPr>
+        <w:t>전에</w:t>
+      </w:r>
+      <w:r>
+        <w:rPr>
+          <w:rFonts w:ascii="Noto Sans Korean" w:hAnsi="Noto Sans Korean" w:hint="eastAsia"/>
+          <w:color w:val="000000"/>
+          <w:sz w:val="23"/>
+          <w:szCs w:val="23"/>
+          <w:shd w:val="clear" w:color="auto" w:fill="FFFFFF"/>
+        </w:rPr>
+        <w:t xml:space="preserve"> </w:t>
+      </w:r>
+      <w:r>
+        <w:rPr>
+          <w:rFonts w:ascii="Noto Sans Korean" w:hAnsi="Noto Sans Korean" w:hint="eastAsia"/>
+          <w:color w:val="000000"/>
+          <w:sz w:val="23"/>
+          <w:szCs w:val="23"/>
+          <w:shd w:val="clear" w:color="auto" w:fill="FFFFFF"/>
+        </w:rPr>
+        <w:t>끊어</w:t>
+      </w:r>
+      <w:r>
+        <w:rPr>
+          <w:rFonts w:ascii="Noto Sans Korean" w:hAnsi="Noto Sans Korean" w:hint="eastAsia"/>
+          <w:color w:val="000000"/>
+          <w:sz w:val="23"/>
+          <w:szCs w:val="23"/>
+          <w:shd w:val="clear" w:color="auto" w:fill="FFFFFF"/>
+        </w:rPr>
+        <w:t xml:space="preserve"> </w:t>
+      </w:r>
+      <w:r>
+        <w:rPr>
+          <w:rFonts w:ascii="Noto Sans Korean" w:hAnsi="Noto Sans Korean" w:hint="eastAsia"/>
+          <w:color w:val="000000"/>
+          <w:sz w:val="23"/>
+          <w:szCs w:val="23"/>
+          <w:shd w:val="clear" w:color="auto" w:fill="FFFFFF"/>
+        </w:rPr>
+        <w:t>끊어졌는지</w:t>
+      </w:r>
+      <w:r>
+        <w:rPr>
+          <w:rFonts w:ascii="Noto Sans Korean" w:hAnsi="Noto Sans Korean" w:hint="eastAsia"/>
+          <w:color w:val="000000"/>
+          <w:sz w:val="23"/>
+          <w:szCs w:val="23"/>
+          <w:shd w:val="clear" w:color="auto" w:fill="FFFFFF"/>
+        </w:rPr>
+        <w:t xml:space="preserve"> </w:t>
+      </w:r>
+      <w:r>
+        <w:rPr>
+          <w:rFonts w:ascii="Noto Sans Korean" w:hAnsi="Noto Sans Korean" w:hint="eastAsia"/>
+          <w:color w:val="000000"/>
+          <w:sz w:val="23"/>
+          <w:szCs w:val="23"/>
+          <w:shd w:val="clear" w:color="auto" w:fill="FFFFFF"/>
+        </w:rPr>
+        <w:t>모르는</w:t>
+      </w:r>
+      <w:r>
+        <w:rPr>
+          <w:rFonts w:ascii="Noto Sans Korean" w:hAnsi="Noto Sans Korean" w:hint="eastAsia"/>
+          <w:color w:val="000000"/>
+          <w:sz w:val="23"/>
+          <w:szCs w:val="23"/>
+          <w:shd w:val="clear" w:color="auto" w:fill="FFFFFF"/>
+        </w:rPr>
+        <w:t xml:space="preserve"> </w:t>
+      </w:r>
+      <w:r>
+        <w:rPr>
+          <w:rFonts w:ascii="Noto Sans Korean" w:hAnsi="Noto Sans Korean" w:hint="eastAsia"/>
+          <w:color w:val="000000"/>
+          <w:sz w:val="23"/>
+          <w:szCs w:val="23"/>
+          <w:shd w:val="clear" w:color="auto" w:fill="FFFFFF"/>
+        </w:rPr>
+        <w:t>사태를</w:t>
+      </w:r>
+      <w:r>
+        <w:rPr>
+          <w:rFonts w:ascii="Noto Sans Korean" w:hAnsi="Noto Sans Korean" w:hint="eastAsia"/>
+          <w:color w:val="000000"/>
+          <w:sz w:val="23"/>
+          <w:szCs w:val="23"/>
+          <w:shd w:val="clear" w:color="auto" w:fill="FFFFFF"/>
+        </w:rPr>
+        <w:t xml:space="preserve"> </w:t>
+      </w:r>
+      <w:r>
+        <w:rPr>
+          <w:rFonts w:ascii="Noto Sans Korean" w:hAnsi="Noto Sans Korean" w:hint="eastAsia"/>
+          <w:color w:val="000000"/>
+          <w:sz w:val="23"/>
+          <w:szCs w:val="23"/>
+          <w:shd w:val="clear" w:color="auto" w:fill="FFFFFF"/>
+        </w:rPr>
+        <w:t>막습니다</w:t>
+      </w:r>
+      <w:r>
+        <w:rPr>
+          <w:rFonts w:ascii="Noto Sans Korean" w:hAnsi="Noto Sans Korean" w:hint="eastAsia"/>
+          <w:color w:val="000000"/>
+          <w:sz w:val="23"/>
+          <w:szCs w:val="23"/>
+          <w:shd w:val="clear" w:color="auto" w:fill="FFFFFF"/>
+        </w:rPr>
+        <w:t>.</w:t>
+      </w:r>
+    </w:p>
+    <w:p>
+      <w:pPr>
+        <w:rPr>
+          <w:rFonts w:ascii="Noto Sans Korean" w:hAnsi="Noto Sans Korean"/>
+          <w:color w:val="000000"/>
+          <w:sz w:val="23"/>
+          <w:szCs w:val="23"/>
+          <w:shd w:val="clear" w:color="auto" w:fill="FFFFFF"/>
+        </w:rPr>
+      </w:pPr>
+      <w:r>
+        <w:rPr>
+          <w:rFonts w:ascii="Noto Sans Korean" w:hAnsi="Noto Sans Korean"/>
+          <w:color w:val="000000"/>
+          <w:sz w:val="23"/>
+          <w:szCs w:val="23"/>
+          <w:shd w:val="clear" w:color="auto" w:fill="FFFFFF"/>
+        </w:rPr>
+        <w:t xml:space="preserve">os </w:t>
+      </w:r>
+      <w:r>
+        <w:rPr>
+          <w:rFonts w:ascii="Noto Sans Korean" w:hAnsi="Noto Sans Korean" w:hint="eastAsia"/>
+          <w:color w:val="000000"/>
+          <w:sz w:val="23"/>
+          <w:szCs w:val="23"/>
+          <w:shd w:val="clear" w:color="auto" w:fill="FFFFFF"/>
+        </w:rPr>
+        <w:t>의</w:t>
+      </w:r>
+      <w:r>
+        <w:rPr>
+          <w:rFonts w:ascii="Noto Sans Korean" w:hAnsi="Noto Sans Korean" w:hint="eastAsia"/>
+          <w:color w:val="000000"/>
+          <w:sz w:val="23"/>
+          <w:szCs w:val="23"/>
+          <w:shd w:val="clear" w:color="auto" w:fill="FFFFFF"/>
+        </w:rPr>
+        <w:t xml:space="preserve"> </w:t>
+      </w:r>
+      <w:r>
+        <w:rPr>
+          <w:rFonts w:ascii="Noto Sans Korean" w:hAnsi="Noto Sans Korean" w:hint="eastAsia"/>
+          <w:color w:val="000000"/>
+          <w:sz w:val="23"/>
+          <w:szCs w:val="23"/>
+          <w:shd w:val="clear" w:color="auto" w:fill="FFFFFF"/>
+        </w:rPr>
+        <w:t>기본</w:t>
+      </w:r>
+      <w:r>
+        <w:rPr>
+          <w:rFonts w:ascii="Noto Sans Korean" w:hAnsi="Noto Sans Korean" w:hint="eastAsia"/>
+          <w:color w:val="000000"/>
+          <w:sz w:val="23"/>
+          <w:szCs w:val="23"/>
+          <w:shd w:val="clear" w:color="auto" w:fill="FFFFFF"/>
+        </w:rPr>
+        <w:t xml:space="preserve"> </w:t>
+      </w:r>
+      <w:r>
+        <w:rPr>
+          <w:rFonts w:ascii="Noto Sans Korean" w:hAnsi="Noto Sans Korean"/>
+          <w:color w:val="000000"/>
+          <w:sz w:val="23"/>
+          <w:szCs w:val="23"/>
+          <w:shd w:val="clear" w:color="auto" w:fill="FFFFFF"/>
+        </w:rPr>
+        <w:t xml:space="preserve">keepalive </w:t>
+      </w:r>
+      <w:r>
+        <w:rPr>
+          <w:rFonts w:ascii="Noto Sans Korean" w:hAnsi="Noto Sans Korean" w:hint="eastAsia"/>
+          <w:color w:val="000000"/>
+          <w:sz w:val="23"/>
+          <w:szCs w:val="23"/>
+          <w:shd w:val="clear" w:color="auto" w:fill="FFFFFF"/>
+        </w:rPr>
+        <w:t>설정은</w:t>
+      </w:r>
+      <w:r>
+        <w:rPr>
+          <w:rFonts w:ascii="Noto Sans Korean" w:hAnsi="Noto Sans Korean" w:hint="eastAsia"/>
+          <w:color w:val="000000"/>
+          <w:sz w:val="23"/>
+          <w:szCs w:val="23"/>
+          <w:shd w:val="clear" w:color="auto" w:fill="FFFFFF"/>
+        </w:rPr>
+        <w:t xml:space="preserve"> </w:t>
+      </w:r>
+      <w:r>
+        <w:rPr>
+          <w:rFonts w:ascii="Noto Sans Korean" w:hAnsi="Noto Sans Korean" w:hint="eastAsia"/>
+          <w:color w:val="000000"/>
+          <w:sz w:val="23"/>
+          <w:szCs w:val="23"/>
+          <w:shd w:val="clear" w:color="auto" w:fill="FFFFFF"/>
+        </w:rPr>
+        <w:t>이렇게</w:t>
+      </w:r>
+      <w:r>
+        <w:rPr>
+          <w:rFonts w:ascii="Noto Sans Korean" w:hAnsi="Noto Sans Korean" w:hint="eastAsia"/>
+          <w:color w:val="000000"/>
+          <w:sz w:val="23"/>
+          <w:szCs w:val="23"/>
+          <w:shd w:val="clear" w:color="auto" w:fill="FFFFFF"/>
+        </w:rPr>
+        <w:t xml:space="preserve"> </w:t>
+      </w:r>
+      <w:r>
+        <w:rPr>
+          <w:rFonts w:ascii="Noto Sans Korean" w:hAnsi="Noto Sans Korean" w:hint="eastAsia"/>
+          <w:color w:val="000000"/>
+          <w:sz w:val="23"/>
+          <w:szCs w:val="23"/>
+          <w:shd w:val="clear" w:color="auto" w:fill="FFFFFF"/>
+        </w:rPr>
+        <w:t>되어있을</w:t>
+      </w:r>
+      <w:r>
+        <w:rPr>
+          <w:rFonts w:ascii="Noto Sans Korean" w:hAnsi="Noto Sans Korean" w:hint="eastAsia"/>
+          <w:color w:val="000000"/>
+          <w:sz w:val="23"/>
+          <w:szCs w:val="23"/>
+          <w:shd w:val="clear" w:color="auto" w:fill="FFFFFF"/>
+        </w:rPr>
+        <w:t xml:space="preserve"> </w:t>
+      </w:r>
+      <w:r>
+        <w:rPr>
+          <w:rFonts w:ascii="Noto Sans Korean" w:hAnsi="Noto Sans Korean" w:hint="eastAsia"/>
+          <w:color w:val="000000"/>
+          <w:sz w:val="23"/>
+          <w:szCs w:val="23"/>
+          <w:shd w:val="clear" w:color="auto" w:fill="FFFFFF"/>
+        </w:rPr>
+        <w:t>것입니다</w:t>
+      </w:r>
+      <w:r>
+        <w:rPr>
+          <w:rFonts w:ascii="Noto Sans Korean" w:hAnsi="Noto Sans Korean" w:hint="eastAsia"/>
+          <w:color w:val="000000"/>
+          <w:sz w:val="23"/>
+          <w:szCs w:val="23"/>
+          <w:shd w:val="clear" w:color="auto" w:fill="FFFFFF"/>
+        </w:rPr>
+        <w:t>.</w:t>
+      </w:r>
+      <w:r>
+        <w:rPr>
+          <w:rFonts w:ascii="Noto Sans Korean" w:hAnsi="Noto Sans Korean"/>
+          <w:color w:val="000000"/>
+          <w:sz w:val="23"/>
+          <w:szCs w:val="23"/>
+          <w:shd w:val="clear" w:color="auto" w:fill="FFFFFF"/>
+        </w:rPr>
+        <w:t xml:space="preserve"> </w:t>
+      </w:r>
+      <w:r>
+        <w:rPr>
+          <w:rFonts w:ascii="Noto Sans Korean" w:hAnsi="Noto Sans Korean"/>
+          <w:color w:val="000000"/>
+          <w:sz w:val="23"/>
+          <w:szCs w:val="23"/>
+          <w:shd w:val="clear" w:color="auto" w:fill="FFFFFF"/>
+        </w:rPr>
+        <w:br/>
+      </w:r>
+      <w:r>
+        <w:rPr>
+          <w:rFonts w:ascii="Noto Sans Korean" w:hAnsi="Noto Sans Korean" w:hint="eastAsia"/>
+          <w:color w:val="000000"/>
+          <w:sz w:val="23"/>
+          <w:szCs w:val="23"/>
+          <w:shd w:val="clear" w:color="auto" w:fill="FFFFFF"/>
+        </w:rPr>
+        <w:t>하지만</w:t>
+      </w:r>
+      <w:r>
+        <w:rPr>
+          <w:rFonts w:ascii="Noto Sans Korean" w:hAnsi="Noto Sans Korean" w:hint="eastAsia"/>
+          <w:color w:val="000000"/>
+          <w:sz w:val="23"/>
+          <w:szCs w:val="23"/>
+          <w:shd w:val="clear" w:color="auto" w:fill="FFFFFF"/>
+        </w:rPr>
+        <w:t xml:space="preserve"> </w:t>
+      </w:r>
+      <w:r>
+        <w:rPr>
+          <w:rFonts w:ascii="Noto Sans Korean" w:hAnsi="Noto Sans Korean" w:hint="eastAsia"/>
+          <w:color w:val="000000"/>
+          <w:sz w:val="23"/>
+          <w:szCs w:val="23"/>
+          <w:shd w:val="clear" w:color="auto" w:fill="FFFFFF"/>
+        </w:rPr>
+        <w:t>방화벽의</w:t>
+      </w:r>
+      <w:r>
+        <w:rPr>
+          <w:rFonts w:ascii="Noto Sans Korean" w:hAnsi="Noto Sans Korean" w:hint="eastAsia"/>
+          <w:color w:val="000000"/>
+          <w:sz w:val="23"/>
+          <w:szCs w:val="23"/>
+          <w:shd w:val="clear" w:color="auto" w:fill="FFFFFF"/>
+        </w:rPr>
+        <w:t xml:space="preserve"> </w:t>
+      </w:r>
+      <w:r>
+        <w:rPr>
+          <w:rFonts w:ascii="Noto Sans Korean" w:hAnsi="Noto Sans Korean" w:hint="eastAsia"/>
+          <w:color w:val="000000"/>
+          <w:sz w:val="23"/>
+          <w:szCs w:val="23"/>
+          <w:shd w:val="clear" w:color="auto" w:fill="FFFFFF"/>
+        </w:rPr>
+        <w:t>기본</w:t>
+      </w:r>
+      <w:r>
+        <w:rPr>
+          <w:rFonts w:ascii="Noto Sans Korean" w:hAnsi="Noto Sans Korean" w:hint="eastAsia"/>
+          <w:color w:val="000000"/>
+          <w:sz w:val="23"/>
+          <w:szCs w:val="23"/>
+          <w:shd w:val="clear" w:color="auto" w:fill="FFFFFF"/>
+        </w:rPr>
+        <w:t xml:space="preserve"> </w:t>
+      </w:r>
+      <w:r>
+        <w:rPr>
+          <w:rFonts w:ascii="Noto Sans Korean" w:hAnsi="Noto Sans Korean" w:hint="eastAsia"/>
+          <w:color w:val="000000"/>
+          <w:sz w:val="23"/>
+          <w:szCs w:val="23"/>
+          <w:shd w:val="clear" w:color="auto" w:fill="FFFFFF"/>
+        </w:rPr>
+        <w:t>설정은</w:t>
+      </w:r>
+      <w:r>
+        <w:rPr>
+          <w:rFonts w:ascii="Noto Sans Korean" w:hAnsi="Noto Sans Korean" w:hint="eastAsia"/>
+          <w:color w:val="000000"/>
+          <w:sz w:val="23"/>
+          <w:szCs w:val="23"/>
+          <w:shd w:val="clear" w:color="auto" w:fill="FFFFFF"/>
+        </w:rPr>
+        <w:t xml:space="preserve"> </w:t>
+      </w:r>
+      <w:r>
+        <w:rPr>
+          <w:rFonts w:ascii="Noto Sans Korean" w:hAnsi="Noto Sans Korean"/>
+          <w:color w:val="000000"/>
+          <w:sz w:val="23"/>
+          <w:szCs w:val="23"/>
+          <w:shd w:val="clear" w:color="auto" w:fill="FFFFFF"/>
+        </w:rPr>
+        <w:t>timeout</w:t>
+      </w:r>
+      <w:r>
+        <w:rPr>
+          <w:rFonts w:ascii="Noto Sans Korean" w:hAnsi="Noto Sans Korean" w:hint="eastAsia"/>
+          <w:color w:val="000000"/>
+          <w:sz w:val="23"/>
+          <w:szCs w:val="23"/>
+          <w:shd w:val="clear" w:color="auto" w:fill="FFFFFF"/>
+        </w:rPr>
+        <w:t>이</w:t>
+      </w:r>
+      <w:r>
+        <w:rPr>
+          <w:rFonts w:ascii="Noto Sans Korean" w:hAnsi="Noto Sans Korean" w:hint="eastAsia"/>
+          <w:color w:val="000000"/>
+          <w:sz w:val="23"/>
+          <w:szCs w:val="23"/>
+          <w:shd w:val="clear" w:color="auto" w:fill="FFFFFF"/>
+        </w:rPr>
+        <w:t xml:space="preserve"> </w:t>
+      </w:r>
+      <w:r>
+        <w:rPr>
+          <w:rFonts w:ascii="Noto Sans Korean" w:hAnsi="Noto Sans Korean"/>
+          <w:color w:val="000000"/>
+          <w:sz w:val="23"/>
+          <w:szCs w:val="23"/>
+          <w:shd w:val="clear" w:color="auto" w:fill="FFFFFF"/>
+        </w:rPr>
+        <w:t>3600</w:t>
+      </w:r>
+      <w:r>
+        <w:rPr>
+          <w:rFonts w:ascii="Noto Sans Korean" w:hAnsi="Noto Sans Korean" w:hint="eastAsia"/>
+          <w:color w:val="000000"/>
+          <w:sz w:val="23"/>
+          <w:szCs w:val="23"/>
+          <w:shd w:val="clear" w:color="auto" w:fill="FFFFFF"/>
+        </w:rPr>
+        <w:t xml:space="preserve"> </w:t>
+      </w:r>
+      <w:r>
+        <w:rPr>
+          <w:rFonts w:ascii="Noto Sans Korean" w:hAnsi="Noto Sans Korean" w:hint="eastAsia"/>
+          <w:color w:val="000000"/>
+          <w:sz w:val="23"/>
+          <w:szCs w:val="23"/>
+          <w:shd w:val="clear" w:color="auto" w:fill="FFFFFF"/>
+        </w:rPr>
+        <w:t>입니다</w:t>
+      </w:r>
+      <w:r>
+        <w:rPr>
+          <w:rFonts w:ascii="Noto Sans Korean" w:hAnsi="Noto Sans Korean" w:hint="eastAsia"/>
+          <w:color w:val="000000"/>
+          <w:sz w:val="23"/>
+          <w:szCs w:val="23"/>
+          <w:shd w:val="clear" w:color="auto" w:fill="FFFFFF"/>
+        </w:rPr>
+        <w:t>.</w:t>
+      </w:r>
+      <w:r>
+        <w:rPr>
+          <w:rFonts w:ascii="Noto Sans Korean" w:hAnsi="Noto Sans Korean"/>
+          <w:color w:val="000000"/>
+          <w:sz w:val="23"/>
+          <w:szCs w:val="23"/>
+          <w:shd w:val="clear" w:color="auto" w:fill="FFFFFF"/>
+        </w:rPr>
+        <w:t xml:space="preserve"> 3600</w:t>
+      </w:r>
+      <w:r>
+        <w:rPr>
+          <w:rFonts w:ascii="Noto Sans Korean" w:hAnsi="Noto Sans Korean" w:hint="eastAsia"/>
+          <w:color w:val="000000"/>
+          <w:sz w:val="23"/>
+          <w:szCs w:val="23"/>
+          <w:shd w:val="clear" w:color="auto" w:fill="FFFFFF"/>
+        </w:rPr>
+        <w:t>보다</w:t>
+      </w:r>
+      <w:r>
+        <w:rPr>
+          <w:rFonts w:ascii="Noto Sans Korean" w:hAnsi="Noto Sans Korean" w:hint="eastAsia"/>
+          <w:color w:val="000000"/>
+          <w:sz w:val="23"/>
+          <w:szCs w:val="23"/>
+          <w:shd w:val="clear" w:color="auto" w:fill="FFFFFF"/>
+        </w:rPr>
+        <w:t xml:space="preserve"> </w:t>
+      </w:r>
+      <w:r>
+        <w:rPr>
+          <w:rFonts w:ascii="Noto Sans Korean" w:hAnsi="Noto Sans Korean" w:hint="eastAsia"/>
+          <w:color w:val="000000"/>
+          <w:sz w:val="23"/>
+          <w:szCs w:val="23"/>
+          <w:shd w:val="clear" w:color="auto" w:fill="FFFFFF"/>
+        </w:rPr>
+        <w:t>작게</w:t>
+      </w:r>
+      <w:r>
+        <w:rPr>
+          <w:rFonts w:ascii="Noto Sans Korean" w:hAnsi="Noto Sans Korean" w:hint="eastAsia"/>
+          <w:color w:val="000000"/>
+          <w:sz w:val="23"/>
+          <w:szCs w:val="23"/>
+          <w:shd w:val="clear" w:color="auto" w:fill="FFFFFF"/>
+        </w:rPr>
+        <w:t xml:space="preserve"> </w:t>
+      </w:r>
+      <w:r>
+        <w:rPr>
+          <w:rFonts w:ascii="Noto Sans Korean" w:hAnsi="Noto Sans Korean" w:hint="eastAsia"/>
+          <w:color w:val="000000"/>
+          <w:sz w:val="23"/>
+          <w:szCs w:val="23"/>
+          <w:shd w:val="clear" w:color="auto" w:fill="FFFFFF"/>
+        </w:rPr>
+        <w:t>설정하는</w:t>
+      </w:r>
+      <w:r>
+        <w:rPr>
+          <w:rFonts w:ascii="Noto Sans Korean" w:hAnsi="Noto Sans Korean" w:hint="eastAsia"/>
+          <w:color w:val="000000"/>
+          <w:sz w:val="23"/>
+          <w:szCs w:val="23"/>
+          <w:shd w:val="clear" w:color="auto" w:fill="FFFFFF"/>
+        </w:rPr>
+        <w:t xml:space="preserve"> </w:t>
+      </w:r>
+      <w:r>
+        <w:rPr>
+          <w:rFonts w:ascii="Noto Sans Korean" w:hAnsi="Noto Sans Korean" w:hint="eastAsia"/>
+          <w:color w:val="000000"/>
+          <w:sz w:val="23"/>
+          <w:szCs w:val="23"/>
+          <w:shd w:val="clear" w:color="auto" w:fill="FFFFFF"/>
+        </w:rPr>
+        <w:t>것이</w:t>
+      </w:r>
+      <w:r>
+        <w:rPr>
+          <w:rFonts w:ascii="Noto Sans Korean" w:hAnsi="Noto Sans Korean" w:hint="eastAsia"/>
+          <w:color w:val="000000"/>
+          <w:sz w:val="23"/>
+          <w:szCs w:val="23"/>
+          <w:shd w:val="clear" w:color="auto" w:fill="FFFFFF"/>
+        </w:rPr>
+        <w:t xml:space="preserve"> </w:t>
+      </w:r>
+      <w:r>
+        <w:rPr>
+          <w:rFonts w:ascii="Noto Sans Korean" w:hAnsi="Noto Sans Korean" w:hint="eastAsia"/>
+          <w:color w:val="000000"/>
+          <w:sz w:val="23"/>
+          <w:szCs w:val="23"/>
+          <w:shd w:val="clear" w:color="auto" w:fill="FFFFFF"/>
+        </w:rPr>
+        <w:t>중요</w:t>
+      </w:r>
+      <w:r>
+        <w:rPr>
+          <w:rFonts w:ascii="Noto Sans Korean" w:hAnsi="Noto Sans Korean" w:hint="eastAsia"/>
+          <w:color w:val="000000"/>
+          <w:sz w:val="23"/>
+          <w:szCs w:val="23"/>
+          <w:shd w:val="clear" w:color="auto" w:fill="FFFFFF"/>
+        </w:rPr>
+        <w:t xml:space="preserve"> </w:t>
+      </w:r>
+    </w:p>
+    <w:p>
+      <w:pPr>
+        <w:rPr>
+          <w:rFonts w:ascii="Noto Sans Korean" w:hAnsi="Noto Sans Korean"/>
+          <w:color w:val="000000"/>
+          <w:sz w:val="23"/>
+          <w:szCs w:val="23"/>
+          <w:shd w:val="clear" w:color="auto" w:fill="FFFFFF"/>
+        </w:rPr>
+      </w:pPr>
+    </w:p>
+    <w:p>
+      <w:pPr>
+        <w:rPr>
+          <w:rFonts w:ascii="Noto Sans Korean" w:hAnsi="Noto Sans Korean"/>
+          <w:color w:val="000000"/>
+          <w:sz w:val="23"/>
+          <w:szCs w:val="23"/>
+          <w:shd w:val="clear" w:color="auto" w:fill="FFFFFF"/>
+        </w:rPr>
+      </w:pPr>
+    </w:p>
+    <w:p>
+      <w:pPr>
+        <w:rPr>
+          <w:rFonts w:ascii="Noto Sans Korean" w:hAnsi="Noto Sans Korean"/>
+          <w:color w:val="000000"/>
+          <w:sz w:val="23"/>
+          <w:szCs w:val="23"/>
+          <w:shd w:val="clear" w:color="auto" w:fill="FFFFFF"/>
+        </w:rPr>
+      </w:pPr>
+    </w:p>
+    <w:p>
+      <w:pPr>
+        <w:rPr>
+          <w:rFonts w:ascii="Noto Sans Korean" w:hAnsi="Noto Sans Korean"/>
+          <w:color w:val="000000"/>
+          <w:sz w:val="23"/>
+          <w:szCs w:val="23"/>
+          <w:shd w:val="clear" w:color="auto" w:fill="FFFFFF"/>
+        </w:rPr>
+      </w:pPr>
+    </w:p>
+    <w:p>
+      <w:pPr>
+        <w:rPr>
+          <w:rFonts w:ascii="Noto Sans Korean" w:hAnsi="Noto Sans Korean"/>
+          <w:color w:val="000000"/>
+          <w:sz w:val="23"/>
+          <w:szCs w:val="23"/>
+          <w:shd w:val="clear" w:color="auto" w:fill="FFFFFF"/>
+        </w:rPr>
+      </w:pPr>
+    </w:p>
+    <w:p>
+      <w:pPr>
+        <w:rPr>
+          <w:rFonts w:ascii="Noto Sans Korean" w:hAnsi="Noto Sans Korean"/>
+          <w:color w:val="000000"/>
+          <w:sz w:val="23"/>
+          <w:szCs w:val="23"/>
+          <w:shd w:val="clear" w:color="auto" w:fill="FFFFFF"/>
+        </w:rPr>
+      </w:pPr>
+    </w:p>
+    <w:p>
+      <w:pPr>
+        <w:rPr>
+          <w:rFonts w:eastAsiaTheme="minorHAnsi"/>
+          <w:b/>
+          <w:color w:val="0000FF"/>
+          <w:sz w:val="20"/>
+          <w:szCs w:val="20"/>
+          <w:shd w:val="clear" w:color="auto" w:fill="FFFFFF"/>
+        </w:rPr>
+      </w:pPr>
+      <w:r>
+        <w:rPr>
+          <w:rFonts w:eastAsiaTheme="minorHAnsi" w:hint="eastAsia"/>
+          <w:b/>
+          <w:color w:val="0000FF"/>
+          <w:sz w:val="20"/>
+          <w:szCs w:val="20"/>
+          <w:shd w:val="clear" w:color="auto" w:fill="FFFFFF"/>
+        </w:rPr>
+        <w:lastRenderedPageBreak/>
+        <w:t xml:space="preserve">1. </w:t>
+      </w:r>
+      <w:r>
+        <w:rPr>
+          <w:rFonts w:eastAsiaTheme="minorHAnsi"/>
+          <w:b/>
+          <w:color w:val="0000FF"/>
+          <w:sz w:val="20"/>
+          <w:szCs w:val="20"/>
+          <w:shd w:val="clear" w:color="auto" w:fill="FFFFFF"/>
+        </w:rPr>
+        <w:t xml:space="preserve">sysctl </w:t>
+      </w:r>
+      <w:r>
+        <w:rPr>
+          <w:rStyle w:val="HTML0"/>
+          <w:rFonts w:asciiTheme="minorHAnsi" w:eastAsiaTheme="minorHAnsi" w:hAnsiTheme="minorHAnsi"/>
+          <w:b/>
+          <w:color w:val="0000FF"/>
+          <w:sz w:val="20"/>
+          <w:szCs w:val="20"/>
+          <w:bdr w:val="none" w:sz="0" w:space="0" w:color="auto" w:frame="1"/>
+        </w:rPr>
+        <w:t>net.ipv4.tcp_keepalive_time=60</w:t>
+      </w:r>
+      <w:r>
+        <w:rPr>
+          <w:rStyle w:val="HTML0"/>
+          <w:rFonts w:asciiTheme="minorHAnsi" w:eastAsiaTheme="minorHAnsi" w:hAnsiTheme="minorHAnsi" w:hint="eastAsia"/>
+          <w:b/>
+          <w:color w:val="0000FF"/>
+          <w:sz w:val="20"/>
+          <w:szCs w:val="20"/>
+          <w:bdr w:val="none" w:sz="0" w:space="0" w:color="auto" w:frame="1"/>
+        </w:rPr>
+        <w:t xml:space="preserve">으로 수정 </w:t>
+      </w:r>
+    </w:p>
+    <w:p>
+      <w:pPr>
+        <w:rPr>
+          <w:rFonts w:eastAsiaTheme="minorHAnsi"/>
+          <w:color w:val="000000"/>
+          <w:sz w:val="20"/>
+          <w:szCs w:val="20"/>
+          <w:shd w:val="clear" w:color="auto" w:fill="FFFFFF"/>
+        </w:rPr>
+      </w:pPr>
+      <w:r>
+        <w:rPr>
+          <w:rFonts w:eastAsiaTheme="minorHAnsi"/>
+          <w:color w:val="000000"/>
+          <w:sz w:val="20"/>
+          <w:szCs w:val="20"/>
+          <w:shd w:val="clear" w:color="auto" w:fill="FFFFFF"/>
+        </w:rPr>
+        <w:t xml:space="preserve">$ </w:t>
+      </w:r>
+      <w:r>
+        <w:rPr>
+          <w:rFonts w:eastAsiaTheme="minorHAnsi" w:cs="Lucida Console"/>
+          <w:kern w:val="0"/>
+          <w:sz w:val="20"/>
+          <w:szCs w:val="20"/>
+        </w:rPr>
+        <w:t>sysctl -a | grep keepalive</w:t>
+      </w:r>
+    </w:p>
+    <w:p>
+      <w:pPr>
+        <w:rPr>
+          <w:rFonts w:ascii="Noto Sans Korean" w:hAnsi="Noto Sans Korean"/>
+          <w:color w:val="000000"/>
+          <w:sz w:val="23"/>
+          <w:szCs w:val="23"/>
+          <w:shd w:val="clear" w:color="auto" w:fill="FFFFFF"/>
+        </w:rPr>
+      </w:pPr>
+      <w:r>
+        <w:rPr>
+          <w:rFonts w:ascii="Noto Sans Korean" w:hAnsi="Noto Sans Korean" w:hint="eastAsia"/>
+          <w:color w:val="000000"/>
+          <w:sz w:val="23"/>
+          <w:szCs w:val="23"/>
+          <w:shd w:val="clear" w:color="auto" w:fill="FFFFFF"/>
+        </w:rPr>
+        <w:t>현재</w:t>
+      </w:r>
+      <w:r>
+        <w:rPr>
+          <w:rFonts w:ascii="Noto Sans Korean" w:hAnsi="Noto Sans Korean" w:hint="eastAsia"/>
+          <w:color w:val="000000"/>
+          <w:sz w:val="23"/>
+          <w:szCs w:val="23"/>
+          <w:shd w:val="clear" w:color="auto" w:fill="FFFFFF"/>
+        </w:rPr>
+        <w:t xml:space="preserve"> </w:t>
+      </w:r>
+    </w:p>
+    <w:p>
+      <w:pPr>
+        <w:widowControl/>
+        <w:tabs>
+          <w:tab w:val="left" w:pos="916"/>
+          <w:tab w:val="left" w:pos="1832"/>
+          <w:tab w:val="left" w:pos="2748"/>
+          <w:tab w:val="left" w:pos="3664"/>
+          <w:tab w:val="left" w:pos="4580"/>
+          <w:tab w:val="left" w:pos="5496"/>
+          <w:tab w:val="left" w:pos="6412"/>
+          <w:tab w:val="left" w:pos="7328"/>
+          <w:tab w:val="left" w:pos="8244"/>
+          <w:tab w:val="left" w:pos="9160"/>
+          <w:tab w:val="left" w:pos="10076"/>
+          <w:tab w:val="left" w:pos="10992"/>
+          <w:tab w:val="left" w:pos="11908"/>
+          <w:tab w:val="left" w:pos="12824"/>
+          <w:tab w:val="left" w:pos="13740"/>
+          <w:tab w:val="left" w:pos="14656"/>
+        </w:tabs>
+        <w:wordWrap/>
+        <w:autoSpaceDE/>
+        <w:autoSpaceDN/>
+        <w:spacing w:after="0" w:line="240" w:lineRule="auto"/>
+        <w:jc w:val="left"/>
+        <w:textAlignment w:val="baseline"/>
+        <w:rPr>
+          <w:rFonts w:ascii="var(--ff-mono)" w:eastAsia="굴림체" w:hAnsi="var(--ff-mono)" w:cs="굴림체"/>
+          <w:kern w:val="0"/>
+          <w:sz w:val="20"/>
+          <w:szCs w:val="20"/>
+          <w:bdr w:val="none" w:sz="0" w:space="0" w:color="auto" w:frame="1"/>
+        </w:rPr>
+      </w:pPr>
+      <w:r>
+        <w:rPr>
+          <w:rFonts w:ascii="var(--ff-mono)" w:eastAsia="굴림체" w:hAnsi="var(--ff-mono)" w:cs="굴림체"/>
+          <w:kern w:val="0"/>
+          <w:sz w:val="20"/>
+          <w:szCs w:val="20"/>
+          <w:bdr w:val="none" w:sz="0" w:space="0" w:color="auto" w:frame="1"/>
+        </w:rPr>
+        <w:t>net.ipv4.tcp_keepalive_time=7200</w:t>
+      </w:r>
+    </w:p>
+    <w:p>
+      <w:pPr>
+        <w:widowControl/>
+        <w:tabs>
+          <w:tab w:val="left" w:pos="916"/>
+          <w:tab w:val="left" w:pos="1832"/>
+          <w:tab w:val="left" w:pos="2748"/>
+          <w:tab w:val="left" w:pos="3664"/>
+          <w:tab w:val="left" w:pos="4580"/>
+          <w:tab w:val="left" w:pos="5496"/>
+          <w:tab w:val="left" w:pos="6412"/>
+          <w:tab w:val="left" w:pos="7328"/>
+          <w:tab w:val="left" w:pos="8244"/>
+          <w:tab w:val="left" w:pos="9160"/>
+          <w:tab w:val="left" w:pos="10076"/>
+          <w:tab w:val="left" w:pos="10992"/>
+          <w:tab w:val="left" w:pos="11908"/>
+          <w:tab w:val="left" w:pos="12824"/>
+          <w:tab w:val="left" w:pos="13740"/>
+          <w:tab w:val="left" w:pos="14656"/>
+        </w:tabs>
+        <w:wordWrap/>
+        <w:autoSpaceDE/>
+        <w:autoSpaceDN/>
+        <w:spacing w:after="0" w:line="240" w:lineRule="auto"/>
+        <w:jc w:val="left"/>
+        <w:textAlignment w:val="baseline"/>
+        <w:rPr>
+          <w:rFonts w:ascii="var(--ff-mono)" w:eastAsia="굴림체" w:hAnsi="var(--ff-mono)" w:cs="굴림체"/>
+          <w:kern w:val="0"/>
+          <w:sz w:val="20"/>
+          <w:szCs w:val="20"/>
+          <w:bdr w:val="none" w:sz="0" w:space="0" w:color="auto" w:frame="1"/>
+        </w:rPr>
+      </w:pPr>
+      <w:r>
+        <w:rPr>
+          <w:rFonts w:ascii="var(--ff-mono)" w:eastAsia="굴림체" w:hAnsi="var(--ff-mono)" w:cs="굴림체"/>
+          <w:kern w:val="0"/>
+          <w:sz w:val="20"/>
+          <w:szCs w:val="20"/>
+          <w:bdr w:val="none" w:sz="0" w:space="0" w:color="auto" w:frame="1"/>
+        </w:rPr>
+        <w:t>net.ipv4.tcp_keepalive_intvl=75</w:t>
+      </w:r>
+    </w:p>
+    <w:p>
+      <w:pPr>
+        <w:widowControl/>
+        <w:tabs>
+          <w:tab w:val="left" w:pos="916"/>
+          <w:tab w:val="left" w:pos="1832"/>
+          <w:tab w:val="left" w:pos="2748"/>
+          <w:tab w:val="left" w:pos="3664"/>
+          <w:tab w:val="left" w:pos="4580"/>
+          <w:tab w:val="left" w:pos="5496"/>
+          <w:tab w:val="left" w:pos="6412"/>
+          <w:tab w:val="left" w:pos="7328"/>
+          <w:tab w:val="left" w:pos="8244"/>
+          <w:tab w:val="left" w:pos="9160"/>
+          <w:tab w:val="left" w:pos="10076"/>
+          <w:tab w:val="left" w:pos="10992"/>
+          <w:tab w:val="left" w:pos="11908"/>
+          <w:tab w:val="left" w:pos="12824"/>
+          <w:tab w:val="left" w:pos="13740"/>
+          <w:tab w:val="left" w:pos="14656"/>
+        </w:tabs>
+        <w:wordWrap/>
+        <w:autoSpaceDE/>
+        <w:autoSpaceDN/>
+        <w:spacing w:after="0" w:line="240" w:lineRule="auto"/>
+        <w:jc w:val="left"/>
+        <w:textAlignment w:val="baseline"/>
+        <w:rPr>
+          <w:rFonts w:ascii="var(--ff-mono)" w:eastAsia="굴림체" w:hAnsi="var(--ff-mono)" w:cs="굴림체"/>
+          <w:kern w:val="0"/>
+          <w:sz w:val="20"/>
+          <w:szCs w:val="20"/>
+        </w:rPr>
+      </w:pPr>
+      <w:r>
+        <w:rPr>
+          <w:rFonts w:ascii="var(--ff-mono)" w:eastAsia="굴림체" w:hAnsi="var(--ff-mono)" w:cs="굴림체"/>
+          <w:kern w:val="0"/>
+          <w:sz w:val="20"/>
+          <w:szCs w:val="20"/>
+          <w:bdr w:val="none" w:sz="0" w:space="0" w:color="auto" w:frame="1"/>
+        </w:rPr>
+        <w:t>net.ipv4.tcp_keepalive_probes=9</w:t>
+      </w:r>
+    </w:p>
+    <w:p>
+      <w:pPr>
+        <w:rPr>
+          <w:rFonts w:ascii="Noto Sans Korean" w:hAnsi="Noto Sans Korean"/>
+          <w:color w:val="000000"/>
+          <w:sz w:val="23"/>
+          <w:szCs w:val="23"/>
+          <w:shd w:val="clear" w:color="auto" w:fill="FFFFFF"/>
+        </w:rPr>
+      </w:pPr>
+    </w:p>
+    <w:p>
+      <w:pPr>
+        <w:pStyle w:val="HTML"/>
+        <w:textAlignment w:val="baseline"/>
+        <w:rPr>
+          <w:rStyle w:val="HTML0"/>
+          <w:rFonts w:asciiTheme="minorHAnsi" w:eastAsiaTheme="minorHAnsi" w:hAnsiTheme="minorHAnsi"/>
+          <w:sz w:val="20"/>
+          <w:szCs w:val="20"/>
+          <w:bdr w:val="none" w:sz="0" w:space="0" w:color="auto" w:frame="1"/>
+        </w:rPr>
+      </w:pPr>
+      <w:r>
+        <w:rPr>
+          <w:rStyle w:val="HTML0"/>
+          <w:rFonts w:asciiTheme="minorHAnsi" w:eastAsiaTheme="minorHAnsi" w:hAnsiTheme="minorHAnsi"/>
+          <w:sz w:val="20"/>
+          <w:szCs w:val="20"/>
+          <w:bdr w:val="none" w:sz="0" w:space="0" w:color="auto" w:frame="1"/>
+        </w:rPr>
+        <w:t xml:space="preserve">$ </w:t>
+      </w:r>
+      <w:r>
+        <w:rPr>
+          <w:rStyle w:val="HTML0"/>
+          <w:rFonts w:asciiTheme="minorHAnsi" w:eastAsiaTheme="minorHAnsi" w:hAnsiTheme="minorHAnsi"/>
+          <w:sz w:val="20"/>
+          <w:szCs w:val="20"/>
+          <w:bdr w:val="none" w:sz="0" w:space="0" w:color="auto" w:frame="1"/>
+        </w:rPr>
+        <w:t>sysctl -w</w:t>
+      </w:r>
+      <w:r>
+        <w:rPr>
+          <w:rStyle w:val="HTML0"/>
+          <w:rFonts w:asciiTheme="minorHAnsi" w:eastAsiaTheme="minorHAnsi" w:hAnsiTheme="minorHAnsi"/>
+          <w:sz w:val="20"/>
+          <w:szCs w:val="20"/>
+          <w:bdr w:val="none" w:sz="0" w:space="0" w:color="auto" w:frame="1"/>
+        </w:rPr>
+        <w:t xml:space="preserve"> net.ipv4.tcp_keepalive_time=60</w:t>
+      </w:r>
+      <w:bookmarkStart w:id="8" w:name="_GoBack"/>
+      <w:bookmarkEnd w:id="8"/>
+    </w:p>
+    <w:p>
+      <w:pPr>
+        <w:pStyle w:val="HTML"/>
+        <w:textAlignment w:val="baseline"/>
+        <w:rPr>
+          <w:rFonts w:ascii="Segoe UI" w:hAnsi="Segoe UI" w:cs="Segoe UI"/>
+          <w:color w:val="232629"/>
+          <w:sz w:val="20"/>
+          <w:szCs w:val="20"/>
+          <w:shd w:val="clear" w:color="auto" w:fill="FFFFFF"/>
+        </w:rPr>
+      </w:pPr>
+    </w:p>
+    <w:p>
+      <w:pPr>
+        <w:pStyle w:val="HTML"/>
+        <w:textAlignment w:val="baseline"/>
+        <w:rPr>
+          <w:rStyle w:val="HTML0"/>
+          <w:rFonts w:asciiTheme="minorHAnsi" w:eastAsiaTheme="minorHAnsi" w:hAnsiTheme="minorHAnsi"/>
+          <w:sz w:val="20"/>
+          <w:szCs w:val="20"/>
+          <w:bdr w:val="none" w:sz="0" w:space="0" w:color="auto" w:frame="1"/>
+        </w:rPr>
+      </w:pPr>
+      <w:r>
+        <w:rPr>
+          <w:rFonts w:ascii="Segoe UI" w:hAnsi="Segoe UI" w:cs="Segoe UI"/>
+          <w:color w:val="232629"/>
+          <w:sz w:val="20"/>
+          <w:szCs w:val="20"/>
+          <w:shd w:val="clear" w:color="auto" w:fill="FFFFFF"/>
+        </w:rPr>
+        <w:t>/etc/sysctl.conf</w:t>
+      </w:r>
+      <w:r>
+        <w:rPr>
+          <w:rStyle w:val="HTML0"/>
+          <w:rFonts w:asciiTheme="minorHAnsi" w:eastAsiaTheme="minorHAnsi" w:hAnsiTheme="minorHAnsi"/>
+          <w:sz w:val="20"/>
+          <w:szCs w:val="20"/>
+          <w:bdr w:val="none" w:sz="0" w:space="0" w:color="auto" w:frame="1"/>
+        </w:rPr>
+        <w:t xml:space="preserve"> </w:t>
+      </w:r>
+      <w:r>
+        <w:rPr>
+          <w:rStyle w:val="HTML0"/>
+          <w:rFonts w:asciiTheme="minorHAnsi" w:eastAsiaTheme="minorHAnsi" w:hAnsiTheme="minorHAnsi" w:hint="eastAsia"/>
+          <w:sz w:val="20"/>
+          <w:szCs w:val="20"/>
+          <w:bdr w:val="none" w:sz="0" w:space="0" w:color="auto" w:frame="1"/>
+        </w:rPr>
+        <w:t xml:space="preserve">파일에 아래 추가 </w:t>
+      </w:r>
+      <w:r>
+        <w:rPr>
+          <w:rStyle w:val="HTML0"/>
+          <w:rFonts w:asciiTheme="minorHAnsi" w:eastAsiaTheme="minorHAnsi" w:hAnsiTheme="minorHAnsi"/>
+          <w:sz w:val="20"/>
+          <w:szCs w:val="20"/>
+          <w:bdr w:val="none" w:sz="0" w:space="0" w:color="auto" w:frame="1"/>
+        </w:rPr>
+        <w:t>(</w:t>
+      </w:r>
+      <w:r>
+        <w:rPr>
+          <w:rStyle w:val="HTML0"/>
+          <w:rFonts w:asciiTheme="minorHAnsi" w:eastAsiaTheme="minorHAnsi" w:hAnsiTheme="minorHAnsi" w:hint="eastAsia"/>
+          <w:sz w:val="20"/>
+          <w:szCs w:val="20"/>
+          <w:bdr w:val="none" w:sz="0" w:space="0" w:color="auto" w:frame="1"/>
+        </w:rPr>
+        <w:t>서버가 재시작되어도 설정하기 위해)</w:t>
+      </w:r>
+    </w:p>
+    <w:p>
+      <w:pPr>
+        <w:pStyle w:val="HTML"/>
+        <w:textAlignment w:val="baseline"/>
+        <w:rPr>
+          <w:rStyle w:val="HTML0"/>
+          <w:rFonts w:asciiTheme="minorHAnsi" w:eastAsiaTheme="minorHAnsi" w:hAnsiTheme="minorHAnsi"/>
+          <w:sz w:val="20"/>
+          <w:szCs w:val="20"/>
+          <w:bdr w:val="none" w:sz="0" w:space="0" w:color="auto" w:frame="1"/>
+        </w:rPr>
+      </w:pPr>
+      <w:r>
+        <w:rPr>
+          <w:rStyle w:val="HTML0"/>
+          <w:rFonts w:asciiTheme="minorHAnsi" w:eastAsiaTheme="minorHAnsi" w:hAnsiTheme="minorHAnsi"/>
+          <w:sz w:val="20"/>
+          <w:szCs w:val="20"/>
+          <w:bdr w:val="none" w:sz="0" w:space="0" w:color="auto" w:frame="1"/>
+        </w:rPr>
+        <w:t xml:space="preserve">$ vim </w:t>
+      </w:r>
+      <w:r>
+        <w:rPr>
+          <w:rFonts w:ascii="Segoe UI" w:hAnsi="Segoe UI" w:cs="Segoe UI"/>
+          <w:color w:val="232629"/>
+          <w:sz w:val="20"/>
+          <w:szCs w:val="20"/>
+          <w:shd w:val="clear" w:color="auto" w:fill="FFFFFF"/>
+        </w:rPr>
+        <w:t> /etc/sysctl.conf</w:t>
+      </w:r>
+    </w:p>
+    <w:p>
+      <w:pPr>
+        <w:pStyle w:val="HTML"/>
+        <w:ind w:leftChars="100" w:left="220"/>
+        <w:textAlignment w:val="baseline"/>
+        <w:rPr>
+          <w:rStyle w:val="HTML0"/>
+          <w:rFonts w:asciiTheme="minorHAnsi" w:eastAsiaTheme="minorHAnsi" w:hAnsiTheme="minorHAnsi"/>
+          <w:sz w:val="20"/>
+          <w:szCs w:val="20"/>
+          <w:bdr w:val="none" w:sz="0" w:space="0" w:color="auto" w:frame="1"/>
+        </w:rPr>
+      </w:pPr>
+      <w:r>
+        <w:rPr>
+          <w:rStyle w:val="HTML0"/>
+          <w:rFonts w:asciiTheme="minorHAnsi" w:eastAsiaTheme="minorHAnsi" w:hAnsiTheme="minorHAnsi"/>
+          <w:sz w:val="20"/>
+          <w:szCs w:val="20"/>
+          <w:bdr w:val="none" w:sz="0" w:space="0" w:color="auto" w:frame="1"/>
+        </w:rPr>
+        <w:t>net.ipv4.tcp_keepalive_time=60</w:t>
+      </w:r>
+    </w:p>
+    <w:p>
+      <w:pPr>
+        <w:pStyle w:val="HTML"/>
+        <w:ind w:leftChars="100" w:left="220"/>
+        <w:textAlignment w:val="baseline"/>
+        <w:rPr>
+          <w:rStyle w:val="HTML0"/>
+          <w:rFonts w:asciiTheme="minorHAnsi" w:eastAsiaTheme="minorHAnsi" w:hAnsiTheme="minorHAnsi"/>
+          <w:sz w:val="20"/>
+          <w:szCs w:val="20"/>
+          <w:bdr w:val="none" w:sz="0" w:space="0" w:color="auto" w:frame="1"/>
+        </w:rPr>
+      </w:pPr>
+      <w:r>
+        <w:rPr>
+          <w:rStyle w:val="HTML0"/>
+          <w:rFonts w:asciiTheme="minorHAnsi" w:eastAsiaTheme="minorHAnsi" w:hAnsiTheme="minorHAnsi"/>
+          <w:sz w:val="20"/>
+          <w:szCs w:val="20"/>
+          <w:bdr w:val="none" w:sz="0" w:space="0" w:color="auto" w:frame="1"/>
+        </w:rPr>
+        <w:t>net.ipv4.tcp_keepalive_intvl=75</w:t>
+      </w:r>
+    </w:p>
+    <w:p>
+      <w:pPr>
+        <w:pStyle w:val="HTML"/>
+        <w:ind w:leftChars="100" w:left="220"/>
+        <w:textAlignment w:val="baseline"/>
+        <w:rPr>
+          <w:rStyle w:val="HTML0"/>
+          <w:rFonts w:asciiTheme="minorHAnsi" w:eastAsiaTheme="minorHAnsi" w:hAnsiTheme="minorHAnsi"/>
+          <w:sz w:val="20"/>
+          <w:szCs w:val="20"/>
+          <w:bdr w:val="none" w:sz="0" w:space="0" w:color="auto" w:frame="1"/>
+        </w:rPr>
+      </w:pPr>
+      <w:r>
+        <w:rPr>
+          <w:rStyle w:val="HTML0"/>
+          <w:rFonts w:asciiTheme="minorHAnsi" w:eastAsiaTheme="minorHAnsi" w:hAnsiTheme="minorHAnsi"/>
+          <w:sz w:val="20"/>
+          <w:szCs w:val="20"/>
+          <w:bdr w:val="none" w:sz="0" w:space="0" w:color="auto" w:frame="1"/>
+        </w:rPr>
+        <w:t>net.ipv4.tcp_keepalive_probes=9</w:t>
+      </w:r>
+    </w:p>
+    <w:p>
+      <w:pPr>
+        <w:pStyle w:val="HTML"/>
+        <w:textAlignment w:val="baseline"/>
+        <w:rPr>
+          <w:rStyle w:val="HTML0"/>
+          <w:rFonts w:asciiTheme="minorHAnsi" w:eastAsiaTheme="minorHAnsi" w:hAnsiTheme="minorHAnsi"/>
+          <w:sz w:val="20"/>
+          <w:szCs w:val="20"/>
+          <w:bdr w:val="none" w:sz="0" w:space="0" w:color="auto" w:frame="1"/>
+        </w:rPr>
+      </w:pPr>
+    </w:p>
+    <w:p>
+      <w:pPr>
+        <w:pStyle w:val="HTML"/>
+        <w:textAlignment w:val="baseline"/>
+        <w:rPr>
+          <w:rStyle w:val="HTML0"/>
+          <w:rFonts w:asciiTheme="minorHAnsi" w:eastAsiaTheme="minorHAnsi" w:hAnsiTheme="minorHAnsi"/>
+          <w:b/>
+          <w:sz w:val="20"/>
+          <w:szCs w:val="20"/>
+          <w:bdr w:val="none" w:sz="0" w:space="0" w:color="auto" w:frame="1"/>
+        </w:rPr>
+      </w:pPr>
+      <w:r>
+        <w:rPr>
+          <w:b/>
+          <w:noProof/>
+          <w:color w:val="0000FF"/>
+        </w:rPr>
+        <w:drawing>
+          <wp:anchor distT="0" distB="0" distL="114300" distR="114300" simplePos="0" relativeHeight="251685888" behindDoc="0" locked="0" layoutInCell="1" allowOverlap="1" wp14:anchorId="5E957269" wp14:editId="2653065B">
+            <wp:simplePos x="0" y="0"/>
+            <wp:positionH relativeFrom="margin">
+              <wp:align>left</wp:align>
+            </wp:positionH>
+            <wp:positionV relativeFrom="paragraph">
+              <wp:posOffset>322496</wp:posOffset>
+            </wp:positionV>
+            <wp:extent cx="5476875" cy="1047750"/>
+            <wp:effectExtent l="0" t="0" r="9525" b="0"/>
+            <wp:wrapSquare wrapText="bothSides"/>
+            <wp:docPr id="2" name="그림 2"/>
+            <wp:cNvGraphicFramePr>
+              <a:graphicFrameLocks xmlns:a="http://schemas.openxmlformats.org/drawingml/2006/main" noChangeAspect="1"/>
+            </wp:cNvGraphicFramePr>
+            <a:graphic xmlns:a="http://schemas.openxmlformats.org/drawingml/2006/main">
+              <a:graphicData uri="http://schemas.openxmlformats.org/drawingml/2006/picture">
+                <pic:pic xmlns:pic="http://schemas.openxmlformats.org/drawingml/2006/picture">
+                  <pic:nvPicPr>
+                    <pic:cNvPr id="1" name=""/>
+                    <pic:cNvPicPr/>
+                  </pic:nvPicPr>
+                  <pic:blipFill>
+                    <a:blip r:embed="rId18"/>
+                    <a:stretch>
+                      <a:fillRect/>
+                    </a:stretch>
+                  </pic:blipFill>
+                  <pic:spPr>
+                    <a:xfrm>
+                      <a:off x="0" y="0"/>
+                      <a:ext cx="5476875" cy="1047750"/>
+                    </a:xfrm>
+                    <a:prstGeom prst="rect">
+                      <a:avLst/>
+                    </a:prstGeom>
+                  </pic:spPr>
+                </pic:pic>
+              </a:graphicData>
+            </a:graphic>
+          </wp:anchor>
+        </w:drawing>
+      </w:r>
+      <w:r>
+        <w:rPr>
+          <w:rStyle w:val="HTML0"/>
+          <w:rFonts w:asciiTheme="minorHAnsi" w:eastAsiaTheme="minorHAnsi" w:hAnsiTheme="minorHAnsi" w:hint="eastAsia"/>
+          <w:b/>
+          <w:color w:val="0000FF"/>
+          <w:sz w:val="20"/>
+          <w:szCs w:val="20"/>
+          <w:bdr w:val="none" w:sz="0" w:space="0" w:color="auto" w:frame="1"/>
+        </w:rPr>
+        <w:t>2</w:t>
+      </w:r>
+      <w:r>
+        <w:rPr>
+          <w:rStyle w:val="HTML0"/>
+          <w:rFonts w:asciiTheme="minorHAnsi" w:eastAsiaTheme="minorHAnsi" w:hAnsiTheme="minorHAnsi"/>
+          <w:b/>
+          <w:color w:val="0000FF"/>
+          <w:sz w:val="20"/>
+          <w:szCs w:val="20"/>
+          <w:bdr w:val="none" w:sz="0" w:space="0" w:color="auto" w:frame="1"/>
+        </w:rPr>
+        <w:t xml:space="preserve">. </w:t>
+      </w:r>
+      <w:r>
+        <w:rPr>
+          <w:rStyle w:val="HTML0"/>
+          <w:rFonts w:asciiTheme="minorHAnsi" w:eastAsiaTheme="minorHAnsi" w:hAnsiTheme="minorHAnsi" w:hint="eastAsia"/>
+          <w:b/>
+          <w:color w:val="0000FF"/>
+          <w:sz w:val="20"/>
+          <w:szCs w:val="20"/>
+          <w:bdr w:val="none" w:sz="0" w:space="0" w:color="auto" w:frame="1"/>
+        </w:rPr>
+        <w:t xml:space="preserve"> </w:t>
+      </w:r>
+      <w:r>
+        <w:rPr>
+          <w:rStyle w:val="HTML0"/>
+          <w:rFonts w:asciiTheme="minorHAnsi" w:eastAsiaTheme="minorHAnsi" w:hAnsiTheme="minorHAnsi"/>
+          <w:b/>
+          <w:color w:val="0000FF"/>
+          <w:sz w:val="20"/>
+          <w:szCs w:val="20"/>
+          <w:bdr w:val="none" w:sz="0" w:space="0" w:color="auto" w:frame="1"/>
+        </w:rPr>
+        <w:t xml:space="preserve">/usr/local/httpd/conf/httpd.conf </w:t>
+      </w:r>
+      <w:r>
+        <w:rPr>
+          <w:rStyle w:val="HTML0"/>
+          <w:rFonts w:asciiTheme="minorHAnsi" w:eastAsiaTheme="minorHAnsi" w:hAnsiTheme="minorHAnsi" w:hint="eastAsia"/>
+          <w:b/>
+          <w:color w:val="0000FF"/>
+          <w:sz w:val="20"/>
+          <w:szCs w:val="20"/>
+          <w:bdr w:val="none" w:sz="0" w:space="0" w:color="auto" w:frame="1"/>
+        </w:rPr>
+        <w:t xml:space="preserve">파일에서 </w:t>
+      </w:r>
+      <w:r>
+        <w:rPr>
+          <w:rStyle w:val="HTML0"/>
+          <w:rFonts w:asciiTheme="minorHAnsi" w:eastAsiaTheme="minorHAnsi" w:hAnsiTheme="minorHAnsi"/>
+          <w:b/>
+          <w:color w:val="0000FF"/>
+          <w:sz w:val="20"/>
+          <w:szCs w:val="20"/>
+          <w:bdr w:val="none" w:sz="0" w:space="0" w:color="auto" w:frame="1"/>
+        </w:rPr>
+        <w:t>keepalive=On</w:t>
+      </w:r>
+      <w:r>
+        <w:rPr>
+          <w:rStyle w:val="HTML0"/>
+          <w:rFonts w:asciiTheme="minorHAnsi" w:eastAsiaTheme="minorHAnsi" w:hAnsiTheme="minorHAnsi" w:hint="eastAsia"/>
+          <w:b/>
+          <w:color w:val="0000FF"/>
+          <w:sz w:val="20"/>
+          <w:szCs w:val="20"/>
+          <w:bdr w:val="none" w:sz="0" w:space="0" w:color="auto" w:frame="1"/>
+        </w:rPr>
+        <w:t xml:space="preserve">을 추가 </w:t>
+      </w:r>
+    </w:p>
+    <w:p>
+      <w:pPr>
+        <w:pStyle w:val="HTML"/>
+        <w:ind w:leftChars="100" w:left="220"/>
+        <w:textAlignment w:val="baseline"/>
+        <w:rPr>
+          <w:rFonts w:asciiTheme="minorHAnsi" w:eastAsiaTheme="minorHAnsi" w:hAnsiTheme="minorHAnsi"/>
+          <w:sz w:val="20"/>
+          <w:szCs w:val="20"/>
+          <w:bdr w:val="none" w:sz="0" w:space="0" w:color="auto" w:frame="1"/>
+        </w:rPr>
+      </w:pPr>
+    </w:p>
+    <w:p>
+      <w:pPr>
+        <w:pStyle w:val="HTML"/>
+        <w:ind w:leftChars="100" w:left="220"/>
+        <w:textAlignment w:val="baseline"/>
+        <w:rPr>
+          <w:rFonts w:asciiTheme="minorHAnsi" w:eastAsiaTheme="minorHAnsi" w:hAnsiTheme="minorHAnsi"/>
+          <w:sz w:val="20"/>
+          <w:szCs w:val="20"/>
+          <w:bdr w:val="none" w:sz="0" w:space="0" w:color="auto" w:frame="1"/>
+        </w:rPr>
+      </w:pPr>
+      <w:r>
+        <w:rPr>
+          <w:rFonts w:asciiTheme="minorHAnsi" w:eastAsiaTheme="minorHAnsi" w:hAnsiTheme="minorHAnsi" w:hint="eastAsia"/>
+          <w:sz w:val="20"/>
+          <w:szCs w:val="20"/>
+          <w:bdr w:val="none" w:sz="0" w:space="0" w:color="auto" w:frame="1"/>
+        </w:rPr>
+        <w:t xml:space="preserve">위 이미지는 </w:t>
+      </w:r>
+      <w:r>
+        <w:rPr>
+          <w:rFonts w:asciiTheme="minorHAnsi" w:eastAsiaTheme="minorHAnsi" w:hAnsiTheme="minorHAnsi"/>
+          <w:sz w:val="20"/>
+          <w:szCs w:val="20"/>
+          <w:bdr w:val="none" w:sz="0" w:space="0" w:color="auto" w:frame="1"/>
+        </w:rPr>
+        <w:t>balancer</w:t>
+      </w:r>
+      <w:r>
+        <w:rPr>
+          <w:rFonts w:asciiTheme="minorHAnsi" w:eastAsiaTheme="minorHAnsi" w:hAnsiTheme="minorHAnsi" w:hint="eastAsia"/>
+          <w:sz w:val="20"/>
+          <w:szCs w:val="20"/>
+          <w:bdr w:val="none" w:sz="0" w:space="0" w:color="auto" w:frame="1"/>
+        </w:rPr>
+        <w:t xml:space="preserve">로 이중화가 되어있는 곳에서의 설정 </w:t>
+      </w:r>
+    </w:p>
+    <w:p>
+      <w:pPr>
+        <w:pStyle w:val="HTML"/>
+        <w:ind w:leftChars="100" w:left="220"/>
+        <w:textAlignment w:val="baseline"/>
+        <w:rPr>
+          <w:rFonts w:asciiTheme="minorHAnsi" w:eastAsiaTheme="minorHAnsi" w:hAnsiTheme="minorHAnsi" w:cs="Lucida Console"/>
+          <w:color w:val="000000" w:themeColor="text1"/>
+          <w:sz w:val="20"/>
+          <w:szCs w:val="20"/>
+        </w:rPr>
+      </w:pPr>
+      <w:r>
+        <w:rPr>
+          <w:rFonts w:asciiTheme="minorHAnsi" w:eastAsiaTheme="minorHAnsi" w:hAnsiTheme="minorHAnsi" w:hint="eastAsia"/>
+          <w:sz w:val="20"/>
+          <w:szCs w:val="20"/>
+          <w:bdr w:val="none" w:sz="0" w:space="0" w:color="auto" w:frame="1"/>
+        </w:rPr>
+        <w:t xml:space="preserve">만약 이중화가 되어있지 않으면 </w:t>
+      </w:r>
+      <w:r>
+        <w:rPr>
+          <w:rFonts w:asciiTheme="minorHAnsi" w:eastAsiaTheme="minorHAnsi" w:hAnsiTheme="minorHAnsi" w:cs="Lucida Console"/>
+          <w:color w:val="000000" w:themeColor="text1"/>
+          <w:sz w:val="20"/>
+          <w:szCs w:val="20"/>
+        </w:rPr>
+        <w:t>ProxyPass</w:t>
+      </w:r>
+      <w:r>
+        <w:rPr>
+          <w:rFonts w:asciiTheme="minorHAnsi" w:eastAsiaTheme="minorHAnsi" w:hAnsiTheme="minorHAnsi" w:cs="Lucida Console"/>
+          <w:color w:val="000000" w:themeColor="text1"/>
+          <w:sz w:val="20"/>
+          <w:szCs w:val="20"/>
+        </w:rPr>
+        <w:t xml:space="preserve"> </w:t>
+      </w:r>
+      <w:r>
+        <w:rPr>
+          <w:rFonts w:asciiTheme="minorHAnsi" w:eastAsiaTheme="minorHAnsi" w:hAnsiTheme="minorHAnsi" w:cs="Lucida Console" w:hint="eastAsia"/>
+          <w:color w:val="000000" w:themeColor="text1"/>
+          <w:sz w:val="20"/>
+          <w:szCs w:val="20"/>
+        </w:rPr>
+        <w:t>맨 뒤에 똑같이 써주면 됩니다.</w:t>
+      </w:r>
+    </w:p>
+    <w:p>
+      <w:pPr>
+        <w:pStyle w:val="HTML"/>
+        <w:ind w:leftChars="100" w:left="220"/>
+        <w:textAlignment w:val="baseline"/>
+        <w:rPr>
+          <w:rFonts w:asciiTheme="minorHAnsi" w:eastAsiaTheme="minorHAnsi" w:hAnsiTheme="minorHAnsi" w:cs="Lucida Console"/>
+          <w:color w:val="000000" w:themeColor="text1"/>
+          <w:sz w:val="18"/>
+          <w:szCs w:val="18"/>
+        </w:rPr>
+      </w:pPr>
+    </w:p>
+    <w:p>
+      <w:pPr>
+        <w:pStyle w:val="HTML"/>
+        <w:ind w:leftChars="100" w:left="220"/>
+        <w:textAlignment w:val="baseline"/>
+        <w:rPr>
+          <w:rFonts w:asciiTheme="minorHAnsi" w:eastAsiaTheme="minorHAnsi" w:hAnsiTheme="minorHAnsi"/>
+          <w:sz w:val="20"/>
+          <w:szCs w:val="20"/>
+          <w:bdr w:val="none" w:sz="0" w:space="0" w:color="auto" w:frame="1"/>
+        </w:rPr>
+      </w:pPr>
+    </w:p>
+    <w:p>
+      <w:pPr>
+        <w:pStyle w:val="HTML"/>
+        <w:ind w:leftChars="100" w:left="220"/>
+        <w:textAlignment w:val="baseline"/>
+        <w:rPr>
+          <w:rFonts w:asciiTheme="minorHAnsi" w:eastAsiaTheme="minorHAnsi" w:hAnsiTheme="minorHAnsi" w:hint="eastAsia"/>
+          <w:sz w:val="20"/>
+          <w:szCs w:val="20"/>
+          <w:bdr w:val="none" w:sz="0" w:space="0" w:color="auto" w:frame="1"/>
+        </w:rPr>
+      </w:pPr>
+      <w:r>
+        <w:rPr>
+          <w:rFonts w:asciiTheme="minorHAnsi" w:eastAsiaTheme="minorHAnsi" w:hAnsiTheme="minorHAnsi" w:hint="eastAsia"/>
+          <w:sz w:val="20"/>
+          <w:szCs w:val="20"/>
+          <w:bdr w:val="none" w:sz="0" w:space="0" w:color="auto" w:frame="1"/>
+        </w:rPr>
+        <w:t>이렇게 설정 후 재시작 하면 됩니다.</w:t>
+      </w:r>
     </w:p>
     <w:sectPr>
       <w:pgSz w:w="11906" w:h="16838"/>
@@ -3902,7 +8514,6 @@
   <w:style w:type="character" w:default="1" w:styleId="a0">
     <w:name w:val="Default Paragraph Font"/>
     <w:uiPriority w:val="1"/>
-    <w:semiHidden/>
     <w:unhideWhenUsed/>
   </w:style>
   <w:style w:type="table" w:default="1" w:styleId="a1">
@@ -4155,6 +8766,72 @@
     <w:rsid w:val="00BD0231"/>
     <w:rPr>
       <w:sz w:val="22"/>
+    </w:rPr>
+  </w:style>
+  <w:style w:type="paragraph" w:styleId="HTML">
+    <w:name w:val="HTML Preformatted"/>
+    <w:basedOn w:val="a"/>
+    <w:link w:val="HTMLChar"/>
+    <w:uiPriority w:val="99"/>
+    <w:unhideWhenUsed/>
+    <w:rsid w:val="005937F9"/>
+    <w:pPr>
+      <w:widowControl/>
+      <w:tabs>
+        <w:tab w:val="left" w:pos="916"/>
+        <w:tab w:val="left" w:pos="1832"/>
+        <w:tab w:val="left" w:pos="2748"/>
+        <w:tab w:val="left" w:pos="3664"/>
+        <w:tab w:val="left" w:pos="4580"/>
+        <w:tab w:val="left" w:pos="5496"/>
+        <w:tab w:val="left" w:pos="6412"/>
+        <w:tab w:val="left" w:pos="7328"/>
+        <w:tab w:val="left" w:pos="8244"/>
+        <w:tab w:val="left" w:pos="9160"/>
+        <w:tab w:val="left" w:pos="10076"/>
+        <w:tab w:val="left" w:pos="10992"/>
+        <w:tab w:val="left" w:pos="11908"/>
+        <w:tab w:val="left" w:pos="12824"/>
+        <w:tab w:val="left" w:pos="13740"/>
+        <w:tab w:val="left" w:pos="14656"/>
+      </w:tabs>
+      <w:wordWrap/>
+      <w:autoSpaceDE/>
+      <w:autoSpaceDN/>
+      <w:spacing w:after="0" w:line="240" w:lineRule="auto"/>
+      <w:jc w:val="left"/>
+    </w:pPr>
+    <w:rPr>
+      <w:rFonts w:ascii="굴림체" w:eastAsia="굴림체" w:hAnsi="굴림체" w:cs="굴림체"/>
+      <w:kern w:val="0"/>
+      <w:sz w:val="24"/>
+      <w:szCs w:val="24"/>
+    </w:rPr>
+  </w:style>
+  <w:style w:type="character" w:customStyle="1" w:styleId="HTMLChar">
+    <w:name w:val="미리 서식이 지정된 HTML Char"/>
+    <w:basedOn w:val="a0"/>
+    <w:link w:val="HTML"/>
+    <w:uiPriority w:val="99"/>
+    <w:rsid w:val="005937F9"/>
+    <w:rPr>
+      <w:rFonts w:ascii="굴림체" w:eastAsia="굴림체" w:hAnsi="굴림체" w:cs="굴림체"/>
+      <w:kern w:val="0"/>
+      <w:sz w:val="24"/>
+      <w:szCs w:val="24"/>
+    </w:rPr>
+  </w:style>
+  <w:style w:type="character" w:styleId="HTML0">
+    <w:name w:val="HTML Code"/>
+    <w:basedOn w:val="a0"/>
+    <w:uiPriority w:val="99"/>
+    <w:semiHidden/>
+    <w:unhideWhenUsed/>
+    <w:rsid w:val="005937F9"/>
+    <w:rPr>
+      <w:rFonts w:ascii="굴림체" w:eastAsia="굴림체" w:hAnsi="굴림체" w:cs="굴림체"/>
+      <w:sz w:val="24"/>
+      <w:szCs w:val="24"/>
     </w:rPr>
   </w:style>
 </w:styles>

--- a/docs/tech/ezEKP/아파치 웹서버 톰캣연동 가이드.docx
+++ b/docs/tech/ezEKP/아파치 웹서버 톰캣연동 가이드.docx
@@ -1,6 +1,6 @@
 
 <file path=word/document.xml><?xml version="1.0" encoding="utf-8"?>
-<w:document xmlns:wpc="http://schemas.microsoft.com/office/word/2010/wordprocessingCanvas" xmlns:cx="http://schemas.microsoft.com/office/drawing/2014/chartex" xmlns:mc="http://schemas.openxmlformats.org/markup-compatibility/2006" xmlns:o="urn:schemas-microsoft-com:office:office" xmlns:r="http://schemas.openxmlformats.org/officeDocument/2006/relationships" xmlns:m="http://schemas.openxmlformats.org/officeDocument/2006/math" xmlns:v="urn:schemas-microsoft-com:vml" xmlns:wp14="http://schemas.microsoft.com/office/word/2010/wordprocessingDrawing" xmlns:wp="http://schemas.openxmlformats.org/drawingml/2006/wordprocessingDrawing" xmlns:w10="urn:schemas-microsoft-com:office:word" xmlns:w="http://schemas.openxmlformats.org/wordprocessingml/2006/main" xmlns:w14="http://schemas.microsoft.com/office/word/2010/wordml" xmlns:w15="http://schemas.microsoft.com/office/word/2012/wordml" xmlns:w16se="http://schemas.microsoft.com/office/word/2015/wordml/symex" xmlns:wpg="http://schemas.microsoft.com/office/word/2010/wordprocessingGroup" xmlns:wpi="http://schemas.microsoft.com/office/word/2010/wordprocessingInk" xmlns:wne="http://schemas.microsoft.com/office/word/2006/wordml" xmlns:wps="http://schemas.microsoft.com/office/word/2010/wordprocessingShape" mc:Ignorable="w14 w15 w16se wp14">
+<w:document xmlns:wpc="http://schemas.microsoft.com/office/word/2010/wordprocessingCanvas" xmlns:cx="http://schemas.microsoft.com/office/drawing/2014/chartex" xmlns:cx1="http://schemas.microsoft.com/office/drawing/2015/9/8/chartex" xmlns:cx2="http://schemas.microsoft.com/office/drawing/2015/10/21/chartex" xmlns:cx3="http://schemas.microsoft.com/office/drawing/2016/5/9/chartex" xmlns:cx4="http://schemas.microsoft.com/office/drawing/2016/5/10/chartex" xmlns:cx5="http://schemas.microsoft.com/office/drawing/2016/5/11/chartex" xmlns:cx6="http://schemas.microsoft.com/office/drawing/2016/5/12/chartex" xmlns:cx7="http://schemas.microsoft.com/office/drawing/2016/5/13/chartex" xmlns:cx8="http://schemas.microsoft.com/office/drawing/2016/5/14/chartex" xmlns:mc="http://schemas.openxmlformats.org/markup-compatibility/2006" xmlns:aink="http://schemas.microsoft.com/office/drawing/2016/ink" xmlns:am3d="http://schemas.microsoft.com/office/drawing/2017/model3d" xmlns:o="urn:schemas-microsoft-com:office:office" xmlns:r="http://schemas.openxmlformats.org/officeDocument/2006/relationships" xmlns:m="http://schemas.openxmlformats.org/officeDocument/2006/math" xmlns:v="urn:schemas-microsoft-com:vml" xmlns:wp14="http://schemas.microsoft.com/office/word/2010/wordprocessingDrawing" xmlns:wp="http://schemas.openxmlformats.org/drawingml/2006/wordprocessingDrawing" xmlns:w10="urn:schemas-microsoft-com:office:word" xmlns:w="http://schemas.openxmlformats.org/wordprocessingml/2006/main" xmlns:w14="http://schemas.microsoft.com/office/word/2010/wordml" xmlns:w15="http://schemas.microsoft.com/office/word/2012/wordml" xmlns:w16cid="http://schemas.microsoft.com/office/word/2016/wordml/cid" xmlns:w16se="http://schemas.microsoft.com/office/word/2015/wordml/symex" xmlns:wpg="http://schemas.microsoft.com/office/word/2010/wordprocessingGroup" xmlns:wpi="http://schemas.microsoft.com/office/word/2010/wordprocessingInk" xmlns:wne="http://schemas.microsoft.com/office/word/2006/wordml" xmlns:wps="http://schemas.microsoft.com/office/word/2010/wordprocessingShape" mc:Ignorable="w14 w15 w16se w16cid wp14">
   <w:body>
     <w:p>
       <w:pPr>
@@ -24,7 +24,21 @@
         <w:rPr>
           <w:rFonts w:hint="eastAsia"/>
         </w:rPr>
-        <w:t>아파치 웹서버를 적용하기 위한 설치 방법 및 운영 매뉴얼 입니다.</w:t>
+        <w:t xml:space="preserve">아파치 웹서버를 적용하기 위한 설치 방법 및 운영 </w:t>
+      </w:r>
+      <w:proofErr w:type="gramStart"/>
+      <w:r>
+        <w:rPr>
+          <w:rFonts w:hint="eastAsia"/>
+        </w:rPr>
+        <w:t>매뉴얼 입니다</w:t>
+      </w:r>
+      <w:proofErr w:type="gramEnd"/>
+      <w:r>
+        <w:rPr>
+          <w:rFonts w:hint="eastAsia"/>
+        </w:rPr>
+        <w:t>.</w:t>
       </w:r>
     </w:p>
     <w:sdt>
@@ -819,7 +833,14 @@
         <w:rPr>
           <w:rFonts w:hint="eastAsia"/>
         </w:rPr>
-        <w:t xml:space="preserve">클론 받은 파일을 </w:t>
+        <w:t xml:space="preserve">클론 받은 </w:t>
+      </w:r>
+      <w:proofErr w:type="gramStart"/>
+      <w:r>
+        <w:rPr>
+          <w:rFonts w:hint="eastAsia"/>
+        </w:rPr>
+        <w:t xml:space="preserve">파일을 </w:t>
       </w:r>
       <w:r>
         <w:t>.</w:t>
@@ -828,7 +849,14 @@
         <w:rPr>
           <w:rFonts w:hint="eastAsia"/>
         </w:rPr>
-        <w:t xml:space="preserve">git 폴더를 제외하고 압출된 </w:t>
+        <w:t>git</w:t>
+      </w:r>
+      <w:proofErr w:type="gramEnd"/>
+      <w:r>
+        <w:rPr>
+          <w:rFonts w:hint="eastAsia"/>
+        </w:rPr>
+        <w:t xml:space="preserve"> 폴더를 제외하고 압출된 </w:t>
       </w:r>
       <w:r>
         <w:t>tar</w:t>
@@ -1193,6 +1221,7 @@
           </wp:anchor>
         </w:drawing>
       </w:r>
+      <w:proofErr w:type="gramStart"/>
       <w:r>
         <w:t xml:space="preserve">Httpd </w:t>
       </w:r>
@@ -1200,7 +1229,14 @@
         <w:rPr>
           <w:rFonts w:hint="eastAsia"/>
         </w:rPr>
-        <w:t xml:space="preserve">에 요청은 </w:t>
+        <w:t>에</w:t>
+      </w:r>
+      <w:proofErr w:type="gramEnd"/>
+      <w:r>
+        <w:rPr>
+          <w:rFonts w:hint="eastAsia"/>
+        </w:rPr>
+        <w:t xml:space="preserve"> 요청은 </w:t>
       </w:r>
       <w:r>
         <w:t>80</w:t>
@@ -1233,8 +1269,13 @@
       </w:r>
     </w:p>
     <w:p>
-      <w:r>
-        <w:t xml:space="preserve">ProxyPass : / </w:t>
+      <w:proofErr w:type="gramStart"/>
+      <w:r>
+        <w:t>ProxyPass :</w:t>
+      </w:r>
+      <w:proofErr w:type="gramEnd"/>
+      <w:r>
+        <w:t xml:space="preserve"> / </w:t>
       </w:r>
       <w:r>
         <w:rPr>
@@ -1809,6 +1850,7 @@
         </w:rPr>
         <w:t xml:space="preserve">에 </w:t>
       </w:r>
+      <w:proofErr w:type="gramStart"/>
       <w:r>
         <w:rPr>
           <w:rFonts w:hint="eastAsia"/>
@@ -1821,6 +1863,7 @@
         </w:rPr>
         <w:t>.</w:t>
       </w:r>
+      <w:proofErr w:type="gramEnd"/>
     </w:p>
     <w:p>
       <w:pPr>
@@ -2388,8 +2431,13 @@
       </w:r>
     </w:p>
     <w:p>
-      <w:r>
-        <w:t xml:space="preserve">conf/kaoni.crt : </w:t>
+      <w:proofErr w:type="gramStart"/>
+      <w:r>
+        <w:t>conf/kaoni.crt :</w:t>
+      </w:r>
+      <w:proofErr w:type="gramEnd"/>
+      <w:r>
+        <w:t xml:space="preserve"> </w:t>
       </w:r>
       <w:r>
         <w:rPr>
@@ -2403,8 +2451,13 @@
       </w:r>
     </w:p>
     <w:p>
-      <w:r>
-        <w:t xml:space="preserve">conf/kaoni.key : </w:t>
+      <w:proofErr w:type="gramStart"/>
+      <w:r>
+        <w:t>conf/kaoni.key :</w:t>
+      </w:r>
+      <w:proofErr w:type="gramEnd"/>
+      <w:r>
+        <w:t xml:space="preserve"> </w:t>
       </w:r>
       <w:r>
         <w:rPr>
@@ -2427,6 +2480,7 @@
           <w:shd w:val="clear" w:color="auto" w:fill="FFFFFF"/>
         </w:rPr>
       </w:pPr>
+      <w:proofErr w:type="gramStart"/>
       <w:r>
         <w:rPr>
           <w:rFonts w:hint="eastAsia"/>
@@ -2434,7 +2488,11 @@
         <w:t>conf/root.pem</w:t>
       </w:r>
       <w:r>
-        <w:t xml:space="preserve"> : </w:t>
+        <w:t xml:space="preserve"> :</w:t>
+      </w:r>
+      <w:proofErr w:type="gramEnd"/>
+      <w:r>
+        <w:t xml:space="preserve"> </w:t>
       </w:r>
       <w:r>
         <w:rPr>
@@ -2535,13 +2593,13 @@
           <wp:anchor distT="0" distB="0" distL="114300" distR="114300" simplePos="0" relativeHeight="251675648" behindDoc="0" locked="0" layoutInCell="1" allowOverlap="1" wp14:anchorId="6B8383B0" wp14:editId="2F5FD5DF">
             <wp:simplePos x="0" y="0"/>
             <wp:positionH relativeFrom="margin">
-              <wp:align>left</wp:align>
+              <wp:posOffset>41275</wp:posOffset>
             </wp:positionH>
             <wp:positionV relativeFrom="paragraph">
-              <wp:posOffset>653272</wp:posOffset>
+              <wp:posOffset>650240</wp:posOffset>
             </wp:positionV>
-            <wp:extent cx="5731510" cy="3239770"/>
-            <wp:effectExtent l="0" t="0" r="2540" b="0"/>
+            <wp:extent cx="5648325" cy="3239770"/>
+            <wp:effectExtent l="0" t="0" r="9525" b="0"/>
             <wp:wrapTopAndBottom/>
             <wp:docPr id="12" name="그림 12"/>
             <wp:cNvGraphicFramePr>
@@ -2555,7 +2613,13 @@
                     <pic:cNvPicPr/>
                   </pic:nvPicPr>
                   <pic:blipFill>
-                    <a:blip r:embed="rId15"/>
+                    <a:blip r:embed="rId15">
+                      <a:extLst>
+                        <a:ext uri="{28A0092B-C50C-407E-A947-70E740481C1C}">
+                          <a14:useLocalDpi xmlns:a14="http://schemas.microsoft.com/office/drawing/2010/main" val="0"/>
+                        </a:ext>
+                      </a:extLst>
+                    </a:blip>
                     <a:stretch>
                       <a:fillRect/>
                     </a:stretch>
@@ -2563,7 +2627,7 @@
                   <pic:spPr>
                     <a:xfrm>
                       <a:off x="0" y="0"/>
-                      <a:ext cx="5731510" cy="3239770"/>
+                      <a:ext cx="5648325" cy="3239770"/>
                     </a:xfrm>
                     <a:prstGeom prst="rect">
                       <a:avLst/>
@@ -2572,6 +2636,9 @@
                 </pic:pic>
               </a:graphicData>
             </a:graphic>
+            <wp14:sizeRelH relativeFrom="margin">
+              <wp14:pctWidth>0</wp14:pctWidth>
+            </wp14:sizeRelH>
           </wp:anchor>
         </w:drawing>
       </w:r>
@@ -2709,31 +2776,80 @@
         <w:rPr>
           <w:rFonts w:asciiTheme="majorHAnsi" w:eastAsiaTheme="majorHAnsi" w:hAnsiTheme="majorHAnsi" w:hint="eastAsia"/>
         </w:rPr>
-        <w:t xml:space="preserve">를 설정해주었던 것 대신 </w:t>
+        <w:t xml:space="preserve">를 설정해주었던 것 </w:t>
+      </w:r>
+      <w:proofErr w:type="gramStart"/>
+      <w:r>
+        <w:rPr>
+          <w:rFonts w:asciiTheme="majorHAnsi" w:eastAsiaTheme="majorHAnsi" w:hAnsiTheme="majorHAnsi" w:hint="eastAsia"/>
+        </w:rPr>
+        <w:t xml:space="preserve">대신 </w:t>
       </w:r>
       <w:r>
         <w:rPr>
           <w:rFonts w:asciiTheme="majorHAnsi" w:eastAsiaTheme="majorHAnsi" w:hAnsiTheme="majorHAnsi"/>
         </w:rPr>
-        <w:t>/ balancer://ezekp/</w:t>
-      </w:r>
-    </w:p>
-    <w:p>
-      <w:pPr>
+        <w:t>/</w:t>
+      </w:r>
+      <w:proofErr w:type="gramEnd"/>
+      <w:r>
         <w:rPr>
           <w:rFonts w:asciiTheme="majorHAnsi" w:eastAsiaTheme="majorHAnsi" w:hAnsiTheme="majorHAnsi"/>
         </w:rPr>
-      </w:pPr>
+        <w:t xml:space="preserve"> balancer://ezekp/</w:t>
+      </w:r>
+      <w:r>
+        <w:rPr>
+          <w:rFonts w:asciiTheme="majorHAnsi" w:eastAsiaTheme="majorHAnsi" w:hAnsiTheme="majorHAnsi"/>
+        </w:rPr>
+        <w:br/>
+      </w:r>
       <w:r>
         <w:rPr>
           <w:rFonts w:asciiTheme="majorHAnsi" w:eastAsiaTheme="majorHAnsi" w:hAnsiTheme="majorHAnsi" w:hint="eastAsia"/>
         </w:rPr>
-        <w:t xml:space="preserve">로 설정해주므로 알아서 서버를 나뉘어 </w:t>
+        <w:t>로 설정해주</w:t>
       </w:r>
       <w:r>
         <w:rPr>
           <w:rFonts w:asciiTheme="majorHAnsi" w:eastAsiaTheme="majorHAnsi" w:hAnsiTheme="majorHAnsi" w:hint="eastAsia"/>
         </w:rPr>
+        <w:t>면 클라이언트의 요청을</w:t>
+      </w:r>
+      <w:r>
+        <w:rPr>
+          <w:rFonts w:asciiTheme="majorHAnsi" w:eastAsiaTheme="majorHAnsi" w:hAnsiTheme="majorHAnsi" w:hint="eastAsia"/>
+        </w:rPr>
+        <w:t xml:space="preserve"> 알아서 </w:t>
+      </w:r>
+      <w:r>
+        <w:rPr>
+          <w:rFonts w:asciiTheme="majorHAnsi" w:eastAsiaTheme="majorHAnsi" w:hAnsiTheme="majorHAnsi" w:hint="eastAsia"/>
+        </w:rPr>
+        <w:t xml:space="preserve">각 노드로 </w:t>
+      </w:r>
+      <w:r>
+        <w:rPr>
+          <w:rFonts w:asciiTheme="majorHAnsi" w:eastAsiaTheme="majorHAnsi" w:hAnsiTheme="majorHAnsi" w:hint="eastAsia"/>
+        </w:rPr>
+        <w:t>나</w:t>
+      </w:r>
+      <w:r>
+        <w:rPr>
+          <w:rFonts w:asciiTheme="majorHAnsi" w:eastAsiaTheme="majorHAnsi" w:hAnsiTheme="majorHAnsi" w:hint="eastAsia"/>
+        </w:rPr>
+        <w:t>누어</w:t>
+      </w:r>
+      <w:r>
+        <w:rPr>
+          <w:rFonts w:asciiTheme="majorHAnsi" w:eastAsiaTheme="majorHAnsi" w:hAnsiTheme="majorHAnsi" w:hint="eastAsia"/>
+        </w:rPr>
+        <w:t xml:space="preserve"> </w:t>
+      </w:r>
+      <w:r>
+        <w:rPr>
+          <w:rFonts w:asciiTheme="majorHAnsi" w:eastAsiaTheme="majorHAnsi" w:hAnsiTheme="majorHAnsi" w:hint="eastAsia"/>
+        </w:rPr>
         <w:t>보내줍니다</w:t>
       </w:r>
       <w:r>
@@ -2746,13 +2862,141 @@
     <w:p>
       <w:pPr>
         <w:rPr>
+          <w:rFonts w:asciiTheme="majorHAnsi" w:eastAsiaTheme="majorHAnsi" w:hAnsiTheme="majorHAnsi" w:hint="eastAsia"/>
+        </w:rPr>
+      </w:pPr>
+      <w:r>
+        <w:rPr>
+          <w:rFonts w:asciiTheme="majorHAnsi" w:eastAsiaTheme="majorHAnsi" w:hAnsiTheme="majorHAnsi" w:hint="eastAsia"/>
+        </w:rPr>
+        <w:t xml:space="preserve">요청을 </w:t>
+      </w:r>
+      <w:r>
+        <w:rPr>
+          <w:rFonts w:asciiTheme="majorHAnsi" w:eastAsiaTheme="majorHAnsi" w:hAnsiTheme="majorHAnsi" w:hint="eastAsia"/>
+        </w:rPr>
+        <w:t>나누는 기준은 lbmehod=</w:t>
+      </w:r>
+      <w:proofErr w:type="gramStart"/>
+      <w:r>
+        <w:rPr>
+          <w:rFonts w:asciiTheme="majorHAnsi" w:eastAsiaTheme="majorHAnsi" w:hAnsiTheme="majorHAnsi" w:hint="eastAsia"/>
+        </w:rPr>
+        <w:t>byrequests</w:t>
+      </w:r>
+      <w:r>
+        <w:rPr>
           <w:rFonts w:asciiTheme="majorHAnsi" w:eastAsiaTheme="majorHAnsi" w:hAnsiTheme="majorHAnsi"/>
         </w:rPr>
+        <w:t xml:space="preserve"> </w:t>
+      </w:r>
+      <w:r>
+        <w:rPr>
+          <w:rFonts w:asciiTheme="majorHAnsi" w:eastAsiaTheme="majorHAnsi" w:hAnsiTheme="majorHAnsi" w:hint="eastAsia"/>
+        </w:rPr>
+        <w:t>입니다</w:t>
+      </w:r>
+      <w:proofErr w:type="gramEnd"/>
+      <w:r>
+        <w:rPr>
+          <w:rFonts w:asciiTheme="majorHAnsi" w:eastAsiaTheme="majorHAnsi" w:hAnsiTheme="majorHAnsi" w:hint="eastAsia"/>
+        </w:rPr>
+        <w:t>.</w:t>
+      </w:r>
+      <w:r>
+        <w:rPr>
+          <w:rFonts w:asciiTheme="majorHAnsi" w:eastAsiaTheme="majorHAnsi" w:hAnsiTheme="majorHAnsi"/>
+        </w:rPr>
+        <w:t xml:space="preserve"> </w:t>
+      </w:r>
+      <w:r>
+        <w:rPr>
+          <w:rFonts w:asciiTheme="majorHAnsi" w:eastAsiaTheme="majorHAnsi" w:hAnsiTheme="majorHAnsi" w:hint="eastAsia"/>
+        </w:rPr>
+        <w:t>(아파치 문서 참고)</w:t>
+      </w:r>
+    </w:p>
+    <w:p>
+      <w:pPr>
+        <w:rPr>
+          <w:rFonts w:asciiTheme="majorHAnsi" w:eastAsiaTheme="majorHAnsi" w:hAnsiTheme="majorHAnsi" w:hint="eastAsia"/>
+        </w:rPr>
+      </w:pPr>
+      <w:r>
+        <w:rPr>
+          <w:rFonts w:asciiTheme="majorHAnsi" w:eastAsiaTheme="majorHAnsi" w:hAnsiTheme="majorHAnsi" w:hint="eastAsia"/>
+        </w:rPr>
+        <w:t>ping</w:t>
+      </w:r>
+      <w:r>
+        <w:rPr>
+          <w:rFonts w:asciiTheme="majorHAnsi" w:eastAsiaTheme="majorHAnsi" w:hAnsiTheme="majorHAnsi"/>
+        </w:rPr>
+        <w:t xml:space="preserve"> </w:t>
+      </w:r>
+      <w:r>
+        <w:rPr>
+          <w:rFonts w:asciiTheme="majorHAnsi" w:eastAsiaTheme="majorHAnsi" w:hAnsiTheme="majorHAnsi" w:hint="eastAsia"/>
+        </w:rPr>
+        <w:t>옵션은 클라이언트의 요청을 노드로 전달하기 전에 해당 노드로 ping을 보내서 2초 안에 응답하는 경우에만 정상 노드로 판단하여 요청을 전달해주</w:t>
+      </w:r>
+      <w:r>
+        <w:rPr>
+          <w:rFonts w:asciiTheme="majorHAnsi" w:eastAsiaTheme="majorHAnsi" w:hAnsiTheme="majorHAnsi" w:hint="eastAsia"/>
+        </w:rPr>
+        <w:t>는 역할을 하기 때문에</w:t>
+      </w:r>
+      <w:r>
+        <w:rPr>
+          <w:rFonts w:asciiTheme="majorHAnsi" w:eastAsiaTheme="majorHAnsi" w:hAnsiTheme="majorHAnsi" w:hint="eastAsia"/>
+        </w:rPr>
+        <w:t xml:space="preserve"> 노드가 비정상 종료되거나 JVM</w:t>
+      </w:r>
+      <w:r>
+        <w:rPr>
+          <w:rFonts w:asciiTheme="majorHAnsi" w:eastAsiaTheme="majorHAnsi" w:hAnsiTheme="majorHAnsi"/>
+        </w:rPr>
+        <w:t xml:space="preserve"> </w:t>
+      </w:r>
+      <w:r>
+        <w:rPr>
+          <w:rFonts w:asciiTheme="majorHAnsi" w:eastAsiaTheme="majorHAnsi" w:hAnsiTheme="majorHAnsi" w:hint="eastAsia"/>
+        </w:rPr>
+        <w:t xml:space="preserve">행이 걸릴 때에 </w:t>
+      </w:r>
+      <w:r>
+        <w:rPr>
+          <w:rFonts w:asciiTheme="majorHAnsi" w:eastAsiaTheme="majorHAnsi" w:hAnsiTheme="majorHAnsi" w:hint="eastAsia"/>
+        </w:rPr>
+        <w:t xml:space="preserve">클라이언트가 </w:t>
+      </w:r>
+      <w:bookmarkStart w:id="7" w:name="_GoBack"/>
+      <w:bookmarkEnd w:id="7"/>
+      <w:r>
+        <w:rPr>
+          <w:rFonts w:asciiTheme="majorHAnsi" w:eastAsiaTheme="majorHAnsi" w:hAnsiTheme="majorHAnsi" w:hint="eastAsia"/>
+        </w:rPr>
+        <w:t>무한대기 상태에 빠지지 않도록 도와줍니다.</w:t>
+      </w:r>
+    </w:p>
+    <w:p>
+      <w:pPr>
+        <w:rPr>
+          <w:rFonts w:asciiTheme="majorHAnsi" w:eastAsiaTheme="majorHAnsi" w:hAnsiTheme="majorHAnsi"/>
+        </w:rPr>
+      </w:pPr>
+    </w:p>
+    <w:p>
+      <w:pPr>
+        <w:rPr>
+          <w:rFonts w:asciiTheme="majorHAnsi" w:eastAsiaTheme="majorHAnsi" w:hAnsiTheme="majorHAnsi"/>
+        </w:rPr>
       </w:pPr>
       <w:r>
         <w:rPr>
           <w:noProof/>
         </w:rPr>
+        <w:lastRenderedPageBreak/>
         <w:drawing>
           <wp:anchor distT="0" distB="0" distL="114300" distR="114300" simplePos="0" relativeHeight="251677696" behindDoc="0" locked="0" layoutInCell="1" allowOverlap="1" wp14:anchorId="0A9CAB40" wp14:editId="3762648E">
             <wp:simplePos x="0" y="0"/>
@@ -2869,7 +3113,6 @@
         <w:rPr>
           <w:noProof/>
         </w:rPr>
-        <w:lastRenderedPageBreak/>
         <w:drawing>
           <wp:anchor distT="0" distB="0" distL="114300" distR="114300" simplePos="0" relativeHeight="251679744" behindDoc="0" locked="0" layoutInCell="1" allowOverlap="1" wp14:anchorId="54B87F2A" wp14:editId="44F35775">
             <wp:simplePos x="0" y="0"/>
@@ -2974,7 +3217,7 @@
         <w:rPr>
           <w:rFonts w:asciiTheme="majorHAnsi" w:eastAsiaTheme="majorHAnsi" w:hAnsiTheme="majorHAnsi" w:hint="eastAsia"/>
         </w:rPr>
-        <w:t xml:space="preserve">추가적으로 만약 </w:t>
+        <w:t xml:space="preserve">만약 </w:t>
       </w:r>
       <w:r>
         <w:rPr>
@@ -3033,14 +3276,14 @@
     <w:p>
       <w:pPr>
         <w:rPr>
-          <w:rFonts w:ascii="Noto Sans Korean" w:hAnsi="Noto Sans Korean"/>
-          <w:color w:val="000000"/>
-          <w:sz w:val="23"/>
-          <w:szCs w:val="23"/>
-          <w:shd w:val="clear" w:color="auto" w:fill="FFFFFF"/>
-        </w:rPr>
-      </w:pPr>
-      <w:bookmarkStart w:id="7" w:name="_Toc81922426"/>
+          <w:rFonts w:ascii="Noto Sans Korean" w:hAnsi="Noto Sans Korean" w:hint="eastAsia"/>
+          <w:color w:val="000000"/>
+          <w:sz w:val="23"/>
+          <w:szCs w:val="23"/>
+          <w:shd w:val="clear" w:color="auto" w:fill="FFFFFF"/>
+        </w:rPr>
+      </w:pPr>
+      <w:bookmarkStart w:id="8" w:name="_Toc81922426"/>
       <w:r>
         <w:rPr>
           <w:rStyle w:val="2Char"/>
@@ -3061,7 +3304,7 @@
         </w:rPr>
         <w:t xml:space="preserve"> 설정</w:t>
       </w:r>
-      <w:bookmarkEnd w:id="7"/>
+      <w:bookmarkEnd w:id="8"/>
       <w:r>
         <w:rPr>
           <w:rFonts w:asciiTheme="majorHAnsi" w:eastAsiaTheme="majorHAnsi" w:hAnsiTheme="majorHAnsi" w:hint="eastAsia"/>
@@ -3074,6 +3317,7 @@
         </w:rPr>
         <w:br/>
       </w:r>
+      <w:proofErr w:type="gramStart"/>
       <w:r>
         <w:rPr>
           <w:rFonts w:hint="eastAsia"/>
@@ -3089,6 +3333,7 @@
         </w:rPr>
         <w:t>:</w:t>
       </w:r>
+      <w:proofErr w:type="gramEnd"/>
       <w:r>
         <w:t xml:space="preserve"> </w:t>
       </w:r>
@@ -3106,7 +3351,7 @@
     <w:p>
       <w:pPr>
         <w:rPr>
-          <w:rFonts w:ascii="Noto Sans Korean" w:hAnsi="Noto Sans Korean"/>
+          <w:rFonts w:ascii="Noto Sans Korean" w:hAnsi="Noto Sans Korean" w:hint="eastAsia"/>
           <w:color w:val="000000"/>
           <w:sz w:val="23"/>
           <w:szCs w:val="23"/>
@@ -3877,7 +4122,7 @@
     <w:p>
       <w:pPr>
         <w:rPr>
-          <w:rFonts w:ascii="Noto Sans Korean" w:hAnsi="Noto Sans Korean"/>
+          <w:rFonts w:ascii="Noto Sans Korean" w:hAnsi="Noto Sans Korean" w:hint="eastAsia"/>
           <w:color w:val="000000"/>
           <w:sz w:val="23"/>
           <w:szCs w:val="23"/>
@@ -4398,7 +4643,7 @@
     <w:p>
       <w:pPr>
         <w:rPr>
-          <w:rFonts w:ascii="Noto Sans Korean" w:hAnsi="Noto Sans Korean"/>
+          <w:rFonts w:ascii="Noto Sans Korean" w:hAnsi="Noto Sans Korean" w:hint="eastAsia"/>
           <w:color w:val="000000"/>
           <w:sz w:val="23"/>
           <w:szCs w:val="23"/>
@@ -4939,7 +5184,7 @@
     <w:p>
       <w:pPr>
         <w:rPr>
-          <w:rFonts w:ascii="Noto Sans Korean" w:hAnsi="Noto Sans Korean"/>
+          <w:rFonts w:ascii="Noto Sans Korean" w:hAnsi="Noto Sans Korean" w:hint="eastAsia"/>
           <w:color w:val="000000"/>
           <w:sz w:val="23"/>
           <w:szCs w:val="23"/>
@@ -5380,7 +5625,7 @@
     <w:p>
       <w:pPr>
         <w:rPr>
-          <w:rFonts w:ascii="Noto Sans Korean" w:hAnsi="Noto Sans Korean"/>
+          <w:rFonts w:ascii="Noto Sans Korean" w:hAnsi="Noto Sans Korean" w:hint="eastAsia"/>
           <w:color w:val="000000"/>
           <w:sz w:val="23"/>
           <w:szCs w:val="23"/>
@@ -5821,7 +6066,7 @@
     <w:p>
       <w:pPr>
         <w:rPr>
-          <w:rFonts w:ascii="Noto Sans Korean" w:hAnsi="Noto Sans Korean"/>
+          <w:rFonts w:ascii="Noto Sans Korean" w:hAnsi="Noto Sans Korean" w:hint="eastAsia"/>
           <w:color w:val="000000"/>
           <w:sz w:val="23"/>
           <w:szCs w:val="23"/>
@@ -6252,13 +6497,14 @@
     <w:p>
       <w:pPr>
         <w:rPr>
-          <w:rFonts w:ascii="Noto Sans Korean" w:hAnsi="Noto Sans Korean"/>
-          <w:color w:val="000000"/>
-          <w:sz w:val="23"/>
-          <w:szCs w:val="23"/>
-          <w:shd w:val="clear" w:color="auto" w:fill="FFFFFF"/>
-        </w:rPr>
-      </w:pPr>
+          <w:rFonts w:ascii="Noto Sans Korean" w:hAnsi="Noto Sans Korean" w:hint="eastAsia"/>
+          <w:color w:val="000000"/>
+          <w:sz w:val="23"/>
+          <w:szCs w:val="23"/>
+          <w:shd w:val="clear" w:color="auto" w:fill="FFFFFF"/>
+        </w:rPr>
+      </w:pPr>
+      <w:proofErr w:type="gramStart"/>
       <w:r>
         <w:rPr>
           <w:rFonts w:ascii="Noto Sans Korean" w:hAnsi="Noto Sans Korean"/>
@@ -6279,6 +6525,7 @@
         </w:rPr>
         <w:t>의</w:t>
       </w:r>
+      <w:proofErr w:type="gramEnd"/>
       <w:r>
         <w:rPr>
           <w:rFonts w:ascii="Noto Sans Korean" w:hAnsi="Noto Sans Korean" w:hint="eastAsia"/>
@@ -6683,62 +6930,62 @@
     <w:p>
       <w:pPr>
         <w:rPr>
-          <w:rFonts w:ascii="Noto Sans Korean" w:hAnsi="Noto Sans Korean"/>
-          <w:color w:val="000000"/>
-          <w:sz w:val="23"/>
-          <w:szCs w:val="23"/>
-          <w:shd w:val="clear" w:color="auto" w:fill="FFFFFF"/>
-        </w:rPr>
-      </w:pPr>
-    </w:p>
-    <w:p>
-      <w:pPr>
-        <w:rPr>
-          <w:rFonts w:ascii="Noto Sans Korean" w:hAnsi="Noto Sans Korean"/>
-          <w:color w:val="000000"/>
-          <w:sz w:val="23"/>
-          <w:szCs w:val="23"/>
-          <w:shd w:val="clear" w:color="auto" w:fill="FFFFFF"/>
-        </w:rPr>
-      </w:pPr>
-    </w:p>
-    <w:p>
-      <w:pPr>
-        <w:rPr>
-          <w:rFonts w:ascii="Noto Sans Korean" w:hAnsi="Noto Sans Korean"/>
-          <w:color w:val="000000"/>
-          <w:sz w:val="23"/>
-          <w:szCs w:val="23"/>
-          <w:shd w:val="clear" w:color="auto" w:fill="FFFFFF"/>
-        </w:rPr>
-      </w:pPr>
-    </w:p>
-    <w:p>
-      <w:pPr>
-        <w:rPr>
-          <w:rFonts w:ascii="Noto Sans Korean" w:hAnsi="Noto Sans Korean"/>
-          <w:color w:val="000000"/>
-          <w:sz w:val="23"/>
-          <w:szCs w:val="23"/>
-          <w:shd w:val="clear" w:color="auto" w:fill="FFFFFF"/>
-        </w:rPr>
-      </w:pPr>
-    </w:p>
-    <w:p>
-      <w:pPr>
-        <w:rPr>
-          <w:rFonts w:ascii="Noto Sans Korean" w:hAnsi="Noto Sans Korean"/>
-          <w:color w:val="000000"/>
-          <w:sz w:val="23"/>
-          <w:szCs w:val="23"/>
-          <w:shd w:val="clear" w:color="auto" w:fill="FFFFFF"/>
-        </w:rPr>
-      </w:pPr>
-    </w:p>
-    <w:p>
-      <w:pPr>
-        <w:rPr>
-          <w:rFonts w:ascii="Noto Sans Korean" w:hAnsi="Noto Sans Korean"/>
+          <w:rFonts w:ascii="Noto Sans Korean" w:hAnsi="Noto Sans Korean" w:hint="eastAsia"/>
+          <w:color w:val="000000"/>
+          <w:sz w:val="23"/>
+          <w:szCs w:val="23"/>
+          <w:shd w:val="clear" w:color="auto" w:fill="FFFFFF"/>
+        </w:rPr>
+      </w:pPr>
+    </w:p>
+    <w:p>
+      <w:pPr>
+        <w:rPr>
+          <w:rFonts w:ascii="Noto Sans Korean" w:hAnsi="Noto Sans Korean" w:hint="eastAsia"/>
+          <w:color w:val="000000"/>
+          <w:sz w:val="23"/>
+          <w:szCs w:val="23"/>
+          <w:shd w:val="clear" w:color="auto" w:fill="FFFFFF"/>
+        </w:rPr>
+      </w:pPr>
+    </w:p>
+    <w:p>
+      <w:pPr>
+        <w:rPr>
+          <w:rFonts w:ascii="Noto Sans Korean" w:hAnsi="Noto Sans Korean" w:hint="eastAsia"/>
+          <w:color w:val="000000"/>
+          <w:sz w:val="23"/>
+          <w:szCs w:val="23"/>
+          <w:shd w:val="clear" w:color="auto" w:fill="FFFFFF"/>
+        </w:rPr>
+      </w:pPr>
+    </w:p>
+    <w:p>
+      <w:pPr>
+        <w:rPr>
+          <w:rFonts w:ascii="Noto Sans Korean" w:hAnsi="Noto Sans Korean" w:hint="eastAsia"/>
+          <w:color w:val="000000"/>
+          <w:sz w:val="23"/>
+          <w:szCs w:val="23"/>
+          <w:shd w:val="clear" w:color="auto" w:fill="FFFFFF"/>
+        </w:rPr>
+      </w:pPr>
+    </w:p>
+    <w:p>
+      <w:pPr>
+        <w:rPr>
+          <w:rFonts w:ascii="Noto Sans Korean" w:hAnsi="Noto Sans Korean" w:hint="eastAsia"/>
+          <w:color w:val="000000"/>
+          <w:sz w:val="23"/>
+          <w:szCs w:val="23"/>
+          <w:shd w:val="clear" w:color="auto" w:fill="FFFFFF"/>
+        </w:rPr>
+      </w:pPr>
+    </w:p>
+    <w:p>
+      <w:pPr>
+        <w:rPr>
+          <w:rFonts w:ascii="Noto Sans Korean" w:hAnsi="Noto Sans Korean" w:hint="eastAsia"/>
           <w:color w:val="000000"/>
           <w:sz w:val="23"/>
           <w:szCs w:val="23"/>
@@ -6838,7 +7085,7 @@
     <w:p>
       <w:pPr>
         <w:rPr>
-          <w:rFonts w:ascii="Noto Sans Korean" w:hAnsi="Noto Sans Korean"/>
+          <w:rFonts w:ascii="Noto Sans Korean" w:hAnsi="Noto Sans Korean" w:hint="eastAsia"/>
           <w:color w:val="000000"/>
           <w:sz w:val="23"/>
           <w:szCs w:val="23"/>
@@ -6894,7 +7141,7 @@
         <w:jc w:val="left"/>
         <w:textAlignment w:val="baseline"/>
         <w:rPr>
-          <w:rFonts w:ascii="var(--ff-mono)" w:eastAsia="굴림체" w:hAnsi="var(--ff-mono)" w:cs="굴림체"/>
+          <w:rFonts w:ascii="var(--ff-mono)" w:eastAsia="굴림체" w:hAnsi="var(--ff-mono)" w:cs="굴림체" w:hint="eastAsia"/>
           <w:kern w:val="0"/>
           <w:sz w:val="20"/>
           <w:szCs w:val="20"/>
@@ -6940,7 +7187,7 @@
         <w:jc w:val="left"/>
         <w:textAlignment w:val="baseline"/>
         <w:rPr>
-          <w:rFonts w:ascii="var(--ff-mono)" w:eastAsia="굴림체" w:hAnsi="var(--ff-mono)" w:cs="굴림체"/>
+          <w:rFonts w:ascii="var(--ff-mono)" w:eastAsia="굴림체" w:hAnsi="var(--ff-mono)" w:cs="굴림체" w:hint="eastAsia"/>
           <w:kern w:val="0"/>
           <w:sz w:val="20"/>
           <w:szCs w:val="20"/>
@@ -6986,7 +7233,7 @@
         <w:jc w:val="left"/>
         <w:textAlignment w:val="baseline"/>
         <w:rPr>
-          <w:rFonts w:ascii="var(--ff-mono)" w:eastAsia="굴림체" w:hAnsi="var(--ff-mono)" w:cs="굴림체"/>
+          <w:rFonts w:ascii="var(--ff-mono)" w:eastAsia="굴림체" w:hAnsi="var(--ff-mono)" w:cs="굴림체" w:hint="eastAsia"/>
           <w:kern w:val="0"/>
           <w:sz w:val="20"/>
           <w:szCs w:val="20"/>
@@ -7006,7 +7253,7 @@
     <w:p>
       <w:pPr>
         <w:rPr>
-          <w:rFonts w:ascii="Noto Sans Korean" w:hAnsi="Noto Sans Korean"/>
+          <w:rFonts w:ascii="Noto Sans Korean" w:hAnsi="Noto Sans Korean" w:hint="eastAsia"/>
           <w:color w:val="000000"/>
           <w:sz w:val="23"/>
           <w:szCs w:val="23"/>
@@ -7056,8 +7303,6 @@
         </w:rPr>
         <w:t xml:space="preserve"> net.ipv4.tcp_keepalive_time=60</w:t>
       </w:r>
-      <w:bookmarkStart w:id="8" w:name="_GoBack"/>
-      <w:bookmarkEnd w:id="8"/>
     </w:p>
     <w:p>
       <w:pPr>
@@ -7155,7 +7400,18 @@
           <w:szCs w:val="20"/>
           <w:bdr w:val="none" w:sz="0" w:space="0" w:color="auto" w:frame="1"/>
         </w:rPr>
-        <w:t xml:space="preserve">$ vim </w:t>
+        <w:t xml:space="preserve">$ </w:t>
+      </w:r>
+      <w:proofErr w:type="gramStart"/>
+      <w:r>
+        <w:rPr>
+          <w:rStyle w:val="HTML0"/>
+          <w:rFonts w:asciiTheme="minorHAnsi" w:eastAsiaTheme="minorHAnsi" w:hAnsiTheme="minorHAnsi"/>
+          <w:sz w:val="20"/>
+          <w:szCs w:val="20"/>
+          <w:bdr w:val="none" w:sz="0" w:space="0" w:color="auto" w:frame="1"/>
+        </w:rPr>
+        <w:t xml:space="preserve">vim </w:t>
       </w:r>
       <w:r>
         <w:rPr>
@@ -7167,6 +7423,7 @@
         </w:rPr>
         <w:t> /etc/sysctl.conf</w:t>
       </w:r>
+      <w:proofErr w:type="gramEnd"/>
     </w:p>
     <w:p>
       <w:pPr>
@@ -7276,13 +7533,13 @@
           <wp:anchor distT="0" distB="0" distL="114300" distR="114300" simplePos="0" relativeHeight="251685888" behindDoc="0" locked="0" layoutInCell="1" allowOverlap="1" wp14:anchorId="5E957269" wp14:editId="2653065B">
             <wp:simplePos x="0" y="0"/>
             <wp:positionH relativeFrom="margin">
-              <wp:align>left</wp:align>
+              <wp:posOffset>0</wp:posOffset>
             </wp:positionH>
             <wp:positionV relativeFrom="paragraph">
-              <wp:posOffset>322496</wp:posOffset>
+              <wp:posOffset>369570</wp:posOffset>
             </wp:positionV>
-            <wp:extent cx="5476875" cy="1047750"/>
-            <wp:effectExtent l="0" t="0" r="9525" b="0"/>
+            <wp:extent cx="5476875" cy="951230"/>
+            <wp:effectExtent l="0" t="0" r="9525" b="1270"/>
             <wp:wrapSquare wrapText="bothSides"/>
             <wp:docPr id="2" name="그림 2"/>
             <wp:cNvGraphicFramePr>
@@ -7296,7 +7553,13 @@
                     <pic:cNvPicPr/>
                   </pic:nvPicPr>
                   <pic:blipFill>
-                    <a:blip r:embed="rId18"/>
+                    <a:blip r:embed="rId18">
+                      <a:extLst>
+                        <a:ext uri="{28A0092B-C50C-407E-A947-70E740481C1C}">
+                          <a14:useLocalDpi xmlns:a14="http://schemas.microsoft.com/office/drawing/2010/main" val="0"/>
+                        </a:ext>
+                      </a:extLst>
+                    </a:blip>
                     <a:stretch>
                       <a:fillRect/>
                     </a:stretch>
@@ -7304,7 +7567,7 @@
                   <pic:spPr>
                     <a:xfrm>
                       <a:off x="0" y="0"/>
-                      <a:ext cx="5476875" cy="1047750"/>
+                      <a:ext cx="5476875" cy="951230"/>
                     </a:xfrm>
                     <a:prstGeom prst="rect">
                       <a:avLst/>
@@ -7313,6 +7576,9 @@
                 </pic:pic>
               </a:graphicData>
             </a:graphic>
+            <wp14:sizeRelV relativeFrom="margin">
+              <wp14:pctHeight>0</wp14:pctHeight>
+            </wp14:sizeRelV>
           </wp:anchor>
         </w:drawing>
       </w:r>
@@ -7482,16 +7748,7 @@
           <w:sz w:val="20"/>
           <w:szCs w:val="20"/>
         </w:rPr>
-        <w:t>ProxyPass</w:t>
-      </w:r>
-      <w:r>
-        <w:rPr>
-          <w:rFonts w:asciiTheme="minorHAnsi" w:eastAsiaTheme="minorHAnsi" w:hAnsiTheme="minorHAnsi" w:cs="Lucida Console"/>
-          <w:color w:val="000000" w:themeColor="text1"/>
-          <w:sz w:val="20"/>
-          <w:szCs w:val="20"/>
-        </w:rPr>
-        <w:t xml:space="preserve"> </w:t>
+        <w:t xml:space="preserve">ProxyPass </w:t>
       </w:r>
       <w:r>
         <w:rPr>
@@ -7562,7 +7819,7 @@
 </file>
 
 <file path=word/endnotes.xml><?xml version="1.0" encoding="utf-8"?>
-<w:endnotes xmlns:wpc="http://schemas.microsoft.com/office/word/2010/wordprocessingCanvas" xmlns:cx="http://schemas.microsoft.com/office/drawing/2014/chartex" xmlns:mc="http://schemas.openxmlformats.org/markup-compatibility/2006" xmlns:o="urn:schemas-microsoft-com:office:office" xmlns:r="http://schemas.openxmlformats.org/officeDocument/2006/relationships" xmlns:m="http://schemas.openxmlformats.org/officeDocument/2006/math" xmlns:v="urn:schemas-microsoft-com:vml" xmlns:wp14="http://schemas.microsoft.com/office/word/2010/wordprocessingDrawing" xmlns:wp="http://schemas.openxmlformats.org/drawingml/2006/wordprocessingDrawing" xmlns:w10="urn:schemas-microsoft-com:office:word" xmlns:w="http://schemas.openxmlformats.org/wordprocessingml/2006/main" xmlns:w14="http://schemas.microsoft.com/office/word/2010/wordml" xmlns:w15="http://schemas.microsoft.com/office/word/2012/wordml" xmlns:w16se="http://schemas.microsoft.com/office/word/2015/wordml/symex" xmlns:wpg="http://schemas.microsoft.com/office/word/2010/wordprocessingGroup" xmlns:wpi="http://schemas.microsoft.com/office/word/2010/wordprocessingInk" xmlns:wne="http://schemas.microsoft.com/office/word/2006/wordml" xmlns:wps="http://schemas.microsoft.com/office/word/2010/wordprocessingShape" mc:Ignorable="w14 w15 w16se wp14">
+<w:endnotes xmlns:wpc="http://schemas.microsoft.com/office/word/2010/wordprocessingCanvas" xmlns:cx="http://schemas.microsoft.com/office/drawing/2014/chartex" xmlns:cx1="http://schemas.microsoft.com/office/drawing/2015/9/8/chartex" xmlns:cx2="http://schemas.microsoft.com/office/drawing/2015/10/21/chartex" xmlns:cx3="http://schemas.microsoft.com/office/drawing/2016/5/9/chartex" xmlns:cx4="http://schemas.microsoft.com/office/drawing/2016/5/10/chartex" xmlns:cx5="http://schemas.microsoft.com/office/drawing/2016/5/11/chartex" xmlns:cx6="http://schemas.microsoft.com/office/drawing/2016/5/12/chartex" xmlns:cx7="http://schemas.microsoft.com/office/drawing/2016/5/13/chartex" xmlns:cx8="http://schemas.microsoft.com/office/drawing/2016/5/14/chartex" xmlns:mc="http://schemas.openxmlformats.org/markup-compatibility/2006" xmlns:aink="http://schemas.microsoft.com/office/drawing/2016/ink" xmlns:am3d="http://schemas.microsoft.com/office/drawing/2017/model3d" xmlns:o="urn:schemas-microsoft-com:office:office" xmlns:r="http://schemas.openxmlformats.org/officeDocument/2006/relationships" xmlns:m="http://schemas.openxmlformats.org/officeDocument/2006/math" xmlns:v="urn:schemas-microsoft-com:vml" xmlns:wp14="http://schemas.microsoft.com/office/word/2010/wordprocessingDrawing" xmlns:wp="http://schemas.openxmlformats.org/drawingml/2006/wordprocessingDrawing" xmlns:w10="urn:schemas-microsoft-com:office:word" xmlns:w="http://schemas.openxmlformats.org/wordprocessingml/2006/main" xmlns:w14="http://schemas.microsoft.com/office/word/2010/wordml" xmlns:w15="http://schemas.microsoft.com/office/word/2012/wordml" xmlns:w16cid="http://schemas.microsoft.com/office/word/2016/wordml/cid" xmlns:w16se="http://schemas.microsoft.com/office/word/2015/wordml/symex" xmlns:wpg="http://schemas.microsoft.com/office/word/2010/wordprocessingGroup" xmlns:wpi="http://schemas.microsoft.com/office/word/2010/wordprocessingInk" xmlns:wne="http://schemas.microsoft.com/office/word/2006/wordml" xmlns:wps="http://schemas.microsoft.com/office/word/2010/wordprocessingShape" mc:Ignorable="w14 w15 w16se w16cid wp14">
   <w:endnote w:type="separator" w:id="-1">
     <w:p>
       <w:pPr>
@@ -7587,7 +7844,7 @@
 </file>
 
 <file path=word/footnotes.xml><?xml version="1.0" encoding="utf-8"?>
-<w:footnotes xmlns:wpc="http://schemas.microsoft.com/office/word/2010/wordprocessingCanvas" xmlns:cx="http://schemas.microsoft.com/office/drawing/2014/chartex" xmlns:mc="http://schemas.openxmlformats.org/markup-compatibility/2006" xmlns:o="urn:schemas-microsoft-com:office:office" xmlns:r="http://schemas.openxmlformats.org/officeDocument/2006/relationships" xmlns:m="http://schemas.openxmlformats.org/officeDocument/2006/math" xmlns:v="urn:schemas-microsoft-com:vml" xmlns:wp14="http://schemas.microsoft.com/office/word/2010/wordprocessingDrawing" xmlns:wp="http://schemas.openxmlformats.org/drawingml/2006/wordprocessingDrawing" xmlns:w10="urn:schemas-microsoft-com:office:word" xmlns:w="http://schemas.openxmlformats.org/wordprocessingml/2006/main" xmlns:w14="http://schemas.microsoft.com/office/word/2010/wordml" xmlns:w15="http://schemas.microsoft.com/office/word/2012/wordml" xmlns:w16se="http://schemas.microsoft.com/office/word/2015/wordml/symex" xmlns:wpg="http://schemas.microsoft.com/office/word/2010/wordprocessingGroup" xmlns:wpi="http://schemas.microsoft.com/office/word/2010/wordprocessingInk" xmlns:wne="http://schemas.microsoft.com/office/word/2006/wordml" xmlns:wps="http://schemas.microsoft.com/office/word/2010/wordprocessingShape" mc:Ignorable="w14 w15 w16se wp14">
+<w:footnotes xmlns:wpc="http://schemas.microsoft.com/office/word/2010/wordprocessingCanvas" xmlns:cx="http://schemas.microsoft.com/office/drawing/2014/chartex" xmlns:cx1="http://schemas.microsoft.com/office/drawing/2015/9/8/chartex" xmlns:cx2="http://schemas.microsoft.com/office/drawing/2015/10/21/chartex" xmlns:cx3="http://schemas.microsoft.com/office/drawing/2016/5/9/chartex" xmlns:cx4="http://schemas.microsoft.com/office/drawing/2016/5/10/chartex" xmlns:cx5="http://schemas.microsoft.com/office/drawing/2016/5/11/chartex" xmlns:cx6="http://schemas.microsoft.com/office/drawing/2016/5/12/chartex" xmlns:cx7="http://schemas.microsoft.com/office/drawing/2016/5/13/chartex" xmlns:cx8="http://schemas.microsoft.com/office/drawing/2016/5/14/chartex" xmlns:mc="http://schemas.openxmlformats.org/markup-compatibility/2006" xmlns:aink="http://schemas.microsoft.com/office/drawing/2016/ink" xmlns:am3d="http://schemas.microsoft.com/office/drawing/2017/model3d" xmlns:o="urn:schemas-microsoft-com:office:office" xmlns:r="http://schemas.openxmlformats.org/officeDocument/2006/relationships" xmlns:m="http://schemas.openxmlformats.org/officeDocument/2006/math" xmlns:v="urn:schemas-microsoft-com:vml" xmlns:wp14="http://schemas.microsoft.com/office/word/2010/wordprocessingDrawing" xmlns:wp="http://schemas.openxmlformats.org/drawingml/2006/wordprocessingDrawing" xmlns:w10="urn:schemas-microsoft-com:office:word" xmlns:w="http://schemas.openxmlformats.org/wordprocessingml/2006/main" xmlns:w14="http://schemas.microsoft.com/office/word/2010/wordml" xmlns:w15="http://schemas.microsoft.com/office/word/2012/wordml" xmlns:w16cid="http://schemas.microsoft.com/office/word/2016/wordml/cid" xmlns:w16se="http://schemas.microsoft.com/office/word/2015/wordml/symex" xmlns:wpg="http://schemas.microsoft.com/office/word/2010/wordprocessingGroup" xmlns:wpi="http://schemas.microsoft.com/office/word/2010/wordprocessingInk" xmlns:wne="http://schemas.microsoft.com/office/word/2006/wordml" xmlns:wps="http://schemas.microsoft.com/office/word/2010/wordprocessingShape" mc:Ignorable="w14 w15 w16se w16cid wp14">
   <w:footnote w:type="separator" w:id="-1">
     <w:p>
       <w:pPr>
@@ -7612,7 +7869,7 @@
 </file>
 
 <file path=word/numbering.xml><?xml version="1.0" encoding="utf-8"?>
-<w:numbering xmlns:wpc="http://schemas.microsoft.com/office/word/2010/wordprocessingCanvas" xmlns:cx="http://schemas.microsoft.com/office/drawing/2014/chartex" xmlns:mc="http://schemas.openxmlformats.org/markup-compatibility/2006" xmlns:o="urn:schemas-microsoft-com:office:office" xmlns:r="http://schemas.openxmlformats.org/officeDocument/2006/relationships" xmlns:m="http://schemas.openxmlformats.org/officeDocument/2006/math" xmlns:v="urn:schemas-microsoft-com:vml" xmlns:wp14="http://schemas.microsoft.com/office/word/2010/wordprocessingDrawing" xmlns:wp="http://schemas.openxmlformats.org/drawingml/2006/wordprocessingDrawing" xmlns:w10="urn:schemas-microsoft-com:office:word" xmlns:w="http://schemas.openxmlformats.org/wordprocessingml/2006/main" xmlns:w14="http://schemas.microsoft.com/office/word/2010/wordml" xmlns:w15="http://schemas.microsoft.com/office/word/2012/wordml" xmlns:w16se="http://schemas.microsoft.com/office/word/2015/wordml/symex" xmlns:wpg="http://schemas.microsoft.com/office/word/2010/wordprocessingGroup" xmlns:wpi="http://schemas.microsoft.com/office/word/2010/wordprocessingInk" xmlns:wne="http://schemas.microsoft.com/office/word/2006/wordml" xmlns:wps="http://schemas.microsoft.com/office/word/2010/wordprocessingShape" mc:Ignorable="w14 w15 w16se wp14">
+<w:numbering xmlns:wpc="http://schemas.microsoft.com/office/word/2010/wordprocessingCanvas" xmlns:cx="http://schemas.microsoft.com/office/drawing/2014/chartex" xmlns:cx1="http://schemas.microsoft.com/office/drawing/2015/9/8/chartex" xmlns:cx2="http://schemas.microsoft.com/office/drawing/2015/10/21/chartex" xmlns:cx3="http://schemas.microsoft.com/office/drawing/2016/5/9/chartex" xmlns:cx4="http://schemas.microsoft.com/office/drawing/2016/5/10/chartex" xmlns:cx5="http://schemas.microsoft.com/office/drawing/2016/5/11/chartex" xmlns:cx6="http://schemas.microsoft.com/office/drawing/2016/5/12/chartex" xmlns:cx7="http://schemas.microsoft.com/office/drawing/2016/5/13/chartex" xmlns:cx8="http://schemas.microsoft.com/office/drawing/2016/5/14/chartex" xmlns:mc="http://schemas.openxmlformats.org/markup-compatibility/2006" xmlns:aink="http://schemas.microsoft.com/office/drawing/2016/ink" xmlns:am3d="http://schemas.microsoft.com/office/drawing/2017/model3d" xmlns:o="urn:schemas-microsoft-com:office:office" xmlns:r="http://schemas.openxmlformats.org/officeDocument/2006/relationships" xmlns:m="http://schemas.openxmlformats.org/officeDocument/2006/math" xmlns:v="urn:schemas-microsoft-com:vml" xmlns:wp14="http://schemas.microsoft.com/office/word/2010/wordprocessingDrawing" xmlns:wp="http://schemas.openxmlformats.org/drawingml/2006/wordprocessingDrawing" xmlns:w10="urn:schemas-microsoft-com:office:word" xmlns:w="http://schemas.openxmlformats.org/wordprocessingml/2006/main" xmlns:w14="http://schemas.microsoft.com/office/word/2010/wordml" xmlns:w15="http://schemas.microsoft.com/office/word/2012/wordml" xmlns:w16cid="http://schemas.microsoft.com/office/word/2016/wordml/cid" xmlns:w16se="http://schemas.microsoft.com/office/word/2015/wordml/symex" xmlns:wpg="http://schemas.microsoft.com/office/word/2010/wordprocessingGroup" xmlns:wpi="http://schemas.microsoft.com/office/word/2010/wordprocessingInk" xmlns:wne="http://schemas.microsoft.com/office/word/2006/wordml" xmlns:wps="http://schemas.microsoft.com/office/word/2010/wordprocessingShape" mc:Ignorable="w14 w15 w16se w16cid wp14">
   <w:abstractNum w:abstractNumId="0" w15:restartNumberingAfterBreak="0">
     <w:nsid w:val="082521D8"/>
     <w:multiLevelType w:val="hybridMultilevel"/>
@@ -8054,7 +8311,7 @@
 </file>
 
 <file path=word/styles.xml><?xml version="1.0" encoding="utf-8"?>
-<w:styles xmlns:mc="http://schemas.openxmlformats.org/markup-compatibility/2006" xmlns:r="http://schemas.openxmlformats.org/officeDocument/2006/relationships" xmlns:w="http://schemas.openxmlformats.org/wordprocessingml/2006/main" xmlns:w14="http://schemas.microsoft.com/office/word/2010/wordml" xmlns:w15="http://schemas.microsoft.com/office/word/2012/wordml" xmlns:w16se="http://schemas.microsoft.com/office/word/2015/wordml/symex" mc:Ignorable="w14 w15 w16se">
+<w:styles xmlns:mc="http://schemas.openxmlformats.org/markup-compatibility/2006" xmlns:r="http://schemas.openxmlformats.org/officeDocument/2006/relationships" xmlns:w="http://schemas.openxmlformats.org/wordprocessingml/2006/main" xmlns:w14="http://schemas.microsoft.com/office/word/2010/wordml" xmlns:w15="http://schemas.microsoft.com/office/word/2012/wordml" xmlns:w16cid="http://schemas.microsoft.com/office/word/2016/wordml/cid" xmlns:w16se="http://schemas.microsoft.com/office/word/2015/wordml/symex" mc:Ignorable="w14 w15 w16se w16cid">
   <w:docDefaults>
     <w:rPrDefault>
       <w:rPr>
@@ -8071,7 +8328,7 @@
       </w:pPr>
     </w:pPrDefault>
   </w:docDefaults>
-  <w:latentStyles w:defLockedState="0" w:defUIPriority="99" w:defSemiHidden="0" w:defUnhideWhenUsed="0" w:defQFormat="0" w:count="371">
+  <w:latentStyles w:defLockedState="0" w:defUIPriority="99" w:defSemiHidden="0" w:defUnhideWhenUsed="0" w:defQFormat="0" w:count="375">
     <w:lsdException w:name="Normal" w:uiPriority="0" w:qFormat="1"/>
     <w:lsdException w:name="heading 1" w:uiPriority="9" w:qFormat="1"/>
     <w:lsdException w:name="heading 2" w:semiHidden="1" w:uiPriority="9" w:unhideWhenUsed="1" w:qFormat="1"/>
@@ -8177,7 +8434,6 @@
     <w:lsdException w:name="HTML Sample" w:semiHidden="1" w:unhideWhenUsed="1"/>
     <w:lsdException w:name="HTML Typewriter" w:semiHidden="1" w:unhideWhenUsed="1"/>
     <w:lsdException w:name="HTML Variable" w:semiHidden="1" w:unhideWhenUsed="1"/>
-    <w:lsdException w:name="Normal Table" w:semiHidden="1" w:unhideWhenUsed="1"/>
     <w:lsdException w:name="annotation subject" w:semiHidden="1" w:unhideWhenUsed="1"/>
     <w:lsdException w:name="No List" w:semiHidden="1" w:unhideWhenUsed="1"/>
     <w:lsdException w:name="Outline List 1" w:semiHidden="1" w:unhideWhenUsed="1"/>
@@ -8221,10 +8477,8 @@
     <w:lsdException w:name="Table Elegant" w:semiHidden="1" w:unhideWhenUsed="1"/>
     <w:lsdException w:name="Table Professional" w:semiHidden="1" w:unhideWhenUsed="1"/>
     <w:lsdException w:name="Table Subtle 1" w:semiHidden="1" w:unhideWhenUsed="1"/>
-    <w:lsdException w:name="Table Subtle 2" w:semiHidden="1" w:unhideWhenUsed="1"/>
     <w:lsdException w:name="Table Web 1" w:semiHidden="1" w:unhideWhenUsed="1"/>
     <w:lsdException w:name="Table Web 2" w:semiHidden="1" w:unhideWhenUsed="1"/>
-    <w:lsdException w:name="Table Web 3" w:semiHidden="1" w:unhideWhenUsed="1"/>
     <w:lsdException w:name="Balloon Text" w:semiHidden="1" w:unhideWhenUsed="1"/>
     <w:lsdException w:name="Table Grid" w:uiPriority="39"/>
     <w:lsdException w:name="Table Theme" w:semiHidden="1" w:unhideWhenUsed="1"/>
@@ -8443,6 +8697,10 @@
     <w:lsdException w:name="List Table 5 Dark Accent 6" w:uiPriority="50"/>
     <w:lsdException w:name="List Table 6 Colorful Accent 6" w:uiPriority="51"/>
     <w:lsdException w:name="List Table 7 Colorful Accent 6" w:uiPriority="52"/>
+    <w:lsdException w:name="Mention" w:semiHidden="1" w:unhideWhenUsed="1"/>
+    <w:lsdException w:name="Smart Hyperlink" w:semiHidden="1" w:unhideWhenUsed="1"/>
+    <w:lsdException w:name="Hashtag" w:semiHidden="1" w:unhideWhenUsed="1"/>
+    <w:lsdException w:name="Unresolved Mention" w:semiHidden="1" w:unhideWhenUsed="1"/>
   </w:latentStyles>
   <w:style w:type="paragraph" w:default="1" w:styleId="a">
     <w:name w:val="Normal"/>
@@ -8514,6 +8772,7 @@
   <w:style w:type="character" w:default="1" w:styleId="a0">
     <w:name w:val="Default Paragraph Font"/>
     <w:uiPriority w:val="1"/>
+    <w:semiHidden/>
     <w:unhideWhenUsed/>
   </w:style>
   <w:style w:type="table" w:default="1" w:styleId="a1">
